--- a/docs/resources/guides/M4_四日數據分析_學員逐步講義.docx
+++ b/docs/resources/guides/M4_四日數據分析_學員逐步講義.docx
@@ -13471,7 +13471,7 @@
         <w:pStyle w:val="Heading1"/>
       </w:pPr>
       <w:r>
-        <w:t>Day 3｜Day 3｜AI 新品上市策略、價格情境與營收優化</w:t>
+        <w:t>Day 3｜AI 新品上市策略、價格情境與營收優化</w:t>
       </w:r>
     </w:p>
     <w:p>

--- a/docs/resources/guides/M4_四日數據分析_學員逐步講義.docx
+++ b/docs/resources/guides/M4_四日數據分析_學員逐步講義.docx
@@ -370,6 +370,26 @@
       </w:r>
     </w:p>
     <w:p>
+      <w:pPr>
+        <w:shd w:fill="EAEDEF"/>
+        <w:pBdr>
+          <w:left w:val="single" w:sz="18" w:space="8" w:color="0B5D69"/>
+        </w:pBdr>
+        <w:spacing w:before="80" w:after="120"/>
+        <w:ind w:left="173" w:right="115"/>
+      </w:pPr>
+      <w:r>
+        <w:rPr>
+          <w:b/>
+          <w:color w:val="0B5D69"/>
+        </w:rPr>
+        <w:t>名詞說明｜個人分析紀錄（Colab 文字儲存格）：</w:t>
+      </w:r>
+      <w:r>
+        <w:t>看到『個人分析紀錄』時，請在指定 Cell ID 下方按『＋文字』新增 Colab 文字儲存格，把資料檢核、模型解讀或決策句寫在裡面。它不是另外下載的檔案，也不是課後 Google Form。</w:t>
+      </w:r>
+    </w:p>
+    <w:p>
       <w:r>
         <w:br w:type="page"/>
       </w:r>
@@ -2840,8 +2860,8 @@
       <w:r>
         <w:drawing>
           <wp:inline xmlns:a="http://schemas.openxmlformats.org/drawingml/2006/main" xmlns:pic="http://schemas.openxmlformats.org/drawingml/2006/picture">
-            <wp:extent cx="5577840" cy="1977738"/>
-            <wp:docPr id="4" name="Picture 4" descr="Day 1 D1-S01 的預期畫面示意" title="Day 1 D1-S01 的預期畫面示意"/>
+            <wp:extent cx="5577840" cy="3267021"/>
+            <wp:docPr id="4" name="Picture 4" descr="雜草町示例：Day 1 D1-S01 的預期畫面示意" title="雜草町示例：Day 1 D1-S01 的預期畫面示意"/>
             <wp:cNvGraphicFramePr>
               <a:graphicFrameLocks noChangeAspect="1"/>
             </wp:cNvGraphicFramePr>
@@ -2849,7 +2869,7 @@
               <a:graphicData uri="http://schemas.openxmlformats.org/drawingml/2006/picture">
                 <pic:pic>
                   <pic:nvPicPr>
-                    <pic:cNvPr id="0" name="figure-01.png"/>
+                    <pic:cNvPr id="0" name="D1-S01.png"/>
                     <pic:cNvPicPr/>
                   </pic:nvPicPr>
                   <pic:blipFill>
@@ -2861,7 +2881,7 @@
                   <pic:spPr>
                     <a:xfrm>
                       <a:off x="0" y="0"/>
-                      <a:ext cx="5577840" cy="1977738"/>
+                      <a:ext cx="5577840" cy="3267021"/>
                     </a:xfrm>
                     <a:prstGeom prst="rect"/>
                   </pic:spPr>
@@ -2883,7 +2903,7 @@
           <w:color w:val="595959"/>
           <w:sz w:val="18"/>
         </w:rPr>
-        <w:t>圖：完成 D1-S01 後可核對的畫面或輸出</w:t>
+        <w:t>圖：完成 D1-S01 後可核對的雜草町示例；你的精確數值依所選企業為準</w:t>
       </w:r>
     </w:p>
     <w:p>
@@ -3000,7 +3020,7 @@
         </w:numPr>
       </w:pPr>
       <w:r>
-        <w:t>在學習單分開寫出『原始缺失』與『處理後檢核』，不要把補值後的 0 誤寫成原本沒有缺失。</w:t>
+        <w:t>在 D1-S02 下方的「個人分析紀錄」Colab 文字儲存格，分開寫出『原始缺失』與『處理後檢核』，不要把補值後的 0 誤寫成原本沒有缺失。</w:t>
       </w:r>
     </w:p>
     <w:p>
@@ -3275,59 +3295,6 @@
     </w:p>
     <w:p>
       <w:pPr>
-        <w:jc w:val="center"/>
-      </w:pPr>
-      <w:r>
-        <w:drawing>
-          <wp:inline xmlns:a="http://schemas.openxmlformats.org/drawingml/2006/main" xmlns:pic="http://schemas.openxmlformats.org/drawingml/2006/picture">
-            <wp:extent cx="5577840" cy="3929384"/>
-            <wp:docPr id="5" name="Picture 5" descr="Day 1 D1-S02 的預期畫面示意" title="Day 1 D1-S02 的預期畫面示意"/>
-            <wp:cNvGraphicFramePr>
-              <a:graphicFrameLocks noChangeAspect="1"/>
-            </wp:cNvGraphicFramePr>
-            <a:graphic>
-              <a:graphicData uri="http://schemas.openxmlformats.org/drawingml/2006/picture">
-                <pic:pic>
-                  <pic:nvPicPr>
-                    <pic:cNvPr id="0" name="figure-02.png"/>
-                    <pic:cNvPicPr/>
-                  </pic:nvPicPr>
-                  <pic:blipFill>
-                    <a:blip r:embed="rId14"/>
-                    <a:stretch>
-                      <a:fillRect/>
-                    </a:stretch>
-                  </pic:blipFill>
-                  <pic:spPr>
-                    <a:xfrm>
-                      <a:off x="0" y="0"/>
-                      <a:ext cx="5577840" cy="3929384"/>
-                    </a:xfrm>
-                    <a:prstGeom prst="rect"/>
-                  </pic:spPr>
-                </pic:pic>
-              </a:graphicData>
-            </a:graphic>
-          </wp:inline>
-        </w:drawing>
-      </w:r>
-    </w:p>
-    <w:p>
-      <w:pPr>
-        <w:spacing w:after="160"/>
-        <w:jc w:val="center"/>
-      </w:pPr>
-      <w:r>
-        <w:rPr>
-          <w:i/>
-          <w:color w:val="595959"/>
-          <w:sz w:val="18"/>
-        </w:rPr>
-        <w:t>圖：完成 D1-S02 後可核對的畫面或輸出</w:t>
-      </w:r>
-    </w:p>
-    <w:p>
-      <w:pPr>
         <w:pStyle w:val="Heading2"/>
       </w:pPr>
       <w:r>
@@ -3490,7 +3457,7 @@
         <w:t>預期輸出／合理範圍：</w:t>
       </w:r>
       <w:r>
-        <w:t>雜草町預設輸出有 4 個 offer、每項 24 月；平均需求排序約為老宅夜間工藝 124.58、金工入門 119.92、羊毛氈 110.08、手捏陶 101.46。</w:t>
+        <w:t>企業摘要表應只有網站所選企業的 4 個 offer，每項各 24 個月，並列出平均需求、需求標準差、平均搜尋指數與促銷總額。精確排序與數值依企業專屬 Notebook 為準。</w:t>
       </w:r>
     </w:p>
     <w:p>
@@ -3715,59 +3682,6 @@
     </w:p>
     <w:p>
       <w:pPr>
-        <w:jc w:val="center"/>
-      </w:pPr>
-      <w:r>
-        <w:drawing>
-          <wp:inline xmlns:a="http://schemas.openxmlformats.org/drawingml/2006/main" xmlns:pic="http://schemas.openxmlformats.org/drawingml/2006/picture">
-            <wp:extent cx="5577840" cy="1975914"/>
-            <wp:docPr id="6" name="Picture 6" descr="Day 1 D1-S03 的預期畫面示意" title="Day 1 D1-S03 的預期畫面示意"/>
-            <wp:cNvGraphicFramePr>
-              <a:graphicFrameLocks noChangeAspect="1"/>
-            </wp:cNvGraphicFramePr>
-            <a:graphic>
-              <a:graphicData uri="http://schemas.openxmlformats.org/drawingml/2006/picture">
-                <pic:pic>
-                  <pic:nvPicPr>
-                    <pic:cNvPr id="0" name="figure-03.png"/>
-                    <pic:cNvPicPr/>
-                  </pic:nvPicPr>
-                  <pic:blipFill>
-                    <a:blip r:embed="rId15"/>
-                    <a:stretch>
-                      <a:fillRect/>
-                    </a:stretch>
-                  </pic:blipFill>
-                  <pic:spPr>
-                    <a:xfrm>
-                      <a:off x="0" y="0"/>
-                      <a:ext cx="5577840" cy="1975914"/>
-                    </a:xfrm>
-                    <a:prstGeom prst="rect"/>
-                  </pic:spPr>
-                </pic:pic>
-              </a:graphicData>
-            </a:graphic>
-          </wp:inline>
-        </w:drawing>
-      </w:r>
-    </w:p>
-    <w:p>
-      <w:pPr>
-        <w:spacing w:after="160"/>
-        <w:jc w:val="center"/>
-      </w:pPr>
-      <w:r>
-        <w:rPr>
-          <w:i/>
-          <w:color w:val="595959"/>
-          <w:sz w:val="18"/>
-        </w:rPr>
-        <w:t>圖：完成 D1-S03 後可核對的畫面或輸出</w:t>
-      </w:r>
-    </w:p>
-    <w:p>
-      <w:pPr>
         <w:pStyle w:val="Heading2"/>
       </w:pPr>
       <w:r>
@@ -3930,7 +3844,7 @@
         <w:t>預期輸出／合理範圍：</w:t>
       </w:r>
       <w:r>
-        <w:t>雜草町最近六個月需求約為 501、486、419、446、435、482；2025-07 最高，2025-09 明顯下降，最後三月移動平均約 454.3。</w:t>
+        <w:t>產生所選企業的月需求折線、3 個月移動平均與最近 6 個月表格；日期應由早到晚，移動平均前兩期可為空值。高低點與精確數字依專屬圖表為準。</w:t>
       </w:r>
     </w:p>
     <w:p>
@@ -4160,8 +4074,8 @@
       <w:r>
         <w:drawing>
           <wp:inline xmlns:a="http://schemas.openxmlformats.org/drawingml/2006/main" xmlns:pic="http://schemas.openxmlformats.org/drawingml/2006/picture">
-            <wp:extent cx="5577840" cy="3267021"/>
-            <wp:docPr id="7" name="Picture 7" descr="Day 1 D1-S04 的預期畫面示意" title="Day 1 D1-S04 的預期畫面示意"/>
+            <wp:extent cx="5577840" cy="1977738"/>
+            <wp:docPr id="5" name="Picture 5" descr="雜草町示例：Day 1 D1-S04 的預期畫面示意" title="雜草町示例：Day 1 D1-S04 的預期畫面示意"/>
             <wp:cNvGraphicFramePr>
               <a:graphicFrameLocks noChangeAspect="1"/>
             </wp:cNvGraphicFramePr>
@@ -4169,7 +4083,887 @@
               <a:graphicData uri="http://schemas.openxmlformats.org/drawingml/2006/picture">
                 <pic:pic>
                   <pic:nvPicPr>
-                    <pic:cNvPr id="0" name="figure-04.png"/>
+                    <pic:cNvPr id="0" name="D1-S04.png"/>
+                    <pic:cNvPicPr/>
+                  </pic:nvPicPr>
+                  <pic:blipFill>
+                    <a:blip r:embed="rId14"/>
+                    <a:stretch>
+                      <a:fillRect/>
+                    </a:stretch>
+                  </pic:blipFill>
+                  <pic:spPr>
+                    <a:xfrm>
+                      <a:off x="0" y="0"/>
+                      <a:ext cx="5577840" cy="1977738"/>
+                    </a:xfrm>
+                    <a:prstGeom prst="rect"/>
+                  </pic:spPr>
+                </pic:pic>
+              </a:graphicData>
+            </a:graphic>
+          </wp:inline>
+        </w:drawing>
+      </w:r>
+    </w:p>
+    <w:p>
+      <w:pPr>
+        <w:spacing w:after="160"/>
+        <w:jc w:val="center"/>
+      </w:pPr>
+      <w:r>
+        <w:rPr>
+          <w:i/>
+          <w:color w:val="595959"/>
+          <w:sz w:val="18"/>
+        </w:rPr>
+        <w:t>圖：完成 D1-S04 後可核對的雜草町示例；你的精確數值依所選企業為準</w:t>
+      </w:r>
+    </w:p>
+    <w:p>
+      <w:pPr>
+        <w:pStyle w:val="Heading2"/>
+      </w:pPr>
+      <w:r>
+        <w:t>D1-S05｜檢查數值關聯並守住因果邊界</w:t>
+      </w:r>
+    </w:p>
+    <w:p>
+      <w:pPr>
+        <w:spacing w:after="120"/>
+      </w:pPr>
+      <w:r>
+        <w:rPr>
+          <w:b/>
+          <w:color w:val="0B5D69"/>
+        </w:rPr>
+        <w:t>這一步的目的：</w:t>
+      </w:r>
+      <w:r>
+        <w:t>讀懂相關排序與熱圖，使用關聯語言形成可驗證假設。</w:t>
+      </w:r>
+    </w:p>
+    <w:p>
+      <w:pPr>
+        <w:shd w:fill="EFF8F7"/>
+        <w:pBdr>
+          <w:left w:val="single" w:sz="18" w:space="8" w:color="0B5D69"/>
+        </w:pBdr>
+        <w:spacing w:before="80" w:after="120"/>
+        <w:ind w:left="173" w:right="115"/>
+      </w:pPr>
+      <w:r>
+        <w:rPr>
+          <w:b/>
+          <w:color w:val="0B5D69"/>
+        </w:rPr>
+        <w:t>到哪裡操作：</w:t>
+      </w:r>
+      <w:r>
+        <w:t>Day 1 Notebook → 5. 檢查數值關聯</w:t>
+      </w:r>
+    </w:p>
+    <w:p>
+      <w:pPr>
+        <w:pStyle w:val="Heading3"/>
+      </w:pPr>
+      <w:r>
+        <w:t>照著做</w:t>
+      </w:r>
+    </w:p>
+    <w:p>
+      <w:pPr>
+        <w:numPr>
+          <w:ilvl w:val="0"/>
+          <w:numId w:val="14"/>
+        </w:numPr>
+      </w:pPr>
+      <w:r>
+        <w:t>執行相關矩陣儲存格，先看 demand_units 的相關排序，再看完整熱圖。</w:t>
+      </w:r>
+    </w:p>
+    <w:p>
+      <w:pPr>
+        <w:numPr>
+          <w:ilvl w:val="0"/>
+          <w:numId w:val="14"/>
+        </w:numPr>
+      </w:pPr>
+      <w:r>
+        <w:t>找出正相關最高、負相關最低及接近零的指標。</w:t>
+      </w:r>
+    </w:p>
+    <w:p>
+      <w:pPr>
+        <w:numPr>
+          <w:ilvl w:val="0"/>
+          <w:numId w:val="14"/>
+        </w:numPr>
+      </w:pPr>
+      <w:r>
+        <w:t>核對相關值介於 -1 與 1，對角線為 1。</w:t>
+      </w:r>
+    </w:p>
+    <w:p>
+      <w:pPr>
+        <w:numPr>
+          <w:ilvl w:val="0"/>
+          <w:numId w:val="14"/>
+        </w:numPr>
+      </w:pPr>
+      <w:r>
+        <w:t>使用『在此虛擬資料中呈正／負關聯』句型描述兩項結果。</w:t>
+      </w:r>
+    </w:p>
+    <w:p>
+      <w:pPr>
+        <w:numPr>
+          <w:ilvl w:val="0"/>
+          <w:numId w:val="14"/>
+        </w:numPr>
+      </w:pPr>
+      <w:r>
+        <w:t>為最高相關指標列出至少一個可能混淆因素或反向關係。</w:t>
+      </w:r>
+    </w:p>
+    <w:p>
+      <w:pPr>
+        <w:numPr>
+          <w:ilvl w:val="0"/>
+          <w:numId w:val="14"/>
+        </w:numPr>
+      </w:pPr>
+      <w:r>
+        <w:t>把『提高搜尋一定增加需求』改寫成可被後續實驗驗證的假設。</w:t>
+      </w:r>
+    </w:p>
+    <w:p>
+      <w:pPr>
+        <w:spacing w:after="120"/>
+      </w:pPr>
+      <w:r>
+        <w:rPr>
+          <w:b/>
+          <w:color w:val="0B5D69"/>
+        </w:rPr>
+        <w:t>要修改的參數：</w:t>
+      </w:r>
+      <w:r>
+        <w:t>numeric_cols 維持 Notebook 原設定；不要把文字欄位或未來 demand_units 複製值加入。</w:t>
+      </w:r>
+    </w:p>
+    <w:p>
+      <w:pPr>
+        <w:spacing w:after="120"/>
+      </w:pPr>
+      <w:r>
+        <w:rPr>
+          <w:b/>
+          <w:color w:val="0B5D69"/>
+        </w:rPr>
+        <w:t>執行方式：</w:t>
+      </w:r>
+      <w:r>
+        <w:t>執行後應先出現相關排序表，再顯示熱圖與固定非因果句型。</w:t>
+      </w:r>
+    </w:p>
+    <w:p>
+      <w:pPr>
+        <w:shd w:fill="F4F6F9"/>
+        <w:pBdr>
+          <w:left w:val="single" w:sz="18" w:space="8" w:color="0B5D69"/>
+        </w:pBdr>
+        <w:spacing w:before="80" w:after="120"/>
+        <w:ind w:left="173" w:right="115"/>
+      </w:pPr>
+      <w:r>
+        <w:rPr>
+          <w:b/>
+          <w:color w:val="0B5D69"/>
+        </w:rPr>
+        <w:t>預期輸出／合理範圍：</w:t>
+      </w:r>
+      <w:r>
+        <w:t>輸出所選企業的需求相關排序與相關矩陣，係數均應介於 -1 與 1。請記錄與需求絕對關聯較高的 2–3 個欄位；方向與數值依專屬 Notebook 為準。</w:t>
+      </w:r>
+    </w:p>
+    <w:p>
+      <w:pPr>
+        <w:spacing w:after="120"/>
+      </w:pPr>
+      <w:r>
+        <w:rPr>
+          <w:b/>
+          <w:color w:val="0B5D69"/>
+        </w:rPr>
+        <w:t>結果解讀句型：</w:t>
+      </w:r>
+      <w:r>
+        <w:t>相關係數描述兩變數共同變動方向與線性程度，不控制其他條件，也不能排除需求反過來帶動搜尋、旺季同時推升兩者，或促銷共同影響。高相關可協助選擇後續預測特徵與實驗假設，但不能直接成為加碼理由。</w:t>
+      </w:r>
+    </w:p>
+    <w:tbl>
+      <w:tblPr>
+        <w:tblStyle w:val="TableGrid"/>
+        <w:tblW w:type="dxa" w:w="9360"/>
+        <w:jc w:val="left"/>
+        <w:tblLayout w:type="fixed"/>
+        <w:tblLook w:firstColumn="1" w:firstRow="1" w:lastColumn="0" w:lastRow="0" w:noHBand="0" w:noVBand="1" w:val="04A0"/>
+        <w:tblInd w:w="120" w:type="dxa"/>
+      </w:tblPr>
+      <w:tblGrid>
+        <w:gridCol w:w="2700"/>
+        <w:gridCol w:w="6660"/>
+      </w:tblGrid>
+      <w:tr>
+        <w:trPr>
+          <w:cantSplit/>
+          <w:tblHeader w:val="true"/>
+        </w:trPr>
+        <w:tc>
+          <w:tcPr>
+            <w:tcW w:type="dxa" w:w="2700"/>
+            <w:shd w:fill="E8EEF5"/>
+            <w:vAlign w:val="center"/>
+            <w:tcMar>
+              <w:top w:w="80" w:type="dxa"/>
+              <w:start w:w="120" w:type="dxa"/>
+              <w:bottom w:w="80" w:type="dxa"/>
+              <w:end w:w="120" w:type="dxa"/>
+            </w:tcMar>
+          </w:tcPr>
+          <w:p>
+            <w:pPr>
+              <w:spacing w:after="0"/>
+              <w:jc w:val="center"/>
+            </w:pPr>
+            <w:r>
+              <w:rPr>
+                <w:rFonts w:ascii="Calibri" w:hAnsi="Calibri" w:eastAsia="Microsoft JhengHei"/>
+                <w:b/>
+                <w:sz w:val="18"/>
+              </w:rPr>
+              <w:t>看到的錯誤或異常</w:t>
+            </w:r>
+          </w:p>
+        </w:tc>
+        <w:tc>
+          <w:tcPr>
+            <w:tcW w:type="dxa" w:w="6660"/>
+            <w:shd w:fill="E8EEF5"/>
+            <w:vAlign w:val="center"/>
+            <w:tcMar>
+              <w:top w:w="80" w:type="dxa"/>
+              <w:start w:w="120" w:type="dxa"/>
+              <w:bottom w:w="80" w:type="dxa"/>
+              <w:end w:w="120" w:type="dxa"/>
+            </w:tcMar>
+          </w:tcPr>
+          <w:p>
+            <w:pPr>
+              <w:spacing w:after="0"/>
+              <w:jc w:val="center"/>
+            </w:pPr>
+            <w:r>
+              <w:rPr>
+                <w:rFonts w:ascii="Calibri" w:hAnsi="Calibri" w:eastAsia="Microsoft JhengHei"/>
+                <w:b/>
+                <w:sz w:val="18"/>
+              </w:rPr>
+              <w:t>處理方式</w:t>
+            </w:r>
+          </w:p>
+        </w:tc>
+      </w:tr>
+      <w:tr>
+        <w:trPr>
+          <w:cantSplit/>
+        </w:trPr>
+        <w:tc>
+          <w:tcPr>
+            <w:tcW w:type="dxa" w:w="2700"/>
+            <w:vAlign w:val="center"/>
+            <w:tcMar>
+              <w:top w:w="80" w:type="dxa"/>
+              <w:start w:w="120" w:type="dxa"/>
+              <w:bottom w:w="80" w:type="dxa"/>
+              <w:end w:w="120" w:type="dxa"/>
+            </w:tcMar>
+          </w:tcPr>
+          <w:p>
+            <w:pPr>
+              <w:spacing w:after="40" w:line="264" w:lineRule="auto"/>
+            </w:pPr>
+            <w:r>
+              <w:rPr>
+                <w:rFonts w:ascii="Calibri" w:hAnsi="Calibri" w:eastAsia="Microsoft JhengHei"/>
+                <w:sz w:val="17"/>
+              </w:rPr>
+              <w:t>ValueError：could not convert string to float</w:t>
+            </w:r>
+          </w:p>
+        </w:tc>
+        <w:tc>
+          <w:tcPr>
+            <w:tcW w:type="dxa" w:w="6660"/>
+            <w:vAlign w:val="center"/>
+            <w:tcMar>
+              <w:top w:w="80" w:type="dxa"/>
+              <w:start w:w="120" w:type="dxa"/>
+              <w:bottom w:w="80" w:type="dxa"/>
+              <w:end w:w="120" w:type="dxa"/>
+            </w:tcMar>
+          </w:tcPr>
+          <w:p>
+            <w:pPr>
+              <w:spacing w:after="40" w:line="264" w:lineRule="auto"/>
+            </w:pPr>
+            <w:r>
+              <w:rPr>
+                <w:rFonts w:ascii="Calibri" w:hAnsi="Calibri" w:eastAsia="Microsoft JhengHei"/>
+                <w:sz w:val="17"/>
+              </w:rPr>
+              <w:t>可能原因：自行把 company 或 offer 等文字欄位放入 corr。</w:t>
+              <w:br/>
+              <w:t>處理方式：恢復 numeric_cols，只保留數值欄位後重跑。</w:t>
+            </w:r>
+          </w:p>
+        </w:tc>
+      </w:tr>
+      <w:tr>
+        <w:trPr>
+          <w:cantSplit/>
+        </w:trPr>
+        <w:tc>
+          <w:tcPr>
+            <w:tcW w:type="dxa" w:w="2700"/>
+            <w:vAlign w:val="center"/>
+            <w:tcMar>
+              <w:top w:w="80" w:type="dxa"/>
+              <w:start w:w="120" w:type="dxa"/>
+              <w:bottom w:w="80" w:type="dxa"/>
+              <w:end w:w="120" w:type="dxa"/>
+            </w:tcMar>
+          </w:tcPr>
+          <w:p>
+            <w:pPr>
+              <w:spacing w:after="40" w:line="264" w:lineRule="auto"/>
+            </w:pPr>
+            <w:r>
+              <w:rPr>
+                <w:rFonts w:ascii="Calibri" w:hAnsi="Calibri" w:eastAsia="Microsoft JhengHei"/>
+                <w:sz w:val="17"/>
+              </w:rPr>
+              <w:t>熱圖太小或註記重疊</w:t>
+            </w:r>
+          </w:p>
+        </w:tc>
+        <w:tc>
+          <w:tcPr>
+            <w:tcW w:type="dxa" w:w="6660"/>
+            <w:vAlign w:val="center"/>
+            <w:tcMar>
+              <w:top w:w="80" w:type="dxa"/>
+              <w:start w:w="120" w:type="dxa"/>
+              <w:bottom w:w="80" w:type="dxa"/>
+              <w:end w:w="120" w:type="dxa"/>
+            </w:tcMar>
+          </w:tcPr>
+          <w:p>
+            <w:pPr>
+              <w:spacing w:after="40" w:line="264" w:lineRule="auto"/>
+            </w:pPr>
+            <w:r>
+              <w:rPr>
+                <w:rFonts w:ascii="Calibri" w:hAnsi="Calibri" w:eastAsia="Microsoft JhengHei"/>
+                <w:sz w:val="17"/>
+              </w:rPr>
+              <w:t>可能原因：瀏覽器縮放過小或自行加入過多欄位。</w:t>
+              <w:br/>
+              <w:t>處理方式：恢復 figsize=(9, 6) 與原始欄位；使用瀏覽器 100% 縮放。</w:t>
+            </w:r>
+          </w:p>
+        </w:tc>
+      </w:tr>
+    </w:tbl>
+    <w:p/>
+    <w:p>
+      <w:pPr>
+        <w:shd w:fill="FFF8E8"/>
+        <w:pBdr>
+          <w:left w:val="single" w:sz="18" w:space="8" w:color="0B5D69"/>
+        </w:pBdr>
+        <w:spacing w:before="80" w:after="120"/>
+        <w:ind w:left="173" w:right="115"/>
+      </w:pPr>
+      <w:r>
+        <w:rPr>
+          <w:b/>
+          <w:color w:val="0B5D69"/>
+        </w:rPr>
+        <w:t>完成檢核：</w:t>
+      </w:r>
+      <w:r>
+        <w:t>我能引用兩個相關值，並提出至少一個不把相關寫成因果的解釋。</w:t>
+      </w:r>
+    </w:p>
+    <w:p>
+      <w:pPr>
+        <w:jc w:val="center"/>
+      </w:pPr>
+      <w:r>
+        <w:drawing>
+          <wp:inline xmlns:a="http://schemas.openxmlformats.org/drawingml/2006/main" xmlns:pic="http://schemas.openxmlformats.org/drawingml/2006/picture">
+            <wp:extent cx="5577840" cy="3929384"/>
+            <wp:docPr id="6" name="Picture 6" descr="雜草町示例：Day 1 D1-S05 的預期畫面示意" title="雜草町示例：Day 1 D1-S05 的預期畫面示意"/>
+            <wp:cNvGraphicFramePr>
+              <a:graphicFrameLocks noChangeAspect="1"/>
+            </wp:cNvGraphicFramePr>
+            <a:graphic>
+              <a:graphicData uri="http://schemas.openxmlformats.org/drawingml/2006/picture">
+                <pic:pic>
+                  <pic:nvPicPr>
+                    <pic:cNvPr id="0" name="D1-S05.png"/>
+                    <pic:cNvPicPr/>
+                  </pic:nvPicPr>
+                  <pic:blipFill>
+                    <a:blip r:embed="rId15"/>
+                    <a:stretch>
+                      <a:fillRect/>
+                    </a:stretch>
+                  </pic:blipFill>
+                  <pic:spPr>
+                    <a:xfrm>
+                      <a:off x="0" y="0"/>
+                      <a:ext cx="5577840" cy="3929384"/>
+                    </a:xfrm>
+                    <a:prstGeom prst="rect"/>
+                  </pic:spPr>
+                </pic:pic>
+              </a:graphicData>
+            </a:graphic>
+          </wp:inline>
+        </w:drawing>
+      </w:r>
+    </w:p>
+    <w:p>
+      <w:pPr>
+        <w:spacing w:after="160"/>
+        <w:jc w:val="center"/>
+      </w:pPr>
+      <w:r>
+        <w:rPr>
+          <w:i/>
+          <w:color w:val="595959"/>
+          <w:sz w:val="18"/>
+        </w:rPr>
+        <w:t>圖：完成 D1-S05 後可核對的雜草町示例；你的精確數值依所選企業為準</w:t>
+      </w:r>
+    </w:p>
+    <w:p>
+      <w:pPr>
+        <w:pStyle w:val="Heading2"/>
+      </w:pPr>
+      <w:r>
+        <w:t>D1-S06｜建立時間切分與 naive baseline</w:t>
+      </w:r>
+    </w:p>
+    <w:p>
+      <w:pPr>
+        <w:spacing w:after="120"/>
+      </w:pPr>
+      <w:r>
+        <w:rPr>
+          <w:b/>
+          <w:color w:val="0B5D69"/>
+        </w:rPr>
+        <w:t>這一步的目的：</w:t>
+      </w:r>
+      <w:r>
+        <w:t>依日期切分較早與較晚資料，建立同 offer 上月需求 baseline。</w:t>
+      </w:r>
+    </w:p>
+    <w:p>
+      <w:pPr>
+        <w:shd w:fill="EFF8F7"/>
+        <w:pBdr>
+          <w:left w:val="single" w:sz="18" w:space="8" w:color="0B5D69"/>
+        </w:pBdr>
+        <w:spacing w:before="80" w:after="120"/>
+        <w:ind w:left="173" w:right="115"/>
+      </w:pPr>
+      <w:r>
+        <w:rPr>
+          <w:b/>
+          <w:color w:val="0B5D69"/>
+        </w:rPr>
+        <w:t>到哪裡操作：</w:t>
+      </w:r>
+      <w:r>
+        <w:t>Day 1 Notebook → 6. 建立時間切分與簡單基準</w:t>
+      </w:r>
+    </w:p>
+    <w:p>
+      <w:pPr>
+        <w:pStyle w:val="Heading3"/>
+      </w:pPr>
+      <w:r>
+        <w:t>照著做</w:t>
+      </w:r>
+    </w:p>
+    <w:p>
+      <w:pPr>
+        <w:numPr>
+          <w:ilvl w:val="0"/>
+          <w:numId w:val="15"/>
+        </w:numPr>
+      </w:pPr>
+      <w:r>
+        <w:t>執行前確認 model_df 依 date、offer 排序。</w:t>
+      </w:r>
+    </w:p>
+    <w:p>
+      <w:pPr>
+        <w:numPr>
+          <w:ilvl w:val="0"/>
+          <w:numId w:val="15"/>
+        </w:numPr>
+      </w:pPr>
+      <w:r>
+        <w:t>閱讀 groupby('offer').shift(1)，說明每個 offer 使用自己的上一月需求。</w:t>
+      </w:r>
+    </w:p>
+    <w:p>
+      <w:pPr>
+        <w:numPr>
+          <w:ilvl w:val="0"/>
+          <w:numId w:val="15"/>
+        </w:numPr>
+      </w:pPr>
+      <w:r>
+        <w:t>檢查 cutoff_date 由 24 個月份的 80% 位置產生。</w:t>
+      </w:r>
+    </w:p>
+    <w:p>
+      <w:pPr>
+        <w:numPr>
+          <w:ilvl w:val="0"/>
+          <w:numId w:val="15"/>
+        </w:numPr>
+      </w:pPr>
+      <w:r>
+        <w:t>執行後記錄切分日期、訓練筆數、測試筆數與 naive MAE。</w:t>
+      </w:r>
+    </w:p>
+    <w:p>
+      <w:pPr>
+        <w:numPr>
+          <w:ilvl w:val="0"/>
+          <w:numId w:val="15"/>
+        </w:numPr>
+      </w:pPr>
+      <w:r>
+        <w:t>確認 train_df 最大日期早於 test_df 最小日期，沒有隨機打散。</w:t>
+      </w:r>
+    </w:p>
+    <w:p>
+      <w:pPr>
+        <w:numPr>
+          <w:ilvl w:val="0"/>
+          <w:numId w:val="15"/>
+        </w:numPr>
+      </w:pPr>
+      <w:r>
+        <w:t>用需求單位解釋 MAE，而不是把它誤寫成百分比。</w:t>
+      </w:r>
+    </w:p>
+    <w:p>
+      <w:pPr>
+        <w:spacing w:after="120"/>
+      </w:pPr>
+      <w:r>
+        <w:rPr>
+          <w:b/>
+          <w:color w:val="0B5D69"/>
+        </w:rPr>
+        <w:t>要修改的參數：</w:t>
+      </w:r>
+      <w:r>
+        <w:t>本課固定使用 80% 時間位置切分；不要改成 train_test_split 隨機切分。</w:t>
+      </w:r>
+    </w:p>
+    <w:p>
+      <w:pPr>
+        <w:spacing w:after="120"/>
+      </w:pPr>
+      <w:r>
+        <w:rPr>
+          <w:b/>
+          <w:color w:val="0B5D69"/>
+        </w:rPr>
+        <w:t>執行方式：</w:t>
+      </w:r>
+      <w:r>
+        <w:t>執行本格後保留 cutoff_date、train_df、test_df，供後續模型共用。</w:t>
+      </w:r>
+    </w:p>
+    <w:p>
+      <w:pPr>
+        <w:shd w:fill="F4F6F9"/>
+        <w:pBdr>
+          <w:left w:val="single" w:sz="18" w:space="8" w:color="0B5D69"/>
+        </w:pBdr>
+        <w:spacing w:before="80" w:after="120"/>
+        <w:ind w:left="173" w:right="115"/>
+      </w:pPr>
+      <w:r>
+        <w:rPr>
+          <w:b/>
+          <w:color w:val="0B5D69"/>
+        </w:rPr>
+        <w:t>預期輸出／合理範圍：</w:t>
+      </w:r>
+      <w:r>
+        <w:t>時間切分後應有 76 列訓練資料與 20 列測試資料，且訓練最大日期早於測試最小日期；Naive baseline MAE 應為非負需求單位，精確值依所選企業為準。</w:t>
+      </w:r>
+    </w:p>
+    <w:p>
+      <w:pPr>
+        <w:spacing w:after="120"/>
+      </w:pPr>
+      <w:r>
+        <w:rPr>
+          <w:b/>
+          <w:color w:val="0B5D69"/>
+        </w:rPr>
+        <w:t>結果解讀句型：</w:t>
+      </w:r>
+      <w:r>
+        <w:t>baseline 回答『只用同一 offer 上月需求，平均會錯多少』。MAE 必須以需求單位解讀；後續模型要在完全相同的 20 列測試資料上比較，才能判斷增加複雜度是否值得。</w:t>
+      </w:r>
+    </w:p>
+    <w:tbl>
+      <w:tblPr>
+        <w:tblStyle w:val="TableGrid"/>
+        <w:tblW w:type="dxa" w:w="9360"/>
+        <w:jc w:val="left"/>
+        <w:tblLayout w:type="fixed"/>
+        <w:tblLook w:firstColumn="1" w:firstRow="1" w:lastColumn="0" w:lastRow="0" w:noHBand="0" w:noVBand="1" w:val="04A0"/>
+        <w:tblInd w:w="120" w:type="dxa"/>
+      </w:tblPr>
+      <w:tblGrid>
+        <w:gridCol w:w="2700"/>
+        <w:gridCol w:w="6660"/>
+      </w:tblGrid>
+      <w:tr>
+        <w:trPr>
+          <w:cantSplit/>
+          <w:tblHeader w:val="true"/>
+        </w:trPr>
+        <w:tc>
+          <w:tcPr>
+            <w:tcW w:type="dxa" w:w="2700"/>
+            <w:shd w:fill="E8EEF5"/>
+            <w:vAlign w:val="center"/>
+            <w:tcMar>
+              <w:top w:w="80" w:type="dxa"/>
+              <w:start w:w="120" w:type="dxa"/>
+              <w:bottom w:w="80" w:type="dxa"/>
+              <w:end w:w="120" w:type="dxa"/>
+            </w:tcMar>
+          </w:tcPr>
+          <w:p>
+            <w:pPr>
+              <w:spacing w:after="0"/>
+              <w:jc w:val="center"/>
+            </w:pPr>
+            <w:r>
+              <w:rPr>
+                <w:rFonts w:ascii="Calibri" w:hAnsi="Calibri" w:eastAsia="Microsoft JhengHei"/>
+                <w:b/>
+                <w:sz w:val="18"/>
+              </w:rPr>
+              <w:t>看到的錯誤或異常</w:t>
+            </w:r>
+          </w:p>
+        </w:tc>
+        <w:tc>
+          <w:tcPr>
+            <w:tcW w:type="dxa" w:w="6660"/>
+            <w:shd w:fill="E8EEF5"/>
+            <w:vAlign w:val="center"/>
+            <w:tcMar>
+              <w:top w:w="80" w:type="dxa"/>
+              <w:start w:w="120" w:type="dxa"/>
+              <w:bottom w:w="80" w:type="dxa"/>
+              <w:end w:w="120" w:type="dxa"/>
+            </w:tcMar>
+          </w:tcPr>
+          <w:p>
+            <w:pPr>
+              <w:spacing w:after="0"/>
+              <w:jc w:val="center"/>
+            </w:pPr>
+            <w:r>
+              <w:rPr>
+                <w:rFonts w:ascii="Calibri" w:hAnsi="Calibri" w:eastAsia="Microsoft JhengHei"/>
+                <w:b/>
+                <w:sz w:val="18"/>
+              </w:rPr>
+              <w:t>處理方式</w:t>
+            </w:r>
+          </w:p>
+        </w:tc>
+      </w:tr>
+      <w:tr>
+        <w:trPr>
+          <w:cantSplit/>
+        </w:trPr>
+        <w:tc>
+          <w:tcPr>
+            <w:tcW w:type="dxa" w:w="2700"/>
+            <w:vAlign w:val="center"/>
+            <w:tcMar>
+              <w:top w:w="80" w:type="dxa"/>
+              <w:start w:w="120" w:type="dxa"/>
+              <w:bottom w:w="80" w:type="dxa"/>
+              <w:end w:w="120" w:type="dxa"/>
+            </w:tcMar>
+          </w:tcPr>
+          <w:p>
+            <w:pPr>
+              <w:spacing w:after="40" w:line="264" w:lineRule="auto"/>
+            </w:pPr>
+            <w:r>
+              <w:rPr>
+                <w:rFonts w:ascii="Calibri" w:hAnsi="Calibri" w:eastAsia="Microsoft JhengHei"/>
+                <w:sz w:val="17"/>
+              </w:rPr>
+              <w:t>測試資料出現 naive_prediction 缺失</w:t>
+            </w:r>
+          </w:p>
+        </w:tc>
+        <w:tc>
+          <w:tcPr>
+            <w:tcW w:type="dxa" w:w="6660"/>
+            <w:vAlign w:val="center"/>
+            <w:tcMar>
+              <w:top w:w="80" w:type="dxa"/>
+              <w:start w:w="120" w:type="dxa"/>
+              <w:bottom w:w="80" w:type="dxa"/>
+              <w:end w:w="120" w:type="dxa"/>
+            </w:tcMar>
+          </w:tcPr>
+          <w:p>
+            <w:pPr>
+              <w:spacing w:after="40" w:line="264" w:lineRule="auto"/>
+            </w:pPr>
+            <w:r>
+              <w:rPr>
+                <w:rFonts w:ascii="Calibri" w:hAnsi="Calibri" w:eastAsia="Microsoft JhengHei"/>
+                <w:sz w:val="17"/>
+              </w:rPr>
+              <w:t>可能原因：每個 offer 第一個月份沒有上一月值，或排序／個人操作錯誤。</w:t>
+              <w:br/>
+              <w:t>處理方式：確認先按 date、offer 排序並以 offer 個人操作 shift；測試集再 dropna。</w:t>
+            </w:r>
+          </w:p>
+        </w:tc>
+      </w:tr>
+      <w:tr>
+        <w:trPr>
+          <w:cantSplit/>
+        </w:trPr>
+        <w:tc>
+          <w:tcPr>
+            <w:tcW w:type="dxa" w:w="2700"/>
+            <w:vAlign w:val="center"/>
+            <w:tcMar>
+              <w:top w:w="80" w:type="dxa"/>
+              <w:start w:w="120" w:type="dxa"/>
+              <w:bottom w:w="80" w:type="dxa"/>
+              <w:end w:w="120" w:type="dxa"/>
+            </w:tcMar>
+          </w:tcPr>
+          <w:p>
+            <w:pPr>
+              <w:spacing w:after="40" w:line="264" w:lineRule="auto"/>
+            </w:pPr>
+            <w:r>
+              <w:rPr>
+                <w:rFonts w:ascii="Calibri" w:hAnsi="Calibri" w:eastAsia="Microsoft JhengHei"/>
+                <w:sz w:val="17"/>
+              </w:rPr>
+              <w:t>切分日期或筆數與預期差很多</w:t>
+            </w:r>
+          </w:p>
+        </w:tc>
+        <w:tc>
+          <w:tcPr>
+            <w:tcW w:type="dxa" w:w="6660"/>
+            <w:vAlign w:val="center"/>
+            <w:tcMar>
+              <w:top w:w="80" w:type="dxa"/>
+              <w:start w:w="120" w:type="dxa"/>
+              <w:bottom w:w="80" w:type="dxa"/>
+              <w:end w:w="120" w:type="dxa"/>
+            </w:tcMar>
+          </w:tcPr>
+          <w:p>
+            <w:pPr>
+              <w:spacing w:after="40" w:line="264" w:lineRule="auto"/>
+            </w:pPr>
+            <w:r>
+              <w:rPr>
+                <w:rFonts w:ascii="Calibri" w:hAnsi="Calibri" w:eastAsia="Microsoft JhengHei"/>
+                <w:sz w:val="17"/>
+              </w:rPr>
+              <w:t>可能原因：前面篩選企業失敗、日期未轉型或自行刪除資料。</w:t>
+              <w:br/>
+              <w:t>處理方式：檢查 company_df 只有一家企業且 96 列，再由日期轉型段依序重跑。</w:t>
+            </w:r>
+          </w:p>
+        </w:tc>
+      </w:tr>
+    </w:tbl>
+    <w:p/>
+    <w:p>
+      <w:pPr>
+        <w:shd w:fill="FFF8E8"/>
+        <w:pBdr>
+          <w:left w:val="single" w:sz="18" w:space="8" w:color="0B5D69"/>
+        </w:pBdr>
+        <w:spacing w:before="80" w:after="120"/>
+        <w:ind w:left="173" w:right="115"/>
+      </w:pPr>
+      <w:r>
+        <w:rPr>
+          <w:b/>
+          <w:color w:val="0B5D69"/>
+        </w:rPr>
+        <w:t>完成檢核：</w:t>
+      </w:r>
+      <w:r>
+        <w:t>我能畫出訓練與測試時間線，並用一句話解釋 10.35 需求單位。</w:t>
+      </w:r>
+    </w:p>
+    <w:p>
+      <w:pPr>
+        <w:jc w:val="center"/>
+      </w:pPr>
+      <w:r>
+        <w:drawing>
+          <wp:inline xmlns:a="http://schemas.openxmlformats.org/drawingml/2006/main" xmlns:pic="http://schemas.openxmlformats.org/drawingml/2006/picture">
+            <wp:extent cx="5577840" cy="3267021"/>
+            <wp:docPr id="7" name="Picture 7" descr="雜草町示例：Day 1 D1-S06 的預期畫面示意" title="雜草町示例：Day 1 D1-S06 的預期畫面示意"/>
+            <wp:cNvGraphicFramePr>
+              <a:graphicFrameLocks noChangeAspect="1"/>
+            </wp:cNvGraphicFramePr>
+            <a:graphic>
+              <a:graphicData uri="http://schemas.openxmlformats.org/drawingml/2006/picture">
+                <pic:pic>
+                  <pic:nvPicPr>
+                    <pic:cNvPr id="0" name="D1-S06.png"/>
                     <pic:cNvPicPr/>
                   </pic:nvPicPr>
                   <pic:blipFill>
@@ -4203,7 +4997,7 @@
           <w:color w:val="595959"/>
           <w:sz w:val="18"/>
         </w:rPr>
-        <w:t>圖：完成 D1-S04 後可核對的畫面或輸出</w:t>
+        <w:t>圖：完成 D1-S06 後可核對的雜草町示例；你的精確數值依所選企業為準</w:t>
       </w:r>
     </w:p>
     <w:p>
@@ -4211,7 +5005,7 @@
         <w:pStyle w:val="Heading2"/>
       </w:pPr>
       <w:r>
-        <w:t>D1-S05｜檢查數值關聯並守住因果邊界</w:t>
+        <w:t>D1-S07｜建立可重現的線性迴歸 Pipeline</w:t>
       </w:r>
     </w:p>
     <w:p>
@@ -4226,7 +5020,7 @@
         <w:t>這一步的目的：</w:t>
       </w:r>
       <w:r>
-        <w:t>讀懂相關排序與熱圖，使用關聯語言形成可驗證假設。</w:t>
+        <w:t>理解數值補值、標準化、類別編碼與模型 fit 的資料邊界。</w:t>
       </w:r>
     </w:p>
     <w:p>
@@ -4246,7 +5040,7 @@
         <w:t>到哪裡操作：</w:t>
       </w:r>
       <w:r>
-        <w:t>Day 1 Notebook → 5. 檢查數值關聯</w:t>
+        <w:t>Day 1 Notebook → 7. 建立可解釋的線性迴歸 baseline</w:t>
       </w:r>
     </w:p>
     <w:p>
@@ -4261,66 +5055,66 @@
       <w:pPr>
         <w:numPr>
           <w:ilvl w:val="0"/>
-          <w:numId w:val="14"/>
+          <w:numId w:val="16"/>
         </w:numPr>
       </w:pPr>
       <w:r>
-        <w:t>執行相關矩陣儲存格，先看 demand_units 的相關排序，再看完整熱圖。</w:t>
+        <w:t>閱讀 numeric_features 與 categorical_features，確認 demand_units 不在特徵中。</w:t>
       </w:r>
     </w:p>
     <w:p>
       <w:pPr>
         <w:numPr>
           <w:ilvl w:val="0"/>
-          <w:numId w:val="14"/>
+          <w:numId w:val="16"/>
         </w:numPr>
       </w:pPr>
       <w:r>
-        <w:t>找出正相關最高、負相關最低及接近零的指標。</w:t>
+        <w:t>在紙上畫出數值欄經 SimpleImputer、StandardScaler，offer 經 OneHotEncoder 的兩條路徑。</w:t>
       </w:r>
     </w:p>
     <w:p>
       <w:pPr>
         <w:numPr>
           <w:ilvl w:val="0"/>
-          <w:numId w:val="14"/>
+          <w:numId w:val="16"/>
         </w:numPr>
       </w:pPr>
       <w:r>
-        <w:t>核對相關值介於 -1 與 1，對角線為 1。</w:t>
+        <w:t>確認 ColumnTransformer 與 LinearRegression 被包在同一個 Pipeline。</w:t>
       </w:r>
     </w:p>
     <w:p>
       <w:pPr>
         <w:numPr>
           <w:ilvl w:val="0"/>
-          <w:numId w:val="14"/>
+          <w:numId w:val="16"/>
         </w:numPr>
       </w:pPr>
       <w:r>
-        <w:t>使用『在此虛擬資料中呈正／負關聯』句型描述兩項結果。</w:t>
+        <w:t>檢查 X_train、y_train、X_test、y_test 都從先前時間切分取得。</w:t>
       </w:r>
     </w:p>
     <w:p>
       <w:pPr>
         <w:numPr>
           <w:ilvl w:val="0"/>
-          <w:numId w:val="14"/>
+          <w:numId w:val="16"/>
         </w:numPr>
       </w:pPr>
       <w:r>
-        <w:t>為最高相關指標列出至少一個可能混淆因素或反向關係。</w:t>
+        <w:t>執行 model.fit(X_train, y_train)，等待顯示模型完成訓練。</w:t>
       </w:r>
     </w:p>
     <w:p>
       <w:pPr>
         <w:numPr>
           <w:ilvl w:val="0"/>
-          <w:numId w:val="14"/>
+          <w:numId w:val="16"/>
         </w:numPr>
       </w:pPr>
       <w:r>
-        <w:t>把『提高搜尋一定增加需求』改寫成可被後續實驗驗證的假設。</w:t>
+        <w:t>確認預測只套用 X_test，且負預測以零作教學邊界處理。</w:t>
       </w:r>
     </w:p>
     <w:p>
@@ -4335,7 +5129,7 @@
         <w:t>要修改的參數：</w:t>
       </w:r>
       <w:r>
-        <w:t>numeric_cols 維持 Notebook 原設定；不要把文字欄位或未來 demand_units 複製值加入。</w:t>
+        <w:t>本段不增刪特徵；延伸實驗須另存副本，避免把未來需求或測試期需求值加入特徵。</w:t>
       </w:r>
     </w:p>
     <w:p>
@@ -4350,7 +5144,7 @@
         <w:t>執行方式：</w:t>
       </w:r>
       <w:r>
-        <w:t>執行後應先出現相關排序表，再顯示熱圖與固定非因果句型。</w:t>
+        <w:t>執行本格一次；企業已綁定，若需改用另一企業，請回網站重新開啟對應 Notebook；請確認 ENTERPRISE_NAME 與網站所選企業一致，並從企業綁定檢核到本格全部重跑。</w:t>
       </w:r>
     </w:p>
     <w:p>
@@ -4370,7 +5164,7 @@
         <w:t>預期輸出／合理範圍：</w:t>
       </w:r>
       <w:r>
-        <w:t>雜草町預設結果中 search_index 約 0.812、website_visits 約 0.763、social_mentions 約 0.717、holiday_flag 約 0.524；competitor_index 約 -0.057。</w:t>
+        <w:t>輸出『模型已完成訓練。』；test_df 新增 model_prediction，筆數維持 20，預測值皆不小於 0。</w:t>
       </w:r>
     </w:p>
     <w:p>
@@ -4385,7 +5179,7 @@
         <w:t>結果解讀句型：</w:t>
       </w:r>
       <w:r>
-        <w:t>相關係數描述兩變數共同變動方向與線性程度，不控制其他條件，也不能排除需求反過來帶動搜尋、旺季同時推升兩者，或促銷共同影響。高相關可協助選擇後續預測特徵與實驗假設，但不能直接成為加碼理由。</w:t>
+        <w:t>Pipeline 的價值是讓補值、標準化、類別編碼只在訓練資料 fit，再以相同規則 transform 測試資料，降低資料洩漏與人工步驟遺漏。線性迴歸是可解釋 baseline，不代表真實關係一定線性或係數具有因果意義。</w:t>
       </w:r>
     </w:p>
     <w:tbl>
@@ -4485,7 +5279,7 @@
                 <w:rFonts w:ascii="Calibri" w:hAnsi="Calibri" w:eastAsia="Microsoft JhengHei"/>
                 <w:sz w:val="17"/>
               </w:rPr>
-              <w:t>ValueError：could not convert string to float</w:t>
+              <w:t>KeyError：某個 feature 欄位不存在</w:t>
             </w:r>
           </w:p>
         </w:tc>
@@ -4509,9 +5303,9 @@
                 <w:rFonts w:ascii="Calibri" w:hAnsi="Calibri" w:eastAsia="Microsoft JhengHei"/>
                 <w:sz w:val="17"/>
               </w:rPr>
-              <w:t>可能原因：自行把 company 或 offer 等文字欄位放入 corr。</w:t>
+              <w:t>可能原因：前面改了欄位名或使用錯誤 CSV。</w:t>
               <w:br/>
-              <w:t>處理方式：恢復 numeric_cols，只保留數值欄位後重跑。</w:t>
+              <w:t>處理方式：比對 Day 1 的 12 欄，恢復原始 numeric_features 後由第一段重跑。</w:t>
             </w:r>
           </w:p>
         </w:tc>
@@ -4540,7 +5334,7 @@
                 <w:rFonts w:ascii="Calibri" w:hAnsi="Calibri" w:eastAsia="Microsoft JhengHei"/>
                 <w:sz w:val="17"/>
               </w:rPr>
-              <w:t>熱圖太小或註記重疊</w:t>
+              <w:t>Found input variables with inconsistent numbers of samples</w:t>
             </w:r>
           </w:p>
         </w:tc>
@@ -4564,9 +5358,9 @@
                 <w:rFonts w:ascii="Calibri" w:hAnsi="Calibri" w:eastAsia="Microsoft JhengHei"/>
                 <w:sz w:val="17"/>
               </w:rPr>
-              <w:t>可能原因：瀏覽器縮放過小或自行加入過多欄位。</w:t>
+              <w:t>可能原因：X 與 y 來自不同篩選或手動刪列。</w:t>
               <w:br/>
-              <w:t>處理方式：恢復 figsize=(9, 6) 與原始欄位；使用瀏覽器 100% 縮放。</w:t>
+              <w:t>處理方式：不要手動改 train_df/test_df；重新執行時間切分並從同一 DataFrame 建立 X、y。</w:t>
             </w:r>
           </w:p>
         </w:tc>
@@ -4590,60 +5384,7 @@
         <w:t>完成檢核：</w:t>
       </w:r>
       <w:r>
-        <w:t>我能引用兩個相關值，並提出至少一個不把相關寫成因果的解釋。</w:t>
-      </w:r>
-    </w:p>
-    <w:p>
-      <w:pPr>
-        <w:jc w:val="center"/>
-      </w:pPr>
-      <w:r>
-        <w:drawing>
-          <wp:inline xmlns:a="http://schemas.openxmlformats.org/drawingml/2006/main" xmlns:pic="http://schemas.openxmlformats.org/drawingml/2006/picture">
-            <wp:extent cx="5577840" cy="3267021"/>
-            <wp:docPr id="8" name="Picture 8" descr="Day 1 D1-S05 的預期畫面示意" title="Day 1 D1-S05 的預期畫面示意"/>
-            <wp:cNvGraphicFramePr>
-              <a:graphicFrameLocks noChangeAspect="1"/>
-            </wp:cNvGraphicFramePr>
-            <a:graphic>
-              <a:graphicData uri="http://schemas.openxmlformats.org/drawingml/2006/picture">
-                <pic:pic>
-                  <pic:nvPicPr>
-                    <pic:cNvPr id="0" name="figure-05.png"/>
-                    <pic:cNvPicPr/>
-                  </pic:nvPicPr>
-                  <pic:blipFill>
-                    <a:blip r:embed="rId17"/>
-                    <a:stretch>
-                      <a:fillRect/>
-                    </a:stretch>
-                  </pic:blipFill>
-                  <pic:spPr>
-                    <a:xfrm>
-                      <a:off x="0" y="0"/>
-                      <a:ext cx="5577840" cy="3267021"/>
-                    </a:xfrm>
-                    <a:prstGeom prst="rect"/>
-                  </pic:spPr>
-                </pic:pic>
-              </a:graphicData>
-            </a:graphic>
-          </wp:inline>
-        </w:drawing>
-      </w:r>
-    </w:p>
-    <w:p>
-      <w:pPr>
-        <w:spacing w:after="160"/>
-        <w:jc w:val="center"/>
-      </w:pPr>
-      <w:r>
-        <w:rPr>
-          <w:i/>
-          <w:color w:val="595959"/>
-          <w:sz w:val="18"/>
-        </w:rPr>
-        <w:t>圖：完成 D1-S05 後可核對的畫面或輸出</w:t>
+        <w:t>我能畫出 Pipeline 資料流，並指出只有訓練資料可以 fit 前處理。</w:t>
       </w:r>
     </w:p>
     <w:p>
@@ -4651,7 +5392,7 @@
         <w:pStyle w:val="Heading2"/>
       </w:pPr>
       <w:r>
-        <w:t>D1-S06｜建立時間切分與 naive baseline</w:t>
+        <w:t>D1-S08｜比較 baseline 與線性迴歸</w:t>
       </w:r>
     </w:p>
     <w:p>
@@ -4666,7 +5407,7 @@
         <w:t>這一步的目的：</w:t>
       </w:r>
       <w:r>
-        <w:t>依日期切分較早與較晚資料，建立同 offer 上月需求 baseline。</w:t>
+        <w:t>正確解讀 MAE、RMSE、R² 與實際值－預測值圖，選出較佳方法。</w:t>
       </w:r>
     </w:p>
     <w:p>
@@ -4686,7 +5427,7 @@
         <w:t>到哪裡操作：</w:t>
       </w:r>
       <w:r>
-        <w:t>Day 1 Notebook → 6. 建立時間切分與簡單基準</w:t>
+        <w:t>Day 1 Notebook → 8. 比較模型與 baseline</w:t>
       </w:r>
     </w:p>
     <w:p>
@@ -4701,66 +5442,66 @@
       <w:pPr>
         <w:numPr>
           <w:ilvl w:val="0"/>
-          <w:numId w:val="15"/>
+          <w:numId w:val="17"/>
         </w:numPr>
       </w:pPr>
       <w:r>
-        <w:t>執行前確認 model_df 依 date、offer 排序。</w:t>
+        <w:t>執行 metrics 儲存格，確認兩個方法使用同一個 y_test。</w:t>
       </w:r>
     </w:p>
     <w:p>
       <w:pPr>
         <w:numPr>
           <w:ilvl w:val="0"/>
-          <w:numId w:val="15"/>
+          <w:numId w:val="17"/>
         </w:numPr>
       </w:pPr>
       <w:r>
-        <w:t>閱讀 groupby('offer').shift(1)，說明每個 offer 使用自己的上一月需求。</w:t>
+        <w:t>記錄 Naive 與 Linear regression 的 MAE、RMSE、R²。</w:t>
       </w:r>
     </w:p>
     <w:p>
       <w:pPr>
         <w:numPr>
           <w:ilvl w:val="0"/>
-          <w:numId w:val="15"/>
+          <w:numId w:val="17"/>
         </w:numPr>
       </w:pPr>
       <w:r>
-        <w:t>檢查 cutoff_date 由 24 個月份的 80% 位置產生。</w:t>
+        <w:t>先以 MAE 判斷平均誤差，再看 RMSE 是否顯示較大的偶發錯誤。</w:t>
       </w:r>
     </w:p>
     <w:p>
       <w:pPr>
         <w:numPr>
           <w:ilvl w:val="0"/>
-          <w:numId w:val="15"/>
+          <w:numId w:val="17"/>
         </w:numPr>
       </w:pPr>
       <w:r>
-        <w:t>執行後記錄切分日期、訓練筆數、測試筆數與 naive MAE。</w:t>
+        <w:t>解讀 R² 時允許負值，不得把 R² 當準確率。</w:t>
       </w:r>
     </w:p>
     <w:p>
       <w:pPr>
         <w:numPr>
           <w:ilvl w:val="0"/>
-          <w:numId w:val="15"/>
+          <w:numId w:val="17"/>
         </w:numPr>
       </w:pPr>
       <w:r>
-        <w:t>確認 train_df 最大日期早於 test_df 最小日期，沒有隨機打散。</w:t>
+        <w:t>查看實際、naive、model 三條月線，找出偏差最大月份。</w:t>
       </w:r>
     </w:p>
     <w:p>
       <w:pPr>
         <w:numPr>
           <w:ilvl w:val="0"/>
-          <w:numId w:val="15"/>
+          <w:numId w:val="17"/>
         </w:numPr>
       </w:pPr>
       <w:r>
-        <w:t>用需求單位解釋 MAE，而不是把它誤寫成百分比。</w:t>
+        <w:t>用『方法＋指標＋單位＋決策』四元素寫出模型選擇句。</w:t>
       </w:r>
     </w:p>
     <w:p>
@@ -4775,7 +5516,7 @@
         <w:t>要修改的參數：</w:t>
       </w:r>
       <w:r>
-        <w:t>本課固定使用 80% 時間位置切分；不要改成 train_test_split 隨機切分。</w:t>
+        <w:t>本段不更換測試集或指標；所有模型必須在相同 test_df 比較。</w:t>
       </w:r>
     </w:p>
     <w:p>
@@ -4790,7 +5531,7 @@
         <w:t>執行方式：</w:t>
       </w:r>
       <w:r>
-        <w:t>執行本格後保留 cutoff_date、train_df、test_df，供後續模型共用。</w:t>
+        <w:t>執行後先看兩列表格，再看月彙總折線圖；保留圖供實作題使用。</w:t>
       </w:r>
     </w:p>
     <w:p>
@@ -4810,7 +5551,7 @@
         <w:t>預期輸出／合理範圍：</w:t>
       </w:r>
       <w:r>
-        <w:t>雜草町預設切分日為 2025-08-01；訓練 76 列、測試 20 列；Naive baseline MAE 約 10.35 需求單位。</w:t>
+        <w:t>模型比較表應有 Naive baseline 與 Linear regression 兩列，並同時顯示 MAE、RMSE、R²；另有測試期實際值與預測值圖。請以較低 MAE／RMSE 判讀，精確值依企業專屬輸出為準。</w:t>
       </w:r>
     </w:p>
     <w:p>
@@ -4825,7 +5566,7 @@
         <w:t>結果解讀句型：</w:t>
       </w:r>
       <w:r>
-        <w:t>baseline 的問題是：如果只用同一 offer 上月需求，平均會錯多少。MAE 10.35 表示測試期每列預測與實際需求平均相差約 10.35 單位。後續模型必須在同一測試資料上優於這個簡單方法，複雜度才有價值。</w:t>
+        <w:t>先比較兩個方法在相同測試資料的 MAE 與 RMSE，再用 R² 補充說明。請寫出較佳方法、改善多少需求單位及測試期間限制；即使模型較佳，也不能把虛擬小樣本結果當成正式預測承諾。</w:t>
       </w:r>
     </w:p>
     <w:tbl>
@@ -4925,7 +5666,7 @@
                 <w:rFonts w:ascii="Calibri" w:hAnsi="Calibri" w:eastAsia="Microsoft JhengHei"/>
                 <w:sz w:val="17"/>
               </w:rPr>
-              <w:t>測試資料出現 naive_prediction 缺失</w:t>
+              <w:t>R² 顯示負值而以為程式錯誤</w:t>
             </w:r>
           </w:p>
         </w:tc>
@@ -4949,9 +5690,9 @@
                 <w:rFonts w:ascii="Calibri" w:hAnsi="Calibri" w:eastAsia="Microsoft JhengHei"/>
                 <w:sz w:val="17"/>
               </w:rPr>
-              <w:t>可能原因：每個 offer 第一個月份沒有上一月值，或排序／個人操作錯誤。</w:t>
+              <w:t>可能原因：模型在測試集可能比使用測試平均值還差，負值是合法結果。</w:t>
               <w:br/>
-              <w:t>處理方式：確認先按 date、offer 排序並以 offer 個人操作 shift；測試集再 dropna。</w:t>
+              <w:t>處理方式：同時檢查 MAE、RMSE 與預測圖；不要手動把負值改成零。</w:t>
             </w:r>
           </w:p>
         </w:tc>
@@ -4980,7 +5721,7 @@
                 <w:rFonts w:ascii="Calibri" w:hAnsi="Calibri" w:eastAsia="Microsoft JhengHei"/>
                 <w:sz w:val="17"/>
               </w:rPr>
-              <w:t>切分日期或筆數與預期差很多</w:t>
+              <w:t>兩個方法筆數不同或 metrics 報長度錯誤</w:t>
             </w:r>
           </w:p>
         </w:tc>
@@ -5004,9 +5745,9 @@
                 <w:rFonts w:ascii="Calibri" w:hAnsi="Calibri" w:eastAsia="Microsoft JhengHei"/>
                 <w:sz w:val="17"/>
               </w:rPr>
-              <w:t>可能原因：前面篩選企業失敗、日期未轉型或自行刪除資料。</w:t>
+              <w:t>可能原因：自行刪除 test_df 列或 naive 缺失未在切分段處理。</w:t>
               <w:br/>
-              <w:t>處理方式：檢查 company_df 只有一家企業且 96 列，再由日期轉型段依序重跑。</w:t>
+              <w:t>處理方式：重新執行時間切分，確保兩個預測都與同一 y_test 對齊。</w:t>
             </w:r>
           </w:p>
         </w:tc>
@@ -5030,7 +5771,60 @@
         <w:t>完成檢核：</w:t>
       </w:r>
       <w:r>
-        <w:t>我能畫出訓練與測試時間線，並用一句話解釋 10.35 需求單位。</w:t>
+        <w:t>我能用三個指標與原單位說明哪個方法較佳，也能說出一項評估限制。</w:t>
+      </w:r>
+    </w:p>
+    <w:p>
+      <w:pPr>
+        <w:jc w:val="center"/>
+      </w:pPr>
+      <w:r>
+        <w:drawing>
+          <wp:inline xmlns:a="http://schemas.openxmlformats.org/drawingml/2006/main" xmlns:pic="http://schemas.openxmlformats.org/drawingml/2006/picture">
+            <wp:extent cx="5577840" cy="1975914"/>
+            <wp:docPr id="8" name="Picture 8" descr="雜草町示例：Day 1 D1-S08 的預期畫面示意" title="雜草町示例：Day 1 D1-S08 的預期畫面示意"/>
+            <wp:cNvGraphicFramePr>
+              <a:graphicFrameLocks noChangeAspect="1"/>
+            </wp:cNvGraphicFramePr>
+            <a:graphic>
+              <a:graphicData uri="http://schemas.openxmlformats.org/drawingml/2006/picture">
+                <pic:pic>
+                  <pic:nvPicPr>
+                    <pic:cNvPr id="0" name="D1-S08.png"/>
+                    <pic:cNvPicPr/>
+                  </pic:nvPicPr>
+                  <pic:blipFill>
+                    <a:blip r:embed="rId17"/>
+                    <a:stretch>
+                      <a:fillRect/>
+                    </a:stretch>
+                  </pic:blipFill>
+                  <pic:spPr>
+                    <a:xfrm>
+                      <a:off x="0" y="0"/>
+                      <a:ext cx="5577840" cy="1975914"/>
+                    </a:xfrm>
+                    <a:prstGeom prst="rect"/>
+                  </pic:spPr>
+                </pic:pic>
+              </a:graphicData>
+            </a:graphic>
+          </wp:inline>
+        </w:drawing>
+      </w:r>
+    </w:p>
+    <w:p>
+      <w:pPr>
+        <w:spacing w:after="160"/>
+        <w:jc w:val="center"/>
+      </w:pPr>
+      <w:r>
+        <w:rPr>
+          <w:i/>
+          <w:color w:val="595959"/>
+          <w:sz w:val="18"/>
+        </w:rPr>
+        <w:t>圖：完成 D1-S08 後可核對的雜草町示例；你的精確數值依所選企業為準</w:t>
       </w:r>
     </w:p>
     <w:p>
@@ -5038,7 +5832,7 @@
         <w:pStyle w:val="Heading2"/>
       </w:pPr>
       <w:r>
-        <w:t>D1-S07｜建立可重現的線性迴歸 Pipeline</w:t>
+        <w:t>D1-S09｜執行透明的市場訊號情境模擬</w:t>
       </w:r>
     </w:p>
     <w:p>
@@ -5053,7 +5847,7 @@
         <w:t>這一步的目的：</w:t>
       </w:r>
       <w:r>
-        <w:t>理解數值補值、標準化、類別編碼與模型 fit 的資料邊界。</w:t>
+        <w:t>只改變搜尋熱度一項假設，區分模型敏感度、預測與因果效果。</w:t>
       </w:r>
     </w:p>
     <w:p>
@@ -5073,7 +5867,7 @@
         <w:t>到哪裡操作：</w:t>
       </w:r>
       <w:r>
-        <w:t>Day 1 Notebook → 7. 建立可解釋的線性迴歸 baseline</w:t>
+        <w:t>Day 1 Notebook → 9. 進行透明的市場訊號情境模擬</w:t>
       </w:r>
     </w:p>
     <w:p>
@@ -5088,66 +5882,66 @@
       <w:pPr>
         <w:numPr>
           <w:ilvl w:val="0"/>
-          <w:numId w:val="16"/>
+          <w:numId w:val="18"/>
         </w:numPr>
       </w:pPr>
       <w:r>
-        <w:t>閱讀 numeric_features 與 categorical_features，確認 demand_units 不在特徵中。</w:t>
+        <w:t>執行前確認 latest 每個 offer 只保留最新一月一列。</w:t>
       </w:r>
     </w:p>
     <w:p>
       <w:pPr>
         <w:numPr>
           <w:ilvl w:val="0"/>
-          <w:numId w:val="16"/>
+          <w:numId w:val="18"/>
         </w:numPr>
       </w:pPr>
       <w:r>
-        <w:t>在紙上畫出數值欄經 SimpleImputer、StandardScaler，offer 經 OneHotEncoder 的兩條路徑。</w:t>
+        <w:t>閱讀 base_pred，確認它使用未修改的最新資料。</w:t>
       </w:r>
     </w:p>
     <w:p>
       <w:pPr>
         <w:numPr>
           <w:ilvl w:val="0"/>
-          <w:numId w:val="16"/>
+          <w:numId w:val="18"/>
         </w:numPr>
       </w:pPr>
       <w:r>
-        <w:t>確認 ColumnTransformer 與 LinearRegression 被包在同一個 Pipeline。</w:t>
+        <w:t>確認 scenario 只把 search_index 乘以 1.10，並以 100 為上限。</w:t>
       </w:r>
     </w:p>
     <w:p>
       <w:pPr>
         <w:numPr>
           <w:ilvl w:val="0"/>
-          <w:numId w:val="16"/>
+          <w:numId w:val="18"/>
         </w:numPr>
       </w:pPr>
       <w:r>
-        <w:t>檢查 X_train、y_train、X_test、y_test 都從先前時間切分取得。</w:t>
+        <w:t>執行後比較每個 offer 的 base_prediction、情境預測與 prediction_change。</w:t>
       </w:r>
     </w:p>
     <w:p>
       <w:pPr>
         <w:numPr>
           <w:ilvl w:val="0"/>
-          <w:numId w:val="16"/>
+          <w:numId w:val="18"/>
         </w:numPr>
       </w:pPr>
       <w:r>
-        <w:t>執行 model.fit(X_train, y_train)，等待顯示模型完成訓練。</w:t>
+        <w:t>確認 warning 欄仍是『虛擬關聯情境；不是因果效果』。</w:t>
       </w:r>
     </w:p>
     <w:p>
       <w:pPr>
         <w:numPr>
           <w:ilvl w:val="0"/>
-          <w:numId w:val="16"/>
+          <w:numId w:val="18"/>
         </w:numPr>
       </w:pPr>
       <w:r>
-        <w:t>確認預測只套用 X_test，且負預測以零作教學邊界處理。</w:t>
+        <w:t>用敏感度語言寫結論，並提出能驗證搜尋增量效果的下一步。</w:t>
       </w:r>
     </w:p>
     <w:p>
@@ -5162,7 +5956,7 @@
         <w:t>要修改的參數：</w:t>
       </w:r>
       <w:r>
-        <w:t>本段不增刪特徵；延伸實驗須另存副本，避免把未來需求或測試期需求值加入特徵。</w:t>
+        <w:t>預設情境為 search_index +10%；延伸可改成 +5% 或 -10%，但一次只改一項假設並保留上限。</w:t>
       </w:r>
     </w:p>
     <w:p>
@@ -5177,7 +5971,7 @@
         <w:t>執行方式：</w:t>
       </w:r>
       <w:r>
-        <w:t>執行本格一次；企業已綁定，若需改用另一企業，請回網站重新開啟對應 Notebook；請確認 ENTERPRISE_NAME 與網站所選企業一致，並從企業綁定檢核到本格全部重跑。</w:t>
+        <w:t>執行本格產生四列 scenario_result；若需改用另一企業，請回網站開啟對應 Notebook；之後，須先重跑企業篩選至模型訓練。</w:t>
       </w:r>
     </w:p>
     <w:p>
@@ -5197,781 +5991,7 @@
         <w:t>預期輸出／合理範圍：</w:t>
       </w:r>
       <w:r>
-        <w:t>輸出『模型已完成訓練。』；test_df 新增 model_prediction，筆數維持 20，預測值皆不小於 0。</w:t>
-      </w:r>
-    </w:p>
-    <w:p>
-      <w:pPr>
-        <w:spacing w:after="120"/>
-      </w:pPr>
-      <w:r>
-        <w:rPr>
-          <w:b/>
-          <w:color w:val="0B5D69"/>
-        </w:rPr>
-        <w:t>結果解讀句型：</w:t>
-      </w:r>
-      <w:r>
-        <w:t>Pipeline 的價值是讓補值、標準化、類別編碼只在訓練資料 fit，再以相同規則 transform 測試資料，降低資料洩漏與人工步驟遺漏。線性迴歸是可解釋 baseline，不代表真實關係一定線性或係數具有因果意義。</w:t>
-      </w:r>
-    </w:p>
-    <w:tbl>
-      <w:tblPr>
-        <w:tblStyle w:val="TableGrid"/>
-        <w:tblW w:type="dxa" w:w="9360"/>
-        <w:jc w:val="left"/>
-        <w:tblLayout w:type="fixed"/>
-        <w:tblLook w:firstColumn="1" w:firstRow="1" w:lastColumn="0" w:lastRow="0" w:noHBand="0" w:noVBand="1" w:val="04A0"/>
-        <w:tblInd w:w="120" w:type="dxa"/>
-      </w:tblPr>
-      <w:tblGrid>
-        <w:gridCol w:w="2700"/>
-        <w:gridCol w:w="6660"/>
-      </w:tblGrid>
-      <w:tr>
-        <w:trPr>
-          <w:cantSplit/>
-          <w:tblHeader w:val="true"/>
-        </w:trPr>
-        <w:tc>
-          <w:tcPr>
-            <w:tcW w:type="dxa" w:w="2700"/>
-            <w:shd w:fill="E8EEF5"/>
-            <w:vAlign w:val="center"/>
-            <w:tcMar>
-              <w:top w:w="80" w:type="dxa"/>
-              <w:start w:w="120" w:type="dxa"/>
-              <w:bottom w:w="80" w:type="dxa"/>
-              <w:end w:w="120" w:type="dxa"/>
-            </w:tcMar>
-          </w:tcPr>
-          <w:p>
-            <w:pPr>
-              <w:spacing w:after="0"/>
-              <w:jc w:val="center"/>
-            </w:pPr>
-            <w:r>
-              <w:rPr>
-                <w:rFonts w:ascii="Calibri" w:hAnsi="Calibri" w:eastAsia="Microsoft JhengHei"/>
-                <w:b/>
-                <w:sz w:val="18"/>
-              </w:rPr>
-              <w:t>看到的錯誤或異常</w:t>
-            </w:r>
-          </w:p>
-        </w:tc>
-        <w:tc>
-          <w:tcPr>
-            <w:tcW w:type="dxa" w:w="6660"/>
-            <w:shd w:fill="E8EEF5"/>
-            <w:vAlign w:val="center"/>
-            <w:tcMar>
-              <w:top w:w="80" w:type="dxa"/>
-              <w:start w:w="120" w:type="dxa"/>
-              <w:bottom w:w="80" w:type="dxa"/>
-              <w:end w:w="120" w:type="dxa"/>
-            </w:tcMar>
-          </w:tcPr>
-          <w:p>
-            <w:pPr>
-              <w:spacing w:after="0"/>
-              <w:jc w:val="center"/>
-            </w:pPr>
-            <w:r>
-              <w:rPr>
-                <w:rFonts w:ascii="Calibri" w:hAnsi="Calibri" w:eastAsia="Microsoft JhengHei"/>
-                <w:b/>
-                <w:sz w:val="18"/>
-              </w:rPr>
-              <w:t>處理方式</w:t>
-            </w:r>
-          </w:p>
-        </w:tc>
-      </w:tr>
-      <w:tr>
-        <w:trPr>
-          <w:cantSplit/>
-        </w:trPr>
-        <w:tc>
-          <w:tcPr>
-            <w:tcW w:type="dxa" w:w="2700"/>
-            <w:vAlign w:val="center"/>
-            <w:tcMar>
-              <w:top w:w="80" w:type="dxa"/>
-              <w:start w:w="120" w:type="dxa"/>
-              <w:bottom w:w="80" w:type="dxa"/>
-              <w:end w:w="120" w:type="dxa"/>
-            </w:tcMar>
-          </w:tcPr>
-          <w:p>
-            <w:pPr>
-              <w:spacing w:after="40" w:line="264" w:lineRule="auto"/>
-            </w:pPr>
-            <w:r>
-              <w:rPr>
-                <w:rFonts w:ascii="Calibri" w:hAnsi="Calibri" w:eastAsia="Microsoft JhengHei"/>
-                <w:sz w:val="17"/>
-              </w:rPr>
-              <w:t>KeyError：某個 feature 欄位不存在</w:t>
-            </w:r>
-          </w:p>
-        </w:tc>
-        <w:tc>
-          <w:tcPr>
-            <w:tcW w:type="dxa" w:w="6660"/>
-            <w:vAlign w:val="center"/>
-            <w:tcMar>
-              <w:top w:w="80" w:type="dxa"/>
-              <w:start w:w="120" w:type="dxa"/>
-              <w:bottom w:w="80" w:type="dxa"/>
-              <w:end w:w="120" w:type="dxa"/>
-            </w:tcMar>
-          </w:tcPr>
-          <w:p>
-            <w:pPr>
-              <w:spacing w:after="40" w:line="264" w:lineRule="auto"/>
-            </w:pPr>
-            <w:r>
-              <w:rPr>
-                <w:rFonts w:ascii="Calibri" w:hAnsi="Calibri" w:eastAsia="Microsoft JhengHei"/>
-                <w:sz w:val="17"/>
-              </w:rPr>
-              <w:t>可能原因：前面改了欄位名或使用錯誤 CSV。</w:t>
-              <w:br/>
-              <w:t>處理方式：比對 Day 1 的 12 欄，恢復原始 numeric_features 後由第一段重跑。</w:t>
-            </w:r>
-          </w:p>
-        </w:tc>
-      </w:tr>
-      <w:tr>
-        <w:trPr>
-          <w:cantSplit/>
-        </w:trPr>
-        <w:tc>
-          <w:tcPr>
-            <w:tcW w:type="dxa" w:w="2700"/>
-            <w:vAlign w:val="center"/>
-            <w:tcMar>
-              <w:top w:w="80" w:type="dxa"/>
-              <w:start w:w="120" w:type="dxa"/>
-              <w:bottom w:w="80" w:type="dxa"/>
-              <w:end w:w="120" w:type="dxa"/>
-            </w:tcMar>
-          </w:tcPr>
-          <w:p>
-            <w:pPr>
-              <w:spacing w:after="40" w:line="264" w:lineRule="auto"/>
-            </w:pPr>
-            <w:r>
-              <w:rPr>
-                <w:rFonts w:ascii="Calibri" w:hAnsi="Calibri" w:eastAsia="Microsoft JhengHei"/>
-                <w:sz w:val="17"/>
-              </w:rPr>
-              <w:t>Found input variables with inconsistent numbers of samples</w:t>
-            </w:r>
-          </w:p>
-        </w:tc>
-        <w:tc>
-          <w:tcPr>
-            <w:tcW w:type="dxa" w:w="6660"/>
-            <w:vAlign w:val="center"/>
-            <w:tcMar>
-              <w:top w:w="80" w:type="dxa"/>
-              <w:start w:w="120" w:type="dxa"/>
-              <w:bottom w:w="80" w:type="dxa"/>
-              <w:end w:w="120" w:type="dxa"/>
-            </w:tcMar>
-          </w:tcPr>
-          <w:p>
-            <w:pPr>
-              <w:spacing w:after="40" w:line="264" w:lineRule="auto"/>
-            </w:pPr>
-            <w:r>
-              <w:rPr>
-                <w:rFonts w:ascii="Calibri" w:hAnsi="Calibri" w:eastAsia="Microsoft JhengHei"/>
-                <w:sz w:val="17"/>
-              </w:rPr>
-              <w:t>可能原因：X 與 y 來自不同篩選或手動刪列。</w:t>
-              <w:br/>
-              <w:t>處理方式：不要手動改 train_df/test_df；重新執行時間切分並從同一 DataFrame 建立 X、y。</w:t>
-            </w:r>
-          </w:p>
-        </w:tc>
-      </w:tr>
-    </w:tbl>
-    <w:p/>
-    <w:p>
-      <w:pPr>
-        <w:shd w:fill="FFF8E8"/>
-        <w:pBdr>
-          <w:left w:val="single" w:sz="18" w:space="8" w:color="0B5D69"/>
-        </w:pBdr>
-        <w:spacing w:before="80" w:after="120"/>
-        <w:ind w:left="173" w:right="115"/>
-      </w:pPr>
-      <w:r>
-        <w:rPr>
-          <w:b/>
-          <w:color w:val="0B5D69"/>
-        </w:rPr>
-        <w:t>完成檢核：</w:t>
-      </w:r>
-      <w:r>
-        <w:t>我能畫出 Pipeline 資料流，並指出只有訓練資料可以 fit 前處理。</w:t>
-      </w:r>
-    </w:p>
-    <w:p>
-      <w:pPr>
-        <w:pStyle w:val="Heading2"/>
-      </w:pPr>
-      <w:r>
-        <w:t>D1-S08｜比較 baseline 與線性迴歸</w:t>
-      </w:r>
-    </w:p>
-    <w:p>
-      <w:pPr>
-        <w:spacing w:after="120"/>
-      </w:pPr>
-      <w:r>
-        <w:rPr>
-          <w:b/>
-          <w:color w:val="0B5D69"/>
-        </w:rPr>
-        <w:t>這一步的目的：</w:t>
-      </w:r>
-      <w:r>
-        <w:t>正確解讀 MAE、RMSE、R² 與實際值－預測值圖，選出較佳方法。</w:t>
-      </w:r>
-    </w:p>
-    <w:p>
-      <w:pPr>
-        <w:shd w:fill="EFF8F7"/>
-        <w:pBdr>
-          <w:left w:val="single" w:sz="18" w:space="8" w:color="0B5D69"/>
-        </w:pBdr>
-        <w:spacing w:before="80" w:after="120"/>
-        <w:ind w:left="173" w:right="115"/>
-      </w:pPr>
-      <w:r>
-        <w:rPr>
-          <w:b/>
-          <w:color w:val="0B5D69"/>
-        </w:rPr>
-        <w:t>到哪裡操作：</w:t>
-      </w:r>
-      <w:r>
-        <w:t>Day 1 Notebook → 8. 比較模型與 baseline</w:t>
-      </w:r>
-    </w:p>
-    <w:p>
-      <w:pPr>
-        <w:pStyle w:val="Heading3"/>
-      </w:pPr>
-      <w:r>
-        <w:t>照著做</w:t>
-      </w:r>
-    </w:p>
-    <w:p>
-      <w:pPr>
-        <w:numPr>
-          <w:ilvl w:val="0"/>
-          <w:numId w:val="17"/>
-        </w:numPr>
-      </w:pPr>
-      <w:r>
-        <w:t>執行 metrics 儲存格，確認兩個方法使用同一個 y_test。</w:t>
-      </w:r>
-    </w:p>
-    <w:p>
-      <w:pPr>
-        <w:numPr>
-          <w:ilvl w:val="0"/>
-          <w:numId w:val="17"/>
-        </w:numPr>
-      </w:pPr>
-      <w:r>
-        <w:t>記錄 Naive 與 Linear regression 的 MAE、RMSE、R²。</w:t>
-      </w:r>
-    </w:p>
-    <w:p>
-      <w:pPr>
-        <w:numPr>
-          <w:ilvl w:val="0"/>
-          <w:numId w:val="17"/>
-        </w:numPr>
-      </w:pPr>
-      <w:r>
-        <w:t>先以 MAE 判斷平均誤差，再看 RMSE 是否顯示較大的偶發錯誤。</w:t>
-      </w:r>
-    </w:p>
-    <w:p>
-      <w:pPr>
-        <w:numPr>
-          <w:ilvl w:val="0"/>
-          <w:numId w:val="17"/>
-        </w:numPr>
-      </w:pPr>
-      <w:r>
-        <w:t>解讀 R² 時允許負值，不得把 R² 當準確率。</w:t>
-      </w:r>
-    </w:p>
-    <w:p>
-      <w:pPr>
-        <w:numPr>
-          <w:ilvl w:val="0"/>
-          <w:numId w:val="17"/>
-        </w:numPr>
-      </w:pPr>
-      <w:r>
-        <w:t>查看實際、naive、model 三條月線，找出偏差最大月份。</w:t>
-      </w:r>
-    </w:p>
-    <w:p>
-      <w:pPr>
-        <w:numPr>
-          <w:ilvl w:val="0"/>
-          <w:numId w:val="17"/>
-        </w:numPr>
-      </w:pPr>
-      <w:r>
-        <w:t>用『方法＋指標＋單位＋決策』四元素寫出模型選擇句。</w:t>
-      </w:r>
-    </w:p>
-    <w:p>
-      <w:pPr>
-        <w:spacing w:after="120"/>
-      </w:pPr>
-      <w:r>
-        <w:rPr>
-          <w:b/>
-          <w:color w:val="0B5D69"/>
-        </w:rPr>
-        <w:t>要修改的參數：</w:t>
-      </w:r>
-      <w:r>
-        <w:t>本段不更換測試集或指標；所有模型必須在相同 test_df 比較。</w:t>
-      </w:r>
-    </w:p>
-    <w:p>
-      <w:pPr>
-        <w:spacing w:after="120"/>
-      </w:pPr>
-      <w:r>
-        <w:rPr>
-          <w:b/>
-          <w:color w:val="0B5D69"/>
-        </w:rPr>
-        <w:t>執行方式：</w:t>
-      </w:r>
-      <w:r>
-        <w:t>執行後先看兩列表格，再看月彙總折線圖；保留圖供實作題使用。</w:t>
-      </w:r>
-    </w:p>
-    <w:p>
-      <w:pPr>
-        <w:shd w:fill="F4F6F9"/>
-        <w:pBdr>
-          <w:left w:val="single" w:sz="18" w:space="8" w:color="0B5D69"/>
-        </w:pBdr>
-        <w:spacing w:before="80" w:after="120"/>
-        <w:ind w:left="173" w:right="115"/>
-      </w:pPr>
-      <w:r>
-        <w:rPr>
-          <w:b/>
-          <w:color w:val="0B5D69"/>
-        </w:rPr>
-        <w:t>預期輸出／合理範圍：</w:t>
-      </w:r>
-      <w:r>
-        <w:t>雜草町預設：Naive MAE 10.350、RMSE 13.782、R² -0.013；Linear regression MAE 6.320、RMSE 7.712、R² 0.683。</w:t>
-      </w:r>
-    </w:p>
-    <w:p>
-      <w:pPr>
-        <w:spacing w:after="120"/>
-      </w:pPr>
-      <w:r>
-        <w:rPr>
-          <w:b/>
-          <w:color w:val="0B5D69"/>
-        </w:rPr>
-        <w:t>結果解讀句型：</w:t>
-      </w:r>
-      <w:r>
-        <w:t>線性迴歸在三個指標都優於 naive：平均誤差約少 4.03 需求單位，較大錯誤也較小，測試期 R² 約 0.683。但只有五個測試月份且資料為虛擬，結果支持教學情境中的較佳 baseline，不等於正式預測承諾。</w:t>
-      </w:r>
-    </w:p>
-    <w:tbl>
-      <w:tblPr>
-        <w:tblStyle w:val="TableGrid"/>
-        <w:tblW w:type="dxa" w:w="9360"/>
-        <w:jc w:val="left"/>
-        <w:tblLayout w:type="fixed"/>
-        <w:tblLook w:firstColumn="1" w:firstRow="1" w:lastColumn="0" w:lastRow="0" w:noHBand="0" w:noVBand="1" w:val="04A0"/>
-        <w:tblInd w:w="120" w:type="dxa"/>
-      </w:tblPr>
-      <w:tblGrid>
-        <w:gridCol w:w="2700"/>
-        <w:gridCol w:w="6660"/>
-      </w:tblGrid>
-      <w:tr>
-        <w:trPr>
-          <w:cantSplit/>
-          <w:tblHeader w:val="true"/>
-        </w:trPr>
-        <w:tc>
-          <w:tcPr>
-            <w:tcW w:type="dxa" w:w="2700"/>
-            <w:shd w:fill="E8EEF5"/>
-            <w:vAlign w:val="center"/>
-            <w:tcMar>
-              <w:top w:w="80" w:type="dxa"/>
-              <w:start w:w="120" w:type="dxa"/>
-              <w:bottom w:w="80" w:type="dxa"/>
-              <w:end w:w="120" w:type="dxa"/>
-            </w:tcMar>
-          </w:tcPr>
-          <w:p>
-            <w:pPr>
-              <w:spacing w:after="0"/>
-              <w:jc w:val="center"/>
-            </w:pPr>
-            <w:r>
-              <w:rPr>
-                <w:rFonts w:ascii="Calibri" w:hAnsi="Calibri" w:eastAsia="Microsoft JhengHei"/>
-                <w:b/>
-                <w:sz w:val="18"/>
-              </w:rPr>
-              <w:t>看到的錯誤或異常</w:t>
-            </w:r>
-          </w:p>
-        </w:tc>
-        <w:tc>
-          <w:tcPr>
-            <w:tcW w:type="dxa" w:w="6660"/>
-            <w:shd w:fill="E8EEF5"/>
-            <w:vAlign w:val="center"/>
-            <w:tcMar>
-              <w:top w:w="80" w:type="dxa"/>
-              <w:start w:w="120" w:type="dxa"/>
-              <w:bottom w:w="80" w:type="dxa"/>
-              <w:end w:w="120" w:type="dxa"/>
-            </w:tcMar>
-          </w:tcPr>
-          <w:p>
-            <w:pPr>
-              <w:spacing w:after="0"/>
-              <w:jc w:val="center"/>
-            </w:pPr>
-            <w:r>
-              <w:rPr>
-                <w:rFonts w:ascii="Calibri" w:hAnsi="Calibri" w:eastAsia="Microsoft JhengHei"/>
-                <w:b/>
-                <w:sz w:val="18"/>
-              </w:rPr>
-              <w:t>處理方式</w:t>
-            </w:r>
-          </w:p>
-        </w:tc>
-      </w:tr>
-      <w:tr>
-        <w:trPr>
-          <w:cantSplit/>
-        </w:trPr>
-        <w:tc>
-          <w:tcPr>
-            <w:tcW w:type="dxa" w:w="2700"/>
-            <w:vAlign w:val="center"/>
-            <w:tcMar>
-              <w:top w:w="80" w:type="dxa"/>
-              <w:start w:w="120" w:type="dxa"/>
-              <w:bottom w:w="80" w:type="dxa"/>
-              <w:end w:w="120" w:type="dxa"/>
-            </w:tcMar>
-          </w:tcPr>
-          <w:p>
-            <w:pPr>
-              <w:spacing w:after="40" w:line="264" w:lineRule="auto"/>
-            </w:pPr>
-            <w:r>
-              <w:rPr>
-                <w:rFonts w:ascii="Calibri" w:hAnsi="Calibri" w:eastAsia="Microsoft JhengHei"/>
-                <w:sz w:val="17"/>
-              </w:rPr>
-              <w:t>R² 顯示負值而以為程式錯誤</w:t>
-            </w:r>
-          </w:p>
-        </w:tc>
-        <w:tc>
-          <w:tcPr>
-            <w:tcW w:type="dxa" w:w="6660"/>
-            <w:vAlign w:val="center"/>
-            <w:tcMar>
-              <w:top w:w="80" w:type="dxa"/>
-              <w:start w:w="120" w:type="dxa"/>
-              <w:bottom w:w="80" w:type="dxa"/>
-              <w:end w:w="120" w:type="dxa"/>
-            </w:tcMar>
-          </w:tcPr>
-          <w:p>
-            <w:pPr>
-              <w:spacing w:after="40" w:line="264" w:lineRule="auto"/>
-            </w:pPr>
-            <w:r>
-              <w:rPr>
-                <w:rFonts w:ascii="Calibri" w:hAnsi="Calibri" w:eastAsia="Microsoft JhengHei"/>
-                <w:sz w:val="17"/>
-              </w:rPr>
-              <w:t>可能原因：模型在測試集可能比使用測試平均值還差，負值是合法結果。</w:t>
-              <w:br/>
-              <w:t>處理方式：同時檢查 MAE、RMSE 與預測圖；不要手動把負值改成零。</w:t>
-            </w:r>
-          </w:p>
-        </w:tc>
-      </w:tr>
-      <w:tr>
-        <w:trPr>
-          <w:cantSplit/>
-        </w:trPr>
-        <w:tc>
-          <w:tcPr>
-            <w:tcW w:type="dxa" w:w="2700"/>
-            <w:vAlign w:val="center"/>
-            <w:tcMar>
-              <w:top w:w="80" w:type="dxa"/>
-              <w:start w:w="120" w:type="dxa"/>
-              <w:bottom w:w="80" w:type="dxa"/>
-              <w:end w:w="120" w:type="dxa"/>
-            </w:tcMar>
-          </w:tcPr>
-          <w:p>
-            <w:pPr>
-              <w:spacing w:after="40" w:line="264" w:lineRule="auto"/>
-            </w:pPr>
-            <w:r>
-              <w:rPr>
-                <w:rFonts w:ascii="Calibri" w:hAnsi="Calibri" w:eastAsia="Microsoft JhengHei"/>
-                <w:sz w:val="17"/>
-              </w:rPr>
-              <w:t>兩個方法筆數不同或 metrics 報長度錯誤</w:t>
-            </w:r>
-          </w:p>
-        </w:tc>
-        <w:tc>
-          <w:tcPr>
-            <w:tcW w:type="dxa" w:w="6660"/>
-            <w:vAlign w:val="center"/>
-            <w:tcMar>
-              <w:top w:w="80" w:type="dxa"/>
-              <w:start w:w="120" w:type="dxa"/>
-              <w:bottom w:w="80" w:type="dxa"/>
-              <w:end w:w="120" w:type="dxa"/>
-            </w:tcMar>
-          </w:tcPr>
-          <w:p>
-            <w:pPr>
-              <w:spacing w:after="40" w:line="264" w:lineRule="auto"/>
-            </w:pPr>
-            <w:r>
-              <w:rPr>
-                <w:rFonts w:ascii="Calibri" w:hAnsi="Calibri" w:eastAsia="Microsoft JhengHei"/>
-                <w:sz w:val="17"/>
-              </w:rPr>
-              <w:t>可能原因：自行刪除 test_df 列或 naive 缺失未在切分段處理。</w:t>
-              <w:br/>
-              <w:t>處理方式：重新執行時間切分，確保兩個預測都與同一 y_test 對齊。</w:t>
-            </w:r>
-          </w:p>
-        </w:tc>
-      </w:tr>
-    </w:tbl>
-    <w:p/>
-    <w:p>
-      <w:pPr>
-        <w:shd w:fill="FFF8E8"/>
-        <w:pBdr>
-          <w:left w:val="single" w:sz="18" w:space="8" w:color="0B5D69"/>
-        </w:pBdr>
-        <w:spacing w:before="80" w:after="120"/>
-        <w:ind w:left="173" w:right="115"/>
-      </w:pPr>
-      <w:r>
-        <w:rPr>
-          <w:b/>
-          <w:color w:val="0B5D69"/>
-        </w:rPr>
-        <w:t>完成檢核：</w:t>
-      </w:r>
-      <w:r>
-        <w:t>我能用三個指標與原單位說明哪個方法較佳，也能說出一項評估限制。</w:t>
-      </w:r>
-    </w:p>
-    <w:p>
-      <w:pPr>
-        <w:pStyle w:val="Heading2"/>
-      </w:pPr>
-      <w:r>
-        <w:t>D1-S09｜執行透明的市場訊號情境模擬</w:t>
-      </w:r>
-    </w:p>
-    <w:p>
-      <w:pPr>
-        <w:spacing w:after="120"/>
-      </w:pPr>
-      <w:r>
-        <w:rPr>
-          <w:b/>
-          <w:color w:val="0B5D69"/>
-        </w:rPr>
-        <w:t>這一步的目的：</w:t>
-      </w:r>
-      <w:r>
-        <w:t>只改變搜尋熱度一項假設，區分模型敏感度、預測與因果效果。</w:t>
-      </w:r>
-    </w:p>
-    <w:p>
-      <w:pPr>
-        <w:shd w:fill="EFF8F7"/>
-        <w:pBdr>
-          <w:left w:val="single" w:sz="18" w:space="8" w:color="0B5D69"/>
-        </w:pBdr>
-        <w:spacing w:before="80" w:after="120"/>
-        <w:ind w:left="173" w:right="115"/>
-      </w:pPr>
-      <w:r>
-        <w:rPr>
-          <w:b/>
-          <w:color w:val="0B5D69"/>
-        </w:rPr>
-        <w:t>到哪裡操作：</w:t>
-      </w:r>
-      <w:r>
-        <w:t>Day 1 Notebook → 9. 進行透明的市場訊號情境模擬</w:t>
-      </w:r>
-    </w:p>
-    <w:p>
-      <w:pPr>
-        <w:pStyle w:val="Heading3"/>
-      </w:pPr>
-      <w:r>
-        <w:t>照著做</w:t>
-      </w:r>
-    </w:p>
-    <w:p>
-      <w:pPr>
-        <w:numPr>
-          <w:ilvl w:val="0"/>
-          <w:numId w:val="18"/>
-        </w:numPr>
-      </w:pPr>
-      <w:r>
-        <w:t>執行前確認 latest 每個 offer 只保留最新一月一列。</w:t>
-      </w:r>
-    </w:p>
-    <w:p>
-      <w:pPr>
-        <w:numPr>
-          <w:ilvl w:val="0"/>
-          <w:numId w:val="18"/>
-        </w:numPr>
-      </w:pPr>
-      <w:r>
-        <w:t>閱讀 base_pred，確認它使用未修改的最新資料。</w:t>
-      </w:r>
-    </w:p>
-    <w:p>
-      <w:pPr>
-        <w:numPr>
-          <w:ilvl w:val="0"/>
-          <w:numId w:val="18"/>
-        </w:numPr>
-      </w:pPr>
-      <w:r>
-        <w:t>確認 scenario 只把 search_index 乘以 1.10，並以 100 為上限。</w:t>
-      </w:r>
-    </w:p>
-    <w:p>
-      <w:pPr>
-        <w:numPr>
-          <w:ilvl w:val="0"/>
-          <w:numId w:val="18"/>
-        </w:numPr>
-      </w:pPr>
-      <w:r>
-        <w:t>執行後比較每個 offer 的 base_prediction、情境預測與 prediction_change。</w:t>
-      </w:r>
-    </w:p>
-    <w:p>
-      <w:pPr>
-        <w:numPr>
-          <w:ilvl w:val="0"/>
-          <w:numId w:val="18"/>
-        </w:numPr>
-      </w:pPr>
-      <w:r>
-        <w:t>確認 warning 欄仍是『虛擬關聯情境；不是因果效果』。</w:t>
-      </w:r>
-    </w:p>
-    <w:p>
-      <w:pPr>
-        <w:numPr>
-          <w:ilvl w:val="0"/>
-          <w:numId w:val="18"/>
-        </w:numPr>
-      </w:pPr>
-      <w:r>
-        <w:t>用敏感度語言寫結論，並提出能驗證搜尋增量效果的下一步。</w:t>
-      </w:r>
-    </w:p>
-    <w:p>
-      <w:pPr>
-        <w:spacing w:after="120"/>
-      </w:pPr>
-      <w:r>
-        <w:rPr>
-          <w:b/>
-          <w:color w:val="0B5D69"/>
-        </w:rPr>
-        <w:t>要修改的參數：</w:t>
-      </w:r>
-      <w:r>
-        <w:t>預設情境為 search_index +10%；延伸可改成 +5% 或 -10%，但一次只改一項假設並保留上限。</w:t>
-      </w:r>
-    </w:p>
-    <w:p>
-      <w:pPr>
-        <w:spacing w:after="120"/>
-      </w:pPr>
-      <w:r>
-        <w:rPr>
-          <w:b/>
-          <w:color w:val="0B5D69"/>
-        </w:rPr>
-        <w:t>執行方式：</w:t>
-      </w:r>
-      <w:r>
-        <w:t>執行本格產生四列 scenario_result；若需改用另一企業，請回網站開啟對應 Notebook；之後，須先重跑企業篩選至模型訓練。</w:t>
-      </w:r>
-    </w:p>
-    <w:p>
-      <w:pPr>
-        <w:shd w:fill="F4F6F9"/>
-        <w:pBdr>
-          <w:left w:val="single" w:sz="18" w:space="8" w:color="0B5D69"/>
-        </w:pBdr>
-        <w:spacing w:before="80" w:after="120"/>
-        <w:ind w:left="173" w:right="115"/>
-      </w:pPr>
-      <w:r>
-        <w:rPr>
-          <w:b/>
-          <w:color w:val="0B5D69"/>
-        </w:rPr>
-        <w:t>預期輸出／合理範圍：</w:t>
-      </w:r>
-      <w:r>
-        <w:t>雜草町預設 prediction_change 約：羊毛氈 1.91、手捏陶 1.65、金工 2.40、老宅夜間工藝 2.54 需求單位。</w:t>
+        <w:t>情境表應保留 4 個 offer，包含基準預測、搜尋指數增加 10% 後的情境預測與兩者差額。差額可正可負，精確方向與幅度依所選企業模型為準。</w:t>
       </w:r>
     </w:p>
     <w:p>
@@ -9545,8 +9565,8 @@
       <w:r>
         <w:drawing>
           <wp:inline xmlns:a="http://schemas.openxmlformats.org/drawingml/2006/main" xmlns:pic="http://schemas.openxmlformats.org/drawingml/2006/picture">
-            <wp:extent cx="5577840" cy="3310425"/>
-            <wp:docPr id="11" name="Picture 11" descr="Day 2 D2-S01 的預期畫面示意" title="Day 2 D2-S01 的預期畫面示意"/>
+            <wp:extent cx="5577840" cy="3267021"/>
+            <wp:docPr id="11" name="Picture 11" descr="雜草町示例：Day 2 D2-S01 的預期畫面示意" title="雜草町示例：Day 2 D2-S01 的預期畫面示意"/>
             <wp:cNvGraphicFramePr>
               <a:graphicFrameLocks noChangeAspect="1"/>
             </wp:cNvGraphicFramePr>
@@ -9554,7 +9574,7 @@
               <a:graphicData uri="http://schemas.openxmlformats.org/drawingml/2006/picture">
                 <pic:pic>
                   <pic:nvPicPr>
-                    <pic:cNvPr id="0" name="figure-01.png"/>
+                    <pic:cNvPr id="0" name="D2-S01.png"/>
                     <pic:cNvPicPr/>
                   </pic:nvPicPr>
                   <pic:blipFill>
@@ -9566,7 +9586,7 @@
                   <pic:spPr>
                     <a:xfrm>
                       <a:off x="0" y="0"/>
-                      <a:ext cx="5577840" cy="3310425"/>
+                      <a:ext cx="5577840" cy="3267021"/>
                     </a:xfrm>
                     <a:prstGeom prst="rect"/>
                   </pic:spPr>
@@ -9588,7 +9608,7 @@
           <w:color w:val="595959"/>
           <w:sz w:val="18"/>
         </w:rPr>
-        <w:t>圖：完成 D2-S01 後可核對的畫面或輸出</w:t>
+        <w:t>圖：完成 D2-S01 後可核對的雜草町示例；你的精確數值依所選企業為準</w:t>
       </w:r>
     </w:p>
     <w:p>
@@ -9755,7 +9775,7 @@
         <w:t>預期輸出／合理範圍：</w:t>
       </w:r>
       <w:r>
-        <w:t>雜草町預設輸出資料筆數 240、商品／服務數 20；前三列為 D2-01-01 的月資料。</w:t>
+        <w:t>企業資料應為 240 列、20 個 offer，每個 offer 各 12 個月；前三列只含網站所選企業。完成日期、缺失與虛擬標記檢核後才可彙整 KPI。</w:t>
       </w:r>
     </w:p>
     <w:p>
@@ -9980,59 +10000,6 @@
     </w:p>
     <w:p>
       <w:pPr>
-        <w:jc w:val="center"/>
-      </w:pPr>
-      <w:r>
-        <w:drawing>
-          <wp:inline xmlns:a="http://schemas.openxmlformats.org/drawingml/2006/main" xmlns:pic="http://schemas.openxmlformats.org/drawingml/2006/picture">
-            <wp:extent cx="5577840" cy="2178932"/>
-            <wp:docPr id="12" name="Picture 12" descr="Day 2 D2-S02 的預期畫面示意" title="Day 2 D2-S02 的預期畫面示意"/>
-            <wp:cNvGraphicFramePr>
-              <a:graphicFrameLocks noChangeAspect="1"/>
-            </wp:cNvGraphicFramePr>
-            <a:graphic>
-              <a:graphicData uri="http://schemas.openxmlformats.org/drawingml/2006/picture">
-                <pic:pic>
-                  <pic:nvPicPr>
-                    <pic:cNvPr id="0" name="figure-02.png"/>
-                    <pic:cNvPicPr/>
-                  </pic:nvPicPr>
-                  <pic:blipFill>
-                    <a:blip r:embed="rId21"/>
-                    <a:stretch>
-                      <a:fillRect/>
-                    </a:stretch>
-                  </pic:blipFill>
-                  <pic:spPr>
-                    <a:xfrm>
-                      <a:off x="0" y="0"/>
-                      <a:ext cx="5577840" cy="2178932"/>
-                    </a:xfrm>
-                    <a:prstGeom prst="rect"/>
-                  </pic:spPr>
-                </pic:pic>
-              </a:graphicData>
-            </a:graphic>
-          </wp:inline>
-        </w:drawing>
-      </w:r>
-    </w:p>
-    <w:p>
-      <w:pPr>
-        <w:spacing w:after="160"/>
-        <w:jc w:val="center"/>
-      </w:pPr>
-      <w:r>
-        <w:rPr>
-          <w:i/>
-          <w:color w:val="595959"/>
-          <w:sz w:val="18"/>
-        </w:rPr>
-        <w:t>圖：完成 D2-S02 後可核對的畫面或輸出</w:t>
-      </w:r>
-    </w:p>
-    <w:p>
-      <w:pPr>
         <w:pStyle w:val="Heading2"/>
       </w:pPr>
       <w:r>
@@ -10206,7 +10173,7 @@
         <w:t>預期輸出／合理範圍：</w:t>
       </w:r>
       <w:r>
-        <w:t>portfolio 20 列。雜草町前列例：手捏陶-方案2 營收 1,575,585、毛利 1,039,780、毛利率 0.660、利用率 0.817；羊毛氈-方案3 利用率約 0.828。</w:t>
+        <w:t>portfolio 應由 240 列月資料彙整為 20 列 offer 輪廓，至少包含營收、毛利、毛利率、成長率、回購率、滿意度、利用率與需求波動。精確值依企業專屬輸出為準。</w:t>
       </w:r>
     </w:p>
     <w:p>
@@ -10431,59 +10398,6 @@
     </w:p>
     <w:p>
       <w:pPr>
-        <w:jc w:val="center"/>
-      </w:pPr>
-      <w:r>
-        <w:drawing>
-          <wp:inline xmlns:a="http://schemas.openxmlformats.org/drawingml/2006/main" xmlns:pic="http://schemas.openxmlformats.org/drawingml/2006/picture">
-            <wp:extent cx="5577840" cy="4493260"/>
-            <wp:docPr id="13" name="Picture 13" descr="Day 2 D2-S03 的預期畫面示意" title="Day 2 D2-S03 的預期畫面示意"/>
-            <wp:cNvGraphicFramePr>
-              <a:graphicFrameLocks noChangeAspect="1"/>
-            </wp:cNvGraphicFramePr>
-            <a:graphic>
-              <a:graphicData uri="http://schemas.openxmlformats.org/drawingml/2006/picture">
-                <pic:pic>
-                  <pic:nvPicPr>
-                    <pic:cNvPr id="0" name="figure-03.png"/>
-                    <pic:cNvPicPr/>
-                  </pic:nvPicPr>
-                  <pic:blipFill>
-                    <a:blip r:embed="rId22"/>
-                    <a:stretch>
-                      <a:fillRect/>
-                    </a:stretch>
-                  </pic:blipFill>
-                  <pic:spPr>
-                    <a:xfrm>
-                      <a:off x="0" y="0"/>
-                      <a:ext cx="5577840" cy="4493260"/>
-                    </a:xfrm>
-                    <a:prstGeom prst="rect"/>
-                  </pic:spPr>
-                </pic:pic>
-              </a:graphicData>
-            </a:graphic>
-          </wp:inline>
-        </w:drawing>
-      </w:r>
-    </w:p>
-    <w:p>
-      <w:pPr>
-        <w:spacing w:after="160"/>
-        <w:jc w:val="center"/>
-      </w:pPr>
-      <w:r>
-        <w:rPr>
-          <w:i/>
-          <w:color w:val="595959"/>
-          <w:sz w:val="18"/>
-        </w:rPr>
-        <w:t>圖：完成 D2-S03 後可核對的畫面或輸出</w:t>
-      </w:r>
-    </w:p>
-    <w:p>
-      <w:pPr>
         <w:pStyle w:val="Heading2"/>
       </w:pPr>
       <w:r>
@@ -10876,8 +10790,8 @@
       <w:r>
         <w:drawing>
           <wp:inline xmlns:a="http://schemas.openxmlformats.org/drawingml/2006/main" xmlns:pic="http://schemas.openxmlformats.org/drawingml/2006/picture">
-            <wp:extent cx="5577840" cy="3684908"/>
-            <wp:docPr id="14" name="Picture 14" descr="Day 2 D2-S04 的預期畫面示意" title="Day 2 D2-S04 的預期畫面示意"/>
+            <wp:extent cx="5577840" cy="3310425"/>
+            <wp:docPr id="12" name="Picture 12" descr="雜草町示例：Day 2 D2-S04 的預期畫面示意" title="雜草町示例：Day 2 D2-S04 的預期畫面示意"/>
             <wp:cNvGraphicFramePr>
               <a:graphicFrameLocks noChangeAspect="1"/>
             </wp:cNvGraphicFramePr>
@@ -10885,11 +10799,11 @@
               <a:graphicData uri="http://schemas.openxmlformats.org/drawingml/2006/picture">
                 <pic:pic>
                   <pic:nvPicPr>
-                    <pic:cNvPr id="0" name="figure-04.png"/>
+                    <pic:cNvPr id="0" name="D2-S04.png"/>
                     <pic:cNvPicPr/>
                   </pic:nvPicPr>
                   <pic:blipFill>
-                    <a:blip r:embed="rId23"/>
+                    <a:blip r:embed="rId21"/>
                     <a:stretch>
                       <a:fillRect/>
                     </a:stretch>
@@ -10897,7 +10811,7 @@
                   <pic:spPr>
                     <a:xfrm>
                       <a:off x="0" y="0"/>
-                      <a:ext cx="5577840" cy="3684908"/>
+                      <a:ext cx="5577840" cy="3310425"/>
                     </a:xfrm>
                     <a:prstGeom prst="rect"/>
                   </pic:spPr>
@@ -10919,7 +10833,7 @@
           <w:color w:val="595959"/>
           <w:sz w:val="18"/>
         </w:rPr>
-        <w:t>圖：完成 D2-S04 後可核對的畫面或輸出</w:t>
+        <w:t>圖：完成 D2-S04 後可核對的雜草町示例；你的精確數值依所選企業為準</w:t>
       </w:r>
     </w:p>
     <w:p>
@@ -11086,7 +11000,7 @@
         <w:t>預期輸出／合理範圍：</w:t>
       </w:r>
       <w:r>
-        <w:t>20×6 特徵；各欄 mean 約 0，樣本 std 約 1.03；雜草町 demand_volatility 最大標準分數約 2.69。</w:t>
+        <w:t>標準化矩陣應為 20×6；各欄平均值應非常接近 0，尺度約落在 1 個標準差附近。請核對欄位順序固定，精確最大或最小值依所選企業為準。</w:t>
       </w:r>
     </w:p>
     <w:p>
@@ -11311,59 +11225,6 @@
     </w:p>
     <w:p>
       <w:pPr>
-        <w:jc w:val="center"/>
-      </w:pPr>
-      <w:r>
-        <w:drawing>
-          <wp:inline xmlns:a="http://schemas.openxmlformats.org/drawingml/2006/main" xmlns:pic="http://schemas.openxmlformats.org/drawingml/2006/picture">
-            <wp:extent cx="5577840" cy="3267021"/>
-            <wp:docPr id="15" name="Picture 15" descr="Day 2 D2-S05 的預期畫面示意" title="Day 2 D2-S05 的預期畫面示意"/>
-            <wp:cNvGraphicFramePr>
-              <a:graphicFrameLocks noChangeAspect="1"/>
-            </wp:cNvGraphicFramePr>
-            <a:graphic>
-              <a:graphicData uri="http://schemas.openxmlformats.org/drawingml/2006/picture">
-                <pic:pic>
-                  <pic:nvPicPr>
-                    <pic:cNvPr id="0" name="figure-05.png"/>
-                    <pic:cNvPicPr/>
-                  </pic:nvPicPr>
-                  <pic:blipFill>
-                    <a:blip r:embed="rId24"/>
-                    <a:stretch>
-                      <a:fillRect/>
-                    </a:stretch>
-                  </pic:blipFill>
-                  <pic:spPr>
-                    <a:xfrm>
-                      <a:off x="0" y="0"/>
-                      <a:ext cx="5577840" cy="3267021"/>
-                    </a:xfrm>
-                    <a:prstGeom prst="rect"/>
-                  </pic:spPr>
-                </pic:pic>
-              </a:graphicData>
-            </a:graphic>
-          </wp:inline>
-        </w:drawing>
-      </w:r>
-    </w:p>
-    <w:p>
-      <w:pPr>
-        <w:spacing w:after="160"/>
-        <w:jc w:val="center"/>
-      </w:pPr>
-      <w:r>
-        <w:rPr>
-          <w:i/>
-          <w:color w:val="595959"/>
-          <w:sz w:val="18"/>
-        </w:rPr>
-        <w:t>圖：完成 D2-S05 後可核對的畫面或輸出</w:t>
-      </w:r>
-    </w:p>
-    <w:p>
-      <w:pPr>
         <w:pStyle w:val="Heading2"/>
       </w:pPr>
       <w:r>
@@ -11526,7 +11387,7 @@
         <w:t>預期輸出／合理範圍：</w:t>
       </w:r>
       <w:r>
-        <w:t>雜草町：k=3 inertia 40.135、silhouette 0.344；k=4 為 32.003、0.288；k=5 為 25.083、0.266。</w:t>
+        <w:t>群數比較表應有 k=3、4、5 三列，包含 inertia 與 silhouette；inertia 通常隨 k 增加下降，silhouette 則用來比較分離程度。最佳候選與數值依所選企業為準。</w:t>
       </w:r>
     </w:p>
     <w:p>
@@ -11541,7 +11402,7 @@
         <w:t>結果解讀句型：</w:t>
       </w:r>
       <w:r>
-        <w:t>inertia 隨 k 增加必然下降，不能單看最小值；silhouette 越高通常表示群內較緊、群間較分，但也不是商業真理。此資料 k=3 的 silhouette 較高，仍需檢查群大小與輪廓是否可說明。</w:t>
+        <w:t>不能只選 inertia 最小的 k，因為它會隨群數增加而下降；也不能把 silhouette 當準確率。請同時看 silhouette、群大小與輪廓是否可解釋，再記錄選擇的群數與理由。</w:t>
       </w:r>
     </w:p>
     <w:tbl>
@@ -11751,6 +11612,59 @@
     </w:p>
     <w:p>
       <w:pPr>
+        <w:jc w:val="center"/>
+      </w:pPr>
+      <w:r>
+        <w:drawing>
+          <wp:inline xmlns:a="http://schemas.openxmlformats.org/drawingml/2006/main" xmlns:pic="http://schemas.openxmlformats.org/drawingml/2006/picture">
+            <wp:extent cx="5577840" cy="2178932"/>
+            <wp:docPr id="13" name="Picture 13" descr="雜草町示例：Day 2 D2-S06 的預期畫面示意" title="雜草町示例：Day 2 D2-S06 的預期畫面示意"/>
+            <wp:cNvGraphicFramePr>
+              <a:graphicFrameLocks noChangeAspect="1"/>
+            </wp:cNvGraphicFramePr>
+            <a:graphic>
+              <a:graphicData uri="http://schemas.openxmlformats.org/drawingml/2006/picture">
+                <pic:pic>
+                  <pic:nvPicPr>
+                    <pic:cNvPr id="0" name="D2-S06.png"/>
+                    <pic:cNvPicPr/>
+                  </pic:nvPicPr>
+                  <pic:blipFill>
+                    <a:blip r:embed="rId22"/>
+                    <a:stretch>
+                      <a:fillRect/>
+                    </a:stretch>
+                  </pic:blipFill>
+                  <pic:spPr>
+                    <a:xfrm>
+                      <a:off x="0" y="0"/>
+                      <a:ext cx="5577840" cy="2178932"/>
+                    </a:xfrm>
+                    <a:prstGeom prst="rect"/>
+                  </pic:spPr>
+                </pic:pic>
+              </a:graphicData>
+            </a:graphic>
+          </wp:inline>
+        </w:drawing>
+      </w:r>
+    </w:p>
+    <w:p>
+      <w:pPr>
+        <w:spacing w:after="160"/>
+        <w:jc w:val="center"/>
+      </w:pPr>
+      <w:r>
+        <w:rPr>
+          <w:i/>
+          <w:color w:val="595959"/>
+          <w:sz w:val="18"/>
+        </w:rPr>
+        <w:t>圖：完成 D2-S06 後可核對的雜草町示例；你的精確數值依所選企業為準</w:t>
+      </w:r>
+    </w:p>
+    <w:p>
+      <w:pPr>
         <w:pStyle w:val="Heading2"/>
       </w:pPr>
       <w:r>
@@ -11913,7 +11827,7 @@
         <w:t>預期輸出／合理範圍：</w:t>
       </w:r>
       <w:r>
-        <w:t>雜草町採用 k=3。群0 約毛利率0.570、成長0.065、利用0.786、回購0.404、滿意4.017、波動0.132；群2 波動約0.250且成長約-0.078。</w:t>
+        <w:t>輸出所選群數的群集輪廓表，每列是一個群集，各欄為 6 項 KPI 的平均值及群內項目數。群號只是一個識別碼；群數、大小與輪廓依企業專屬 Notebook 為準。</w:t>
       </w:r>
     </w:p>
     <w:p>
@@ -11928,7 +11842,7 @@
         <w:t>結果解讀句型：</w:t>
       </w:r>
       <w:r>
-        <w:t>群0 在成長、利用、回購與滿意相對較高，可列為成長／主力候選；群2 成長低、回購低、滿意低、波動高，較適合調整或限量驗證。但群號可因重跑或設定改變，名稱必須依輪廓而非數字。</w:t>
+        <w:t>請用至少兩項 KPI 為每群命名，例如成長／獲利候選、引流／容量管理或調整／限量測試；不要把群號大小當成好壞排名，角色還要回到供應限制檢查。</w:t>
       </w:r>
     </w:p>
     <w:tbl>
@@ -12138,6 +12052,59 @@
     </w:p>
     <w:p>
       <w:pPr>
+        <w:jc w:val="center"/>
+      </w:pPr>
+      <w:r>
+        <w:drawing>
+          <wp:inline xmlns:a="http://schemas.openxmlformats.org/drawingml/2006/main" xmlns:pic="http://schemas.openxmlformats.org/drawingml/2006/picture">
+            <wp:extent cx="5577840" cy="4493260"/>
+            <wp:docPr id="14" name="Picture 14" descr="雜草町示例：Day 2 D2-S07 的預期畫面示意" title="雜草町示例：Day 2 D2-S07 的預期畫面示意"/>
+            <wp:cNvGraphicFramePr>
+              <a:graphicFrameLocks noChangeAspect="1"/>
+            </wp:cNvGraphicFramePr>
+            <a:graphic>
+              <a:graphicData uri="http://schemas.openxmlformats.org/drawingml/2006/picture">
+                <pic:pic>
+                  <pic:nvPicPr>
+                    <pic:cNvPr id="0" name="D2-S07.png"/>
+                    <pic:cNvPicPr/>
+                  </pic:nvPicPr>
+                  <pic:blipFill>
+                    <a:blip r:embed="rId23"/>
+                    <a:stretch>
+                      <a:fillRect/>
+                    </a:stretch>
+                  </pic:blipFill>
+                  <pic:spPr>
+                    <a:xfrm>
+                      <a:off x="0" y="0"/>
+                      <a:ext cx="5577840" cy="4493260"/>
+                    </a:xfrm>
+                    <a:prstGeom prst="rect"/>
+                  </pic:spPr>
+                </pic:pic>
+              </a:graphicData>
+            </a:graphic>
+          </wp:inline>
+        </w:drawing>
+      </w:r>
+    </w:p>
+    <w:p>
+      <w:pPr>
+        <w:spacing w:after="160"/>
+        <w:jc w:val="center"/>
+      </w:pPr>
+      <w:r>
+        <w:rPr>
+          <w:i/>
+          <w:color w:val="595959"/>
+          <w:sz w:val="18"/>
+        </w:rPr>
+        <w:t>圖：完成 D2-S07 後可核對的雜草町示例；你的精確數值依所選企業為準</w:t>
+      </w:r>
+    </w:p>
+    <w:p>
+      <w:pPr>
         <w:pStyle w:val="Heading2"/>
       </w:pPr>
       <w:r>
@@ -12300,7 +12267,7 @@
         <w:t>預期輸出／合理範圍：</w:t>
       </w:r>
       <w:r>
-        <w:t>雜草町 PC1 約 0.732、PC2 約 0.179，合計約 0.911。PC1 對成長、利用、回購、滿意約皆 +0.466～+0.471，對波動約 -0.348；PC2 對毛利率約 +0.938。</w:t>
+        <w:t>PCA 應輸出前兩主成分的解釋變異、loading 表與企業專屬散點圖。兩軸解釋變異合計應介於 0 與 1；各軸主要受哪些 KPI 影響依所選企業為準。</w:t>
       </w:r>
     </w:p>
     <w:p>
@@ -12315,7 +12282,7 @@
         <w:t>結果解讀句型：</w:t>
       </w:r>
       <w:r>
-        <w:t>PC1 可暫看成顧客／成長／利用共同上升、波動下降的方向；PC2 主要受毛利率驅動。這只是資料中的線性組合與變異方向，不是準確率、因果軸或企業天然維度。</w:t>
+        <w:t>PCA 是把 6 個標準化 KPI 投影成兩個方便閱讀的方向，不是準確率、因果軸或企業天然維度。請以 loading 說明座標方向，並用原始 KPI 表核對每個角色。</w:t>
       </w:r>
     </w:p>
     <w:tbl>
@@ -12525,6 +12492,59 @@
     </w:p>
     <w:p>
       <w:pPr>
+        <w:jc w:val="center"/>
+      </w:pPr>
+      <w:r>
+        <w:drawing>
+          <wp:inline xmlns:a="http://schemas.openxmlformats.org/drawingml/2006/main" xmlns:pic="http://schemas.openxmlformats.org/drawingml/2006/picture">
+            <wp:extent cx="5577840" cy="3684908"/>
+            <wp:docPr id="15" name="Picture 15" descr="雜草町示例：Day 2 D2-S08 的預期畫面示意" title="雜草町示例：Day 2 D2-S08 的預期畫面示意"/>
+            <wp:cNvGraphicFramePr>
+              <a:graphicFrameLocks noChangeAspect="1"/>
+            </wp:cNvGraphicFramePr>
+            <a:graphic>
+              <a:graphicData uri="http://schemas.openxmlformats.org/drawingml/2006/picture">
+                <pic:pic>
+                  <pic:nvPicPr>
+                    <pic:cNvPr id="0" name="D2-S08.png"/>
+                    <pic:cNvPicPr/>
+                  </pic:nvPicPr>
+                  <pic:blipFill>
+                    <a:blip r:embed="rId24"/>
+                    <a:stretch>
+                      <a:fillRect/>
+                    </a:stretch>
+                  </pic:blipFill>
+                  <pic:spPr>
+                    <a:xfrm>
+                      <a:off x="0" y="0"/>
+                      <a:ext cx="5577840" cy="3684908"/>
+                    </a:xfrm>
+                    <a:prstGeom prst="rect"/>
+                  </pic:spPr>
+                </pic:pic>
+              </a:graphicData>
+            </a:graphic>
+          </wp:inline>
+        </w:drawing>
+      </w:r>
+    </w:p>
+    <w:p>
+      <w:pPr>
+        <w:spacing w:after="160"/>
+        <w:jc w:val="center"/>
+      </w:pPr>
+      <w:r>
+        <w:rPr>
+          <w:i/>
+          <w:color w:val="595959"/>
+          <w:sz w:val="18"/>
+        </w:rPr>
+        <w:t>圖：完成 D2-S08 後可核對的雜草町示例；你的精確數值依所選企業為準</w:t>
+      </w:r>
+    </w:p>
+    <w:p>
+      <w:pPr>
         <w:pStyle w:val="Heading2"/>
       </w:pPr>
       <w:r>
@@ -12698,7 +12718,7 @@
         <w:t>預期輸出／合理範圍：</w:t>
       </w:r>
       <w:r>
-        <w:t>雜草町例：手捏陶-方案2、3與羊毛氈-方案3為成長／獲利候選；老宅夜間工藝-方案5、金工-方案4可為引流／容量管理候選；多項為調整／限量測試候選。</w:t>
+        <w:t>角色與資源表應保留 20 個 offer，列出人工角色、至少兩項支持 KPI、容量或供應風險及建議行動。候選商品、群號與配置依所選企業資料及參數為準。</w:t>
       </w:r>
     </w:p>
     <w:p>
@@ -16276,8 +16296,8 @@
       <w:r>
         <w:drawing>
           <wp:inline xmlns:a="http://schemas.openxmlformats.org/drawingml/2006/main" xmlns:pic="http://schemas.openxmlformats.org/drawingml/2006/picture">
-            <wp:extent cx="5577840" cy="3310425"/>
-            <wp:docPr id="18" name="Picture 18" descr="Day 3 D3-S01 的預期畫面示意" title="Day 3 D3-S01 的預期畫面示意"/>
+            <wp:extent cx="5577840" cy="3267021"/>
+            <wp:docPr id="18" name="Picture 18" descr="雜草町示例：Day 3 D3-S01 的預期畫面示意" title="雜草町示例：Day 3 D3-S01 的預期畫面示意"/>
             <wp:cNvGraphicFramePr>
               <a:graphicFrameLocks noChangeAspect="1"/>
             </wp:cNvGraphicFramePr>
@@ -16285,7 +16305,7 @@
               <a:graphicData uri="http://schemas.openxmlformats.org/drawingml/2006/picture">
                 <pic:pic>
                   <pic:nvPicPr>
-                    <pic:cNvPr id="0" name="figure-01.png"/>
+                    <pic:cNvPr id="0" name="D3-S01.png"/>
                     <pic:cNvPicPr/>
                   </pic:nvPicPr>
                   <pic:blipFill>
@@ -16297,7 +16317,7 @@
                   <pic:spPr>
                     <a:xfrm>
                       <a:off x="0" y="0"/>
-                      <a:ext cx="5577840" cy="3310425"/>
+                      <a:ext cx="5577840" cy="3267021"/>
                     </a:xfrm>
                     <a:prstGeom prst="rect"/>
                   </pic:spPr>
@@ -16319,7 +16339,7 @@
           <w:color w:val="595959"/>
           <w:sz w:val="18"/>
         </w:rPr>
-        <w:t>圖：完成 D3-S01 後可核對的畫面或輸出</w:t>
+        <w:t>圖：完成 D3-S01 後可核對的雜草町示例；你的精確數值依所選企業為準</w:t>
       </w:r>
     </w:p>
     <w:p>
@@ -16497,7 +16517,7 @@
         <w:t>預期輸出／合理範圍：</w:t>
       </w:r>
       <w:r>
-        <w:t>預設雜草町會得到 240 列。第一列手捏陶 price 923.93、units 34、revenue 31,413.62、gross_profit 17,421.94、gross_margin_rate 約 0.55；其他公司數值不同但公式一致。</w:t>
+        <w:t>企業資料應保留 240 列，並正確計算 revenue、unit_contribution、gross_profit 與 gross_margin_rate。請隨機抽一列手算核對；商品價格與數值依專屬 Notebook 為準。</w:t>
       </w:r>
     </w:p>
     <w:p>
@@ -16777,59 +16797,6 @@
     </w:p>
     <w:p>
       <w:pPr>
-        <w:jc w:val="center"/>
-      </w:pPr>
-      <w:r>
-        <w:drawing>
-          <wp:inline xmlns:a="http://schemas.openxmlformats.org/drawingml/2006/main" xmlns:pic="http://schemas.openxmlformats.org/drawingml/2006/picture">
-            <wp:extent cx="5577840" cy="5577840"/>
-            <wp:docPr id="19" name="Picture 19" descr="Day 3 D3-S02 的預期畫面示意" title="Day 3 D3-S02 的預期畫面示意"/>
-            <wp:cNvGraphicFramePr>
-              <a:graphicFrameLocks noChangeAspect="1"/>
-            </wp:cNvGraphicFramePr>
-            <a:graphic>
-              <a:graphicData uri="http://schemas.openxmlformats.org/drawingml/2006/picture">
-                <pic:pic>
-                  <pic:nvPicPr>
-                    <pic:cNvPr id="0" name="figure-02.png"/>
-                    <pic:cNvPicPr/>
-                  </pic:nvPicPr>
-                  <pic:blipFill>
-                    <a:blip r:embed="rId27"/>
-                    <a:stretch>
-                      <a:fillRect/>
-                    </a:stretch>
-                  </pic:blipFill>
-                  <pic:spPr>
-                    <a:xfrm>
-                      <a:off x="0" y="0"/>
-                      <a:ext cx="5577840" cy="5577840"/>
-                    </a:xfrm>
-                    <a:prstGeom prst="rect"/>
-                  </pic:spPr>
-                </pic:pic>
-              </a:graphicData>
-            </a:graphic>
-          </wp:inline>
-        </w:drawing>
-      </w:r>
-    </w:p>
-    <w:p>
-      <w:pPr>
-        <w:spacing w:after="160"/>
-        <w:jc w:val="center"/>
-      </w:pPr>
-      <w:r>
-        <w:rPr>
-          <w:i/>
-          <w:color w:val="595959"/>
-          <w:sz w:val="18"/>
-        </w:rPr>
-        <w:t>圖：完成 D3-S02 後可核對的畫面或輸出</w:t>
-      </w:r>
-    </w:p>
-    <w:p>
-      <w:pPr>
         <w:pStyle w:val="Heading2"/>
       </w:pPr>
       <w:r>
@@ -17003,7 +16970,7 @@
         <w:t>預期輸出／合理範圍：</w:t>
       </w:r>
       <w:r>
-        <w:t>雜草町摘要中老宅夜間工藝總毛利約 270 萬最高，價格範圍約 1,402.81–1,800；手捏陶平均銷量約 38.8。這是樣本彙總，不代表真實企業績效。</w:t>
+        <w:t>產生商品彙總表與價格—銷量分層圖，顯示各商品歷史價格範圍、平均銷量、營收與毛利。精確範圍和排序依所選企業為準，不能跨商品直接比較價格係數。</w:t>
       </w:r>
     </w:p>
     <w:p>
@@ -17288,8 +17255,8 @@
       <w:r>
         <w:drawing>
           <wp:inline xmlns:a="http://schemas.openxmlformats.org/drawingml/2006/main" xmlns:pic="http://schemas.openxmlformats.org/drawingml/2006/picture">
-            <wp:extent cx="5577840" cy="3267021"/>
-            <wp:docPr id="20" name="Picture 20" descr="Day 3 D3-S03 的預期畫面示意" title="Day 3 D3-S03 的預期畫面示意"/>
+            <wp:extent cx="5577840" cy="3310425"/>
+            <wp:docPr id="19" name="Picture 19" descr="雜草町示例：Day 3 D3-S03 的預期畫面示意" title="雜草町示例：Day 3 D3-S03 的預期畫面示意"/>
             <wp:cNvGraphicFramePr>
               <a:graphicFrameLocks noChangeAspect="1"/>
             </wp:cNvGraphicFramePr>
@@ -17297,7 +17264,513 @@
               <a:graphicData uri="http://schemas.openxmlformats.org/drawingml/2006/picture">
                 <pic:pic>
                   <pic:nvPicPr>
-                    <pic:cNvPr id="0" name="figure-03.png"/>
+                    <pic:cNvPr id="0" name="D3-S03.png"/>
+                    <pic:cNvPicPr/>
+                  </pic:nvPicPr>
+                  <pic:blipFill>
+                    <a:blip r:embed="rId27"/>
+                    <a:stretch>
+                      <a:fillRect/>
+                    </a:stretch>
+                  </pic:blipFill>
+                  <pic:spPr>
+                    <a:xfrm>
+                      <a:off x="0" y="0"/>
+                      <a:ext cx="5577840" cy="3310425"/>
+                    </a:xfrm>
+                    <a:prstGeom prst="rect"/>
+                  </pic:spPr>
+                </pic:pic>
+              </a:graphicData>
+            </a:graphic>
+          </wp:inline>
+        </w:drawing>
+      </w:r>
+    </w:p>
+    <w:p>
+      <w:pPr>
+        <w:spacing w:after="160"/>
+        <w:jc w:val="center"/>
+      </w:pPr>
+      <w:r>
+        <w:rPr>
+          <w:i/>
+          <w:color w:val="595959"/>
+          <w:sz w:val="18"/>
+        </w:rPr>
+        <w:t>圖：完成 D3-S03 後可核對的雜草町示例；你的精確數值依所選企業為準</w:t>
+      </w:r>
+    </w:p>
+    <w:p>
+      <w:pPr>
+        <w:pStyle w:val="Heading2"/>
+      </w:pPr>
+      <w:r>
+        <w:t>D3-S04｜用 log-log 模型近似價格彈性並守住因果邊界</w:t>
+      </w:r>
+    </w:p>
+    <w:p>
+      <w:pPr>
+        <w:spacing w:after="120"/>
+      </w:pPr>
+      <w:r>
+        <w:rPr>
+          <w:b/>
+          <w:color w:val="0B5D69"/>
+        </w:rPr>
+        <w:t>這一步的目的：</w:t>
+      </w:r>
+      <w:r>
+        <w:t>理解彈性係數的百分比語言、讀取四商品輸出，並設計可驗證價格反應的實驗。</w:t>
+      </w:r>
+    </w:p>
+    <w:p>
+      <w:pPr>
+        <w:shd w:fill="EFF8F7"/>
+        <w:pBdr>
+          <w:left w:val="single" w:sz="18" w:space="8" w:color="0B5D69"/>
+        </w:pBdr>
+        <w:spacing w:before="80" w:after="120"/>
+        <w:ind w:left="173" w:right="115"/>
+      </w:pPr>
+      <w:r>
+        <w:rPr>
+          <w:b/>
+          <w:color w:val="0B5D69"/>
+        </w:rPr>
+        <w:t>到哪裡操作：</w:t>
+      </w:r>
+      <w:r>
+        <w:t>Day 3 Notebook → 4. 近似價格彈性（程式碼儲存格 11）</w:t>
+      </w:r>
+    </w:p>
+    <w:p>
+      <w:pPr>
+        <w:pStyle w:val="Heading3"/>
+      </w:pPr>
+      <w:r>
+        <w:t>照著做</w:t>
+      </w:r>
+    </w:p>
+    <w:p>
+      <w:pPr>
+        <w:numPr>
+          <w:ilvl w:val="0"/>
+          <w:numId w:val="33"/>
+        </w:numPr>
+      </w:pPr>
+      <w:r>
+        <w:t>確認已匯入 LinearRegression，並觀察程式以 groupby('offer') 對每個商品分開估計，不跨商品混合。</w:t>
+      </w:r>
+    </w:p>
+    <w:p>
+      <w:pPr>
+        <w:numPr>
+          <w:ilvl w:val="0"/>
+          <w:numId w:val="33"/>
+        </w:numPr>
+      </w:pPr>
+      <w:r>
+        <w:t>檢查 safe_group 只保留 price&gt;0 與 units_sold&gt;0，說明為何 log 不能接受 0 或負值。</w:t>
+      </w:r>
+    </w:p>
+    <w:p>
+      <w:pPr>
+        <w:numPr>
+          <w:ilvl w:val="0"/>
+          <w:numId w:val="33"/>
+        </w:numPr>
+      </w:pPr>
+      <w:r>
+        <w:t>辨認 X 是 log(price)、y 是 log(units_sold)，係數 elasticity_approx 是樣本內百分比關聯近似。</w:t>
+      </w:r>
+    </w:p>
+    <w:p>
+      <w:pPr>
+        <w:numPr>
+          <w:ilvl w:val="0"/>
+          <w:numId w:val="33"/>
+        </w:numPr>
+      </w:pPr>
+      <w:r>
+        <w:t>執行程式後，檢查每個商品 n 是否足以估計；預設每項 n=60，並確認 warning 欄保留非因果警語。</w:t>
+      </w:r>
+    </w:p>
+    <w:p>
+      <w:pPr>
+        <w:numPr>
+          <w:ilvl w:val="0"/>
+          <w:numId w:val="33"/>
+        </w:numPr>
+      </w:pPr>
+      <w:r>
+        <w:t>選一商品把係數轉成口語，例如 -1.257 表示價格高 1% 時，樣本銷量平均約低 1.257%，但不是調價因果保證。</w:t>
+      </w:r>
+    </w:p>
+    <w:p>
+      <w:pPr>
+        <w:numPr>
+          <w:ilvl w:val="0"/>
+          <w:numId w:val="33"/>
+        </w:numPr>
+      </w:pPr>
+      <w:r>
+        <w:t>比較四個係數的方向與絕對值，不把絕對值較大直接解讀為企業應降價；同時考量毛利與誤差。</w:t>
+      </w:r>
+    </w:p>
+    <w:p>
+      <w:pPr>
+        <w:numPr>
+          <w:ilvl w:val="0"/>
+          <w:numId w:val="33"/>
+        </w:numPr>
+      </w:pPr>
+      <w:r>
+        <w:t>寫出一個驗證方案：價格姓名、固定條件、觀察期、主要指標與停止條件。</w:t>
+      </w:r>
+    </w:p>
+    <w:p>
+      <w:pPr>
+        <w:spacing w:after="120"/>
+      </w:pPr>
+      <w:r>
+        <w:rPr>
+          <w:b/>
+          <w:color w:val="0B5D69"/>
+        </w:rPr>
+        <w:t>要修改的參數：</w:t>
+      </w:r>
+      <w:r>
+        <w:t>不修改迴歸程式。延伸練習可在副本選定單一 channel 後重估，並比較樣本數與係數穩定性。</w:t>
+      </w:r>
+    </w:p>
+    <w:p>
+      <w:pPr>
+        <w:spacing w:after="120"/>
+      </w:pPr>
+      <w:r>
+        <w:rPr>
+          <w:b/>
+          <w:color w:val="0B5D69"/>
+        </w:rPr>
+        <w:t>執行方式：</w:t>
+      </w:r>
+      <w:r>
+        <w:t>執行儲存格 11；若之前沒有執行 company_df，先由儲存格 5 重新執行。</w:t>
+      </w:r>
+    </w:p>
+    <w:p>
+      <w:pPr>
+        <w:shd w:fill="F4F6F9"/>
+        <w:pBdr>
+          <w:left w:val="single" w:sz="18" w:space="8" w:color="0B5D69"/>
+        </w:pBdr>
+        <w:spacing w:before="80" w:after="120"/>
+        <w:ind w:left="173" w:right="115"/>
+      </w:pPr>
+      <w:r>
+        <w:rPr>
+          <w:b/>
+          <w:color w:val="0B5D69"/>
+        </w:rPr>
+        <w:t>預期輸出／合理範圍：</w:t>
+      </w:r>
+      <w:r>
+        <w:t>每項商品各輸出一個 log-log 價格彈性近似與樣本數；係數可正可負，且會因企業與商品而異。請確認每項商品都有足夠觀察，再記錄非因果限制。</w:t>
+      </w:r>
+    </w:p>
+    <w:p>
+      <w:pPr>
+        <w:spacing w:after="120"/>
+      </w:pPr>
+      <w:r>
+        <w:rPr>
+          <w:b/>
+          <w:color w:val="0B5D69"/>
+        </w:rPr>
+        <w:t>結果解讀句型：</w:t>
+      </w:r>
+      <w:r>
+        <w:t>完成句型：『＿＿的彈性近似為＿＿，表示在此虛擬觀察樣本中價格相差 1% 時，銷量平均相差約＿＿%；這不是因果效果，因為＿＿。』</w:t>
+      </w:r>
+    </w:p>
+    <w:tbl>
+      <w:tblPr>
+        <w:tblStyle w:val="TableGrid"/>
+        <w:tblW w:type="dxa" w:w="9360"/>
+        <w:jc w:val="left"/>
+        <w:tblLayout w:type="fixed"/>
+        <w:tblLook w:firstColumn="1" w:firstRow="1" w:lastColumn="0" w:lastRow="0" w:noHBand="0" w:noVBand="1" w:val="04A0"/>
+        <w:tblInd w:w="120" w:type="dxa"/>
+      </w:tblPr>
+      <w:tblGrid>
+        <w:gridCol w:w="2700"/>
+        <w:gridCol w:w="6660"/>
+      </w:tblGrid>
+      <w:tr>
+        <w:trPr>
+          <w:cantSplit/>
+          <w:tblHeader w:val="true"/>
+        </w:trPr>
+        <w:tc>
+          <w:tcPr>
+            <w:tcW w:type="dxa" w:w="2700"/>
+            <w:shd w:fill="E8EEF5"/>
+            <w:vAlign w:val="center"/>
+            <w:tcMar>
+              <w:top w:w="80" w:type="dxa"/>
+              <w:start w:w="120" w:type="dxa"/>
+              <w:bottom w:w="80" w:type="dxa"/>
+              <w:end w:w="120" w:type="dxa"/>
+            </w:tcMar>
+          </w:tcPr>
+          <w:p>
+            <w:pPr>
+              <w:spacing w:after="0"/>
+              <w:jc w:val="center"/>
+            </w:pPr>
+            <w:r>
+              <w:rPr>
+                <w:rFonts w:ascii="Calibri" w:hAnsi="Calibri" w:eastAsia="Microsoft JhengHei"/>
+                <w:b/>
+                <w:sz w:val="18"/>
+              </w:rPr>
+              <w:t>看到的錯誤或異常</w:t>
+            </w:r>
+          </w:p>
+        </w:tc>
+        <w:tc>
+          <w:tcPr>
+            <w:tcW w:type="dxa" w:w="6660"/>
+            <w:shd w:fill="E8EEF5"/>
+            <w:vAlign w:val="center"/>
+            <w:tcMar>
+              <w:top w:w="80" w:type="dxa"/>
+              <w:start w:w="120" w:type="dxa"/>
+              <w:bottom w:w="80" w:type="dxa"/>
+              <w:end w:w="120" w:type="dxa"/>
+            </w:tcMar>
+          </w:tcPr>
+          <w:p>
+            <w:pPr>
+              <w:spacing w:after="0"/>
+              <w:jc w:val="center"/>
+            </w:pPr>
+            <w:r>
+              <w:rPr>
+                <w:rFonts w:ascii="Calibri" w:hAnsi="Calibri" w:eastAsia="Microsoft JhengHei"/>
+                <w:b/>
+                <w:sz w:val="18"/>
+              </w:rPr>
+              <w:t>處理方式</w:t>
+            </w:r>
+          </w:p>
+        </w:tc>
+      </w:tr>
+      <w:tr>
+        <w:trPr>
+          <w:cantSplit/>
+        </w:trPr>
+        <w:tc>
+          <w:tcPr>
+            <w:tcW w:type="dxa" w:w="2700"/>
+            <w:vAlign w:val="center"/>
+            <w:tcMar>
+              <w:top w:w="80" w:type="dxa"/>
+              <w:start w:w="120" w:type="dxa"/>
+              <w:bottom w:w="80" w:type="dxa"/>
+              <w:end w:w="120" w:type="dxa"/>
+            </w:tcMar>
+          </w:tcPr>
+          <w:p>
+            <w:pPr>
+              <w:spacing w:after="40" w:line="264" w:lineRule="auto"/>
+            </w:pPr>
+            <w:r>
+              <w:rPr>
+                <w:rFonts w:ascii="Calibri" w:hAnsi="Calibri" w:eastAsia="Microsoft JhengHei"/>
+                <w:sz w:val="17"/>
+              </w:rPr>
+              <w:t>ValueError 或 log 後出現無限值</w:t>
+            </w:r>
+          </w:p>
+        </w:tc>
+        <w:tc>
+          <w:tcPr>
+            <w:tcW w:type="dxa" w:w="6660"/>
+            <w:vAlign w:val="center"/>
+            <w:tcMar>
+              <w:top w:w="80" w:type="dxa"/>
+              <w:start w:w="120" w:type="dxa"/>
+              <w:bottom w:w="80" w:type="dxa"/>
+              <w:end w:w="120" w:type="dxa"/>
+            </w:tcMar>
+          </w:tcPr>
+          <w:p>
+            <w:pPr>
+              <w:spacing w:after="40" w:line="264" w:lineRule="auto"/>
+            </w:pPr>
+            <w:r>
+              <w:rPr>
+                <w:rFonts w:ascii="Calibri" w:hAnsi="Calibri" w:eastAsia="Microsoft JhengHei"/>
+                <w:sz w:val="17"/>
+              </w:rPr>
+              <w:t>可能原因：price 或 units_sold 包含 0／負值且 safe_group 篩選未正確執行</w:t>
+              <w:br/>
+              <w:t>處理方式：檢查 (group[['price','units_sold']]&lt;=0).sum()，確認模型使用的是 safe_group。</w:t>
+            </w:r>
+          </w:p>
+        </w:tc>
+      </w:tr>
+      <w:tr>
+        <w:trPr>
+          <w:cantSplit/>
+        </w:trPr>
+        <w:tc>
+          <w:tcPr>
+            <w:tcW w:type="dxa" w:w="2700"/>
+            <w:vAlign w:val="center"/>
+            <w:tcMar>
+              <w:top w:w="80" w:type="dxa"/>
+              <w:start w:w="120" w:type="dxa"/>
+              <w:bottom w:w="80" w:type="dxa"/>
+              <w:end w:w="120" w:type="dxa"/>
+            </w:tcMar>
+          </w:tcPr>
+          <w:p>
+            <w:pPr>
+              <w:spacing w:after="40" w:line="264" w:lineRule="auto"/>
+            </w:pPr>
+            <w:r>
+              <w:rPr>
+                <w:rFonts w:ascii="Calibri" w:hAnsi="Calibri" w:eastAsia="Microsoft JhengHei"/>
+                <w:sz w:val="17"/>
+              </w:rPr>
+              <w:t>係數為正就認為程式錯誤</w:t>
+            </w:r>
+          </w:p>
+        </w:tc>
+        <w:tc>
+          <w:tcPr>
+            <w:tcW w:type="dxa" w:w="6660"/>
+            <w:vAlign w:val="center"/>
+            <w:tcMar>
+              <w:top w:w="80" w:type="dxa"/>
+              <w:start w:w="120" w:type="dxa"/>
+              <w:bottom w:w="80" w:type="dxa"/>
+              <w:end w:w="120" w:type="dxa"/>
+            </w:tcMar>
+          </w:tcPr>
+          <w:p>
+            <w:pPr>
+              <w:spacing w:after="40" w:line="264" w:lineRule="auto"/>
+            </w:pPr>
+            <w:r>
+              <w:rPr>
+                <w:rFonts w:ascii="Calibri" w:hAnsi="Calibri" w:eastAsia="Microsoft JhengHei"/>
+                <w:sz w:val="17"/>
+              </w:rPr>
+              <w:t>可能原因：把一般需求直覺當成資料必須符合的定律</w:t>
+              <w:br/>
+              <w:t>處理方式：先檢查樣本、通路與促銷結構；正係數可能反映混雜或資料範圍，不能為了符合預期而改值。</w:t>
+            </w:r>
+          </w:p>
+        </w:tc>
+      </w:tr>
+      <w:tr>
+        <w:trPr>
+          <w:cantSplit/>
+        </w:trPr>
+        <w:tc>
+          <w:tcPr>
+            <w:tcW w:type="dxa" w:w="2700"/>
+            <w:vAlign w:val="center"/>
+            <w:tcMar>
+              <w:top w:w="80" w:type="dxa"/>
+              <w:start w:w="120" w:type="dxa"/>
+              <w:bottom w:w="80" w:type="dxa"/>
+              <w:end w:w="120" w:type="dxa"/>
+            </w:tcMar>
+          </w:tcPr>
+          <w:p>
+            <w:pPr>
+              <w:spacing w:after="40" w:line="264" w:lineRule="auto"/>
+            </w:pPr>
+            <w:r>
+              <w:rPr>
+                <w:rFonts w:ascii="Calibri" w:hAnsi="Calibri" w:eastAsia="Microsoft JhengHei"/>
+                <w:sz w:val="17"/>
+              </w:rPr>
+              <w:t>把 -1.2 說成少 120 個單位</w:t>
+            </w:r>
+          </w:p>
+        </w:tc>
+        <w:tc>
+          <w:tcPr>
+            <w:tcW w:type="dxa" w:w="6660"/>
+            <w:vAlign w:val="center"/>
+            <w:tcMar>
+              <w:top w:w="80" w:type="dxa"/>
+              <w:start w:w="120" w:type="dxa"/>
+              <w:bottom w:w="80" w:type="dxa"/>
+              <w:end w:w="120" w:type="dxa"/>
+            </w:tcMar>
+          </w:tcPr>
+          <w:p>
+            <w:pPr>
+              <w:spacing w:after="40" w:line="264" w:lineRule="auto"/>
+            </w:pPr>
+            <w:r>
+              <w:rPr>
+                <w:rFonts w:ascii="Calibri" w:hAnsi="Calibri" w:eastAsia="Microsoft JhengHei"/>
+                <w:sz w:val="17"/>
+              </w:rPr>
+              <w:t>可能原因：混淆百分比彈性與原始單位斜率</w:t>
+              <w:br/>
+              <w:t>處理方式：明確使用『價格 1% 對應銷量約 1.2%』的語言，不使用需求單位。</w:t>
+            </w:r>
+          </w:p>
+        </w:tc>
+      </w:tr>
+    </w:tbl>
+    <w:p/>
+    <w:p>
+      <w:pPr>
+        <w:shd w:fill="FFF8E8"/>
+        <w:pBdr>
+          <w:left w:val="single" w:sz="18" w:space="8" w:color="0B5D69"/>
+        </w:pBdr>
+        <w:spacing w:before="80" w:after="120"/>
+        <w:ind w:left="173" w:right="115"/>
+      </w:pPr>
+      <w:r>
+        <w:rPr>
+          <w:b/>
+          <w:color w:val="0B5D69"/>
+        </w:rPr>
+        <w:t>完成檢核：</w:t>
+      </w:r>
+      <w:r>
+        <w:t>若彈性近似為 -1.3，能否直接計算降價 20% 後的真實銷量？請從外插、其他條件與因果三方面回答。</w:t>
+      </w:r>
+    </w:p>
+    <w:p>
+      <w:pPr>
+        <w:jc w:val="center"/>
+      </w:pPr>
+      <w:r>
+        <w:drawing>
+          <wp:inline xmlns:a="http://schemas.openxmlformats.org/drawingml/2006/main" xmlns:pic="http://schemas.openxmlformats.org/drawingml/2006/picture">
+            <wp:extent cx="5577840" cy="3267021"/>
+            <wp:docPr id="20" name="Picture 20" descr="雜草町示例：Day 3 D3-S04 的預期畫面示意" title="雜草町示例：Day 3 D3-S04 的預期畫面示意"/>
+            <wp:cNvGraphicFramePr>
+              <a:graphicFrameLocks noChangeAspect="1"/>
+            </wp:cNvGraphicFramePr>
+            <a:graphic>
+              <a:graphicData uri="http://schemas.openxmlformats.org/drawingml/2006/picture">
+                <pic:pic>
+                  <pic:nvPicPr>
+                    <pic:cNvPr id="0" name="D3-S04.png"/>
                     <pic:cNvPicPr/>
                   </pic:nvPicPr>
                   <pic:blipFill>
@@ -17331,7 +17804,7 @@
           <w:color w:val="595959"/>
           <w:sz w:val="18"/>
         </w:rPr>
-        <w:t>圖：完成 D3-S03 後可核對的畫面或輸出</w:t>
+        <w:t>圖：完成 D3-S04 後可核對的雜草町示例；你的精確數值依所選企業為準</w:t>
       </w:r>
     </w:p>
     <w:p>
@@ -17339,7 +17812,7 @@
         <w:pStyle w:val="Heading2"/>
       </w:pPr>
       <w:r>
-        <w:t>D3-S04｜用 log-log 模型近似價格彈性並守住因果邊界</w:t>
+        <w:t>D3-S05｜以時間切分與 Pipeline 建立銷量預測 baseline</w:t>
       </w:r>
     </w:p>
     <w:p>
@@ -17354,7 +17827,7 @@
         <w:t>這一步的目的：</w:t>
       </w:r>
       <w:r>
-        <w:t>理解彈性係數的百分比語言、讀取四商品輸出，並設計可驗證價格反應的實驗。</w:t>
+        <w:t>避免未來資料洩漏，完成數值／類別前處理與線性迴歸 baseline。</w:t>
       </w:r>
     </w:p>
     <w:p>
@@ -17374,7 +17847,7 @@
         <w:t>到哪裡操作：</w:t>
       </w:r>
       <w:r>
-        <w:t>Day 3 Notebook → 4. 近似價格彈性（程式碼儲存格 11）</w:t>
+        <w:t>Day 3 Notebook → 5. 建立時間切分的多元模型（程式碼儲存格 14）</w:t>
       </w:r>
     </w:p>
     <w:p>
@@ -17389,77 +17862,77 @@
       <w:pPr>
         <w:numPr>
           <w:ilvl w:val="0"/>
-          <w:numId w:val="33"/>
+          <w:numId w:val="34"/>
         </w:numPr>
       </w:pPr>
       <w:r>
-        <w:t>確認已匯入 LinearRegression，並觀察程式以 groupby('offer') 對每個商品分開估計，不跨商品混合。</w:t>
+        <w:t>辨認 numeric_features 為價格、行銷投入、競品價格指數、節慶；categorical_features 為商品、通路、客群。</w:t>
       </w:r>
     </w:p>
     <w:p>
       <w:pPr>
         <w:numPr>
           <w:ilvl w:val="0"/>
-          <w:numId w:val="33"/>
+          <w:numId w:val="34"/>
         </w:numPr>
       </w:pPr>
       <w:r>
-        <w:t>檢查 safe_group 只保留 price&gt;0 與 units_sold&gt;0，說明為何 log 不能接受 0 或負值。</w:t>
+        <w:t>閱讀 unique_dates 排序與 cutoff_date 計算，確認較早日期進 train_df、較晚日期進 test_df。</w:t>
       </w:r>
     </w:p>
     <w:p>
       <w:pPr>
         <w:numPr>
           <w:ilvl w:val="0"/>
-          <w:numId w:val="33"/>
+          <w:numId w:val="34"/>
         </w:numPr>
       </w:pPr>
       <w:r>
-        <w:t>辨認 X 是 log(price)、y 是 log(units_sold)，係數 elasticity_approx 是樣本內百分比關聯近似。</w:t>
+        <w:t>執行後比較 train_df['date'].max() 與 test_df['date'].min()，前者必須早於後者。</w:t>
       </w:r>
     </w:p>
     <w:p>
       <w:pPr>
         <w:numPr>
           <w:ilvl w:val="0"/>
-          <w:numId w:val="33"/>
+          <w:numId w:val="34"/>
         </w:numPr>
       </w:pPr>
       <w:r>
-        <w:t>執行程式後，檢查每個商品 n 是否足以估計；預設每項 n=60，並確認 warning 欄保留非因果警語。</w:t>
+        <w:t>查看 ColumnTransformer：數值欄中位數補值後標準化，類別欄 OneHotEncoder 並允許未見類別。</w:t>
       </w:r>
     </w:p>
     <w:p>
       <w:pPr>
         <w:numPr>
           <w:ilvl w:val="0"/>
-          <w:numId w:val="33"/>
+          <w:numId w:val="34"/>
         </w:numPr>
       </w:pPr>
       <w:r>
-        <w:t>選一商品把係數轉成口語，例如 -1.257 表示價格高 1% 時，樣本銷量平均約低 1.257%，但不是調價因果保證。</w:t>
+        <w:t>確認 pricing_model 是 preprocess 加 LinearRegression 的 Pipeline，fit 只使用 train_df。</w:t>
       </w:r>
     </w:p>
     <w:p>
       <w:pPr>
         <w:numPr>
           <w:ilvl w:val="0"/>
-          <w:numId w:val="33"/>
+          <w:numId w:val="34"/>
         </w:numPr>
       </w:pPr>
       <w:r>
-        <w:t>比較四個係數的方向與絕對值，不把絕對值較大直接解讀為企業應降價；同時考量毛利與誤差。</w:t>
+        <w:t>檢查預測值以 np.maximum(0, ...) 截為非負，並在限制中註明這是輸出邊界，不代表模型結構天然適合計數。</w:t>
       </w:r>
     </w:p>
     <w:p>
       <w:pPr>
         <w:numPr>
           <w:ilvl w:val="0"/>
-          <w:numId w:val="33"/>
+          <w:numId w:val="34"/>
         </w:numPr>
       </w:pPr>
       <w:r>
-        <w:t>寫出一個驗證方案：價格姓名、固定條件、觀察期、主要指標與停止條件。</w:t>
+        <w:t>記錄切分日期、訓練筆數與測試筆數，說明為何時間資料不能隨機混洗後宣稱預測未來。</w:t>
       </w:r>
     </w:p>
     <w:p>
@@ -17474,7 +17947,7 @@
         <w:t>要修改的參數：</w:t>
       </w:r>
       <w:r>
-        <w:t>不修改迴歸程式。延伸練習可在副本選定單一 channel 後重估，並比較樣本數與係數穩定性。</w:t>
+        <w:t>本段不修改特徵與 80% 切分比例。延伸測試請另存副本並保留原始 baseline 供比較。</w:t>
       </w:r>
     </w:p>
     <w:p>
@@ -17489,7 +17962,7 @@
         <w:t>執行方式：</w:t>
       </w:r>
       <w:r>
-        <w:t>執行儲存格 11；若之前沒有執行 company_df，先由儲存格 5 重新執行。</w:t>
+        <w:t>執行儲存格 14。若 PolynomialFeatures 顯示未使用，不需刪除；本段 baseline 實際使用 LinearRegression。</w:t>
       </w:r>
     </w:p>
     <w:p>
@@ -17509,7 +17982,7 @@
         <w:t>預期輸出／合理範圍：</w:t>
       </w:r>
       <w:r>
-        <w:t>雜草町四項係數約為手捏陶 -1.257、羊毛氈 -1.390、老宅夜間工藝 -1.066、金工入門 -1.057，每項 n=60；數值依企業而異。</w:t>
+        <w:t>依日期切分後應有 192 列訓練資料與 48 列測試資料，且所有測試日期晚於訓練日期。Pipeline 應在訓練資料 fit，再對測試資料預測。</w:t>
       </w:r>
     </w:p>
     <w:p>
@@ -17524,7 +17997,7 @@
         <w:t>結果解讀句型：</w:t>
       </w:r>
       <w:r>
-        <w:t>完成句型：『＿＿的彈性近似為＿＿，表示在此虛擬觀察樣本中價格相差 1% 時，銷量平均相差約＿＿%；這不是因果效果，因為＿＿。』</w:t>
+        <w:t>完成句型：『我們使用＿＿以前資料訓練、之後資料測試，因為決策要模擬＿＿；Pipeline 的作用是＿＿，以降低＿＿風險。』</w:t>
       </w:r>
     </w:p>
     <w:tbl>
@@ -17624,7 +18097,7 @@
                 <w:rFonts w:ascii="Calibri" w:hAnsi="Calibri" w:eastAsia="Microsoft JhengHei"/>
                 <w:sz w:val="17"/>
               </w:rPr>
-              <w:t>ValueError 或 log 後出現無限值</w:t>
+              <w:t>訓練與測試日期重疊或順序相反</w:t>
             </w:r>
           </w:p>
         </w:tc>
@@ -17648,9 +18121,9 @@
                 <w:rFonts w:ascii="Calibri" w:hAnsi="Calibri" w:eastAsia="Microsoft JhengHei"/>
                 <w:sz w:val="17"/>
               </w:rPr>
-              <w:t>可能原因：price 或 units_sold 包含 0／負值且 safe_group 篩選未正確執行</w:t>
+              <w:t>可能原因：date 未轉 datetime、比較使用字串或切分條件被改動</w:t>
               <w:br/>
-              <w:t>處理方式：檢查 (group[['price','units_sold']]&lt;=0).sum()，確認模型使用的是 safe_group。</w:t>
+              <w:t>處理方式：回到儲存格 5 重新 pd.to_datetime，列印兩組 min/max 日期。</w:t>
             </w:r>
           </w:p>
         </w:tc>
@@ -17679,7 +18152,7 @@
                 <w:rFonts w:ascii="Calibri" w:hAnsi="Calibri" w:eastAsia="Microsoft JhengHei"/>
                 <w:sz w:val="17"/>
               </w:rPr>
-              <w:t>係數為正就認為程式錯誤</w:t>
+              <w:t>模型 fit 出現 could not convert string to float</w:t>
             </w:r>
           </w:p>
         </w:tc>
@@ -17703,9 +18176,9 @@
                 <w:rFonts w:ascii="Calibri" w:hAnsi="Calibri" w:eastAsia="Microsoft JhengHei"/>
                 <w:sz w:val="17"/>
               </w:rPr>
-              <w:t>可能原因：把一般需求直覺當成資料必須符合的定律</w:t>
+              <w:t>可能原因：類別欄未經 OneHotEncoder 或傳入欄位超出 ColumnTransformer</w:t>
               <w:br/>
-              <w:t>處理方式：先檢查樣本、通路與促銷結構；正係數可能反映混雜或資料範圍，不能為了符合預期而改值。</w:t>
+              <w:t>處理方式：確認 fit 使用 numeric_features + categorical_features，並使用 pricing_model Pipeline。</w:t>
             </w:r>
           </w:p>
         </w:tc>
@@ -17734,7 +18207,7 @@
                 <w:rFonts w:ascii="Calibri" w:hAnsi="Calibri" w:eastAsia="Microsoft JhengHei"/>
                 <w:sz w:val="17"/>
               </w:rPr>
-              <w:t>把 -1.2 說成少 120 個單位</w:t>
+              <w:t>測試集出現負預測值</w:t>
             </w:r>
           </w:p>
         </w:tc>
@@ -17758,9 +18231,9 @@
                 <w:rFonts w:ascii="Calibri" w:hAnsi="Calibri" w:eastAsia="Microsoft JhengHei"/>
                 <w:sz w:val="17"/>
               </w:rPr>
-              <w:t>可能原因：混淆百分比彈性與原始單位斜率</w:t>
+              <w:t>可能原因：略過 np.maximum 或檢查的是原始 predict</w:t>
               <w:br/>
-              <w:t>處理方式：明確使用『價格 1% 對應銷量約 1.2%』的語言，不使用需求單位。</w:t>
+              <w:t>處理方式：以 test_df['predicted_units']=np.maximum(0, ...) 產生決策用預測，並註明截斷限制。</w:t>
             </w:r>
           </w:p>
         </w:tc>
@@ -17784,60 +18257,7 @@
         <w:t>完成檢核：</w:t>
       </w:r>
       <w:r>
-        <w:t>若彈性近似為 -1.3，能否直接計算降價 20% 後的真實銷量？請從外插、其他條件與因果三方面回答。</w:t>
-      </w:r>
-    </w:p>
-    <w:p>
-      <w:pPr>
-        <w:jc w:val="center"/>
-      </w:pPr>
-      <w:r>
-        <w:drawing>
-          <wp:inline xmlns:a="http://schemas.openxmlformats.org/drawingml/2006/main" xmlns:pic="http://schemas.openxmlformats.org/drawingml/2006/picture">
-            <wp:extent cx="5577840" cy="3267021"/>
-            <wp:docPr id="21" name="Picture 21" descr="Day 3 D3-S04 的預期畫面示意" title="Day 3 D3-S04 的預期畫面示意"/>
-            <wp:cNvGraphicFramePr>
-              <a:graphicFrameLocks noChangeAspect="1"/>
-            </wp:cNvGraphicFramePr>
-            <a:graphic>
-              <a:graphicData uri="http://schemas.openxmlformats.org/drawingml/2006/picture">
-                <pic:pic>
-                  <pic:nvPicPr>
-                    <pic:cNvPr id="0" name="figure-04.png"/>
-                    <pic:cNvPicPr/>
-                  </pic:nvPicPr>
-                  <pic:blipFill>
-                    <a:blip r:embed="rId29"/>
-                    <a:stretch>
-                      <a:fillRect/>
-                    </a:stretch>
-                  </pic:blipFill>
-                  <pic:spPr>
-                    <a:xfrm>
-                      <a:off x="0" y="0"/>
-                      <a:ext cx="5577840" cy="3267021"/>
-                    </a:xfrm>
-                    <a:prstGeom prst="rect"/>
-                  </pic:spPr>
-                </pic:pic>
-              </a:graphicData>
-            </a:graphic>
-          </wp:inline>
-        </w:drawing>
-      </w:r>
-    </w:p>
-    <w:p>
-      <w:pPr>
-        <w:spacing w:after="160"/>
-        <w:jc w:val="center"/>
-      </w:pPr>
-      <w:r>
-        <w:rPr>
-          <w:i/>
-          <w:color w:val="595959"/>
-          <w:sz w:val="18"/>
-        </w:rPr>
-        <w:t>圖：完成 D3-S04 後可核對的畫面或輸出</w:t>
+        <w:t>若先用全部 240 列計算標準化平均與類別規則，再切訓練／測試，為什麼可能形成資料洩漏？</w:t>
       </w:r>
     </w:p>
     <w:p>
@@ -17845,7 +18265,7 @@
         <w:pStyle w:val="Heading2"/>
       </w:pPr>
       <w:r>
-        <w:t>D3-S05｜以時間切分與 Pipeline 建立銷量預測 baseline</w:t>
+        <w:t>D3-S06｜用 MAE、RMSE、R² 與預測圖判斷模型能不能支援試算</w:t>
       </w:r>
     </w:p>
     <w:p>
@@ -17860,7 +18280,7 @@
         <w:t>這一步的目的：</w:t>
       </w:r>
       <w:r>
-        <w:t>避免未來資料洩漏，完成數值／類別前處理與線性迴歸 baseline。</w:t>
+        <w:t>以未見資料評估預測，將誤差翻譯成需求與決策風險，而非只追求高分。</w:t>
       </w:r>
     </w:p>
     <w:p>
@@ -17880,7 +18300,7 @@
         <w:t>到哪裡操作：</w:t>
       </w:r>
       <w:r>
-        <w:t>Day 3 Notebook → 5. 建立時間切分的多元模型（程式碼儲存格 14）</w:t>
+        <w:t>Day 3 Notebook → 6. 評估預測表現與限制（程式碼儲存格 17）</w:t>
       </w:r>
     </w:p>
     <w:p>
@@ -17895,77 +18315,77 @@
       <w:pPr>
         <w:numPr>
           <w:ilvl w:val="0"/>
-          <w:numId w:val="34"/>
+          <w:numId w:val="35"/>
         </w:numPr>
       </w:pPr>
       <w:r>
-        <w:t>辨認 numeric_features 為價格、行銷投入、競品價格指數、節慶；categorical_features 為商品、通路、客群。</w:t>
+        <w:t>執行 pricing_metrics，記錄測試集 MAE、RMSE、R²；確認指標來自 test_df 的實際與 predicted_units。</w:t>
       </w:r>
     </w:p>
     <w:p>
       <w:pPr>
         <w:numPr>
           <w:ilvl w:val="0"/>
-          <w:numId w:val="34"/>
+          <w:numId w:val="35"/>
         </w:numPr>
       </w:pPr>
       <w:r>
-        <w:t>閱讀 unique_dates 排序與 cutoff_date 計算，確認較早日期進 train_df、較晚日期進 test_df。</w:t>
+        <w:t>用一句話解讀 MAE 的需求單位，例如平均相差約 2.94 個報名／銷售單位，而不是 2.94%。</w:t>
       </w:r>
     </w:p>
     <w:p>
       <w:pPr>
         <w:numPr>
           <w:ilvl w:val="0"/>
-          <w:numId w:val="34"/>
+          <w:numId w:val="35"/>
         </w:numPr>
       </w:pPr>
       <w:r>
-        <w:t>執行後比較 train_df['date'].max() 與 test_df['date'].min()，前者必須早於後者。</w:t>
+        <w:t>比較 RMSE 與 MAE；若 RMSE 明顯較大，代表少數較大誤差受平方懲罰影響。</w:t>
       </w:r>
     </w:p>
     <w:p>
       <w:pPr>
         <w:numPr>
           <w:ilvl w:val="0"/>
-          <w:numId w:val="34"/>
+          <w:numId w:val="35"/>
         </w:numPr>
       </w:pPr>
       <w:r>
-        <w:t>查看 ColumnTransformer：數值欄中位數補值後標準化，類別欄 OneHotEncoder 並允許未見類別。</w:t>
+        <w:t>解讀 R² 只代表相對於測試變異的解釋表現；負值可能比以平均值預測更差，不能用來宣稱因果。</w:t>
       </w:r>
     </w:p>
     <w:p>
       <w:pPr>
         <w:numPr>
           <w:ilvl w:val="0"/>
-          <w:numId w:val="34"/>
+          <w:numId w:val="35"/>
         </w:numPr>
       </w:pPr>
       <w:r>
-        <w:t>確認 pricing_model 是 preprocess 加 LinearRegression 的 Pipeline，fit 只使用 train_df。</w:t>
+        <w:t>閱讀 Actual vs predicted 圖：虛線是理想 y=x，點在上方代表高估、下方代表低估；觀察是否有通路集中偏差。</w:t>
       </w:r>
     </w:p>
     <w:p>
       <w:pPr>
         <w:numPr>
           <w:ilvl w:val="0"/>
-          <w:numId w:val="34"/>
+          <w:numId w:val="35"/>
         </w:numPr>
       </w:pPr>
       <w:r>
-        <w:t>檢查預測值以 np.maximum(0, ...) 截為非負，並在限制中註明這是輸出邊界，不代表模型結構天然適合計數。</w:t>
+        <w:t>把誤差轉成管理問題：若一次班級容量只有 12 人，MAE 3 人是否可接受？若是大量食品訂單，意義又如何？</w:t>
       </w:r>
     </w:p>
     <w:p>
       <w:pPr>
         <w:numPr>
           <w:ilvl w:val="0"/>
-          <w:numId w:val="34"/>
+          <w:numId w:val="35"/>
         </w:numPr>
       </w:pPr>
       <w:r>
-        <w:t>記錄切分日期、訓練筆數與測試筆數，說明為何時間資料不能隨機混洗後宣稱預測未來。</w:t>
+        <w:t>寫出 go／caution／no-go 三級使用規則，說明模型可用於候選試算、不適合直接自動調價。</w:t>
       </w:r>
     </w:p>
     <w:p>
@@ -17980,7 +18400,7 @@
         <w:t>要修改的參數：</w:t>
       </w:r>
       <w:r>
-        <w:t>本段不修改特徵與 80% 切分比例。延伸測試請另存副本並保留原始 baseline 供比較。</w:t>
+        <w:t>本段不調參。先保留 baseline 指標；若延伸比較模型，必須使用驗證集或交叉驗證，不能反覆挑測試集最佳者。</w:t>
       </w:r>
     </w:p>
     <w:p>
@@ -17995,7 +18415,7 @@
         <w:t>執行方式：</w:t>
       </w:r>
       <w:r>
-        <w:t>執行儲存格 14。若 PolynomialFeatures 顯示未使用，不需刪除；本段 baseline 實際使用 LinearRegression。</w:t>
+        <w:t>執行儲存格 17，確認圖形與限制文字都出現。</w:t>
       </w:r>
     </w:p>
     <w:p>
@@ -18015,7 +18435,7 @@
         <w:t>預期輸出／合理範圍：</w:t>
       </w:r>
       <w:r>
-        <w:t>雜草町預設切分日為 2025-08-18，訓練 192 列、測試 48 列；測試日期必須全都晚於訓練日期。</w:t>
+        <w:t>輸出需求模型的 MAE、RMSE、R² 與實際值—預測值圖；MAE／RMSE 單位都是需求量。精確數值及高估／低估位置依所選企業專屬輸出為準。</w:t>
       </w:r>
     </w:p>
     <w:p>
@@ -18030,7 +18450,7 @@
         <w:t>結果解讀句型：</w:t>
       </w:r>
       <w:r>
-        <w:t>完成句型：『我們使用＿＿以前資料訓練、之後資料測試，因為決策要模擬＿＿；Pipeline 的作用是＿＿，以降低＿＿風險。』</w:t>
+        <w:t>完成句型：『模型在未見期間平均約差＿＿個需求單位，較大錯誤由 RMSE 顯示為＿＿；因此目前適合用於＿＿，不適合用於＿＿。』</w:t>
       </w:r>
     </w:p>
     <w:tbl>
@@ -18130,7 +18550,7 @@
                 <w:rFonts w:ascii="Calibri" w:hAnsi="Calibri" w:eastAsia="Microsoft JhengHei"/>
                 <w:sz w:val="17"/>
               </w:rPr>
-              <w:t>訓練與測試日期重疊或順序相反</w:t>
+              <w:t>R² 為負就認為程式壞掉</w:t>
             </w:r>
           </w:p>
         </w:tc>
@@ -18154,9 +18574,9 @@
                 <w:rFonts w:ascii="Calibri" w:hAnsi="Calibri" w:eastAsia="Microsoft JhengHei"/>
                 <w:sz w:val="17"/>
               </w:rPr>
-              <w:t>可能原因：date 未轉 datetime、比較使用字串或切分條件被改動</w:t>
+              <w:t>可能原因：不了解測試 R² 可低於 0</w:t>
               <w:br/>
-              <w:t>處理方式：回到儲存格 5 重新 pd.to_datetime，列印兩組 min/max 日期。</w:t>
+              <w:t>處理方式：比較簡單平均值 baseline，檢查資料漂移與遺漏特徵；負值是性能警訊，不是語法錯誤。</w:t>
             </w:r>
           </w:p>
         </w:tc>
@@ -18185,7 +18605,7 @@
                 <w:rFonts w:ascii="Calibri" w:hAnsi="Calibri" w:eastAsia="Microsoft JhengHei"/>
                 <w:sz w:val="17"/>
               </w:rPr>
-              <w:t>模型 fit 出現 could not convert string to float</w:t>
+              <w:t>MAE 被解讀成百分比</w:t>
             </w:r>
           </w:p>
         </w:tc>
@@ -18209,9 +18629,9 @@
                 <w:rFonts w:ascii="Calibri" w:hAnsi="Calibri" w:eastAsia="Microsoft JhengHei"/>
                 <w:sz w:val="17"/>
               </w:rPr>
-              <w:t>可能原因：類別欄未經 OneHotEncoder 或傳入欄位超出 ColumnTransformer</w:t>
+              <w:t>可能原因：混淆需求原始單位與相對誤差</w:t>
               <w:br/>
-              <w:t>處理方式：確認 fit 使用 numeric_features + categorical_features，並使用 pricing_model Pipeline。</w:t>
+              <w:t>處理方式：查看 y=units_sold，MAE 與 y 同單位；若要百分比需另算 MAPE 並處理零值。</w:t>
             </w:r>
           </w:p>
         </w:tc>
@@ -18240,7 +18660,7 @@
                 <w:rFonts w:ascii="Calibri" w:hAnsi="Calibri" w:eastAsia="Microsoft JhengHei"/>
                 <w:sz w:val="17"/>
               </w:rPr>
-              <w:t>測試集出現負預測值</w:t>
+              <w:t>圖上點全在虛線一側</w:t>
             </w:r>
           </w:p>
         </w:tc>
@@ -18264,9 +18684,9 @@
                 <w:rFonts w:ascii="Calibri" w:hAnsi="Calibri" w:eastAsia="Microsoft JhengHei"/>
                 <w:sz w:val="17"/>
               </w:rPr>
-              <w:t>可能原因：略過 np.maximum 或檢查的是原始 predict</w:t>
+              <w:t>可能原因：可能存在系統性高估／低估或座標欄位放反</w:t>
               <w:br/>
-              <w:t>處理方式：以 test_df['predicted_units']=np.maximum(0, ...) 產生決策用預測，並註明截斷限制。</w:t>
+              <w:t>處理方式：先核對 x=actual、y=predicted，再分通路計算 residual 平均。</w:t>
             </w:r>
           </w:p>
         </w:tc>
@@ -18290,7 +18710,7 @@
         <w:t>完成檢核：</w:t>
       </w:r>
       <w:r>
-        <w:t>若先用全部 240 列計算標準化平均與類別規則，再切訓練／測試，為什麼可能形成資料洩漏？</w:t>
+        <w:t>同樣 MAE=3，對 10 人小班與 10,000 包食品的決策意義為何不同？這說明評估時還要知道什麼？</w:t>
       </w:r>
     </w:p>
     <w:p>
@@ -18300,8 +18720,8 @@
       <w:r>
         <w:drawing>
           <wp:inline xmlns:a="http://schemas.openxmlformats.org/drawingml/2006/main" xmlns:pic="http://schemas.openxmlformats.org/drawingml/2006/picture">
-            <wp:extent cx="5577840" cy="3267021"/>
-            <wp:docPr id="22" name="Picture 22" descr="Day 3 D3-S05 的預期畫面示意" title="Day 3 D3-S05 的預期畫面示意"/>
+            <wp:extent cx="5577840" cy="5577840"/>
+            <wp:docPr id="21" name="Picture 21" descr="雜草町示例：Day 3 D3-S06 的預期畫面示意" title="雜草町示例：Day 3 D3-S06 的預期畫面示意"/>
             <wp:cNvGraphicFramePr>
               <a:graphicFrameLocks noChangeAspect="1"/>
             </wp:cNvGraphicFramePr>
@@ -18309,7 +18729,966 @@
               <a:graphicData uri="http://schemas.openxmlformats.org/drawingml/2006/picture">
                 <pic:pic>
                   <pic:nvPicPr>
-                    <pic:cNvPr id="0" name="figure-05.png"/>
+                    <pic:cNvPr id="0" name="D3-S06.png"/>
+                    <pic:cNvPicPr/>
+                  </pic:nvPicPr>
+                  <pic:blipFill>
+                    <a:blip r:embed="rId29"/>
+                    <a:stretch>
+                      <a:fillRect/>
+                    </a:stretch>
+                  </pic:blipFill>
+                  <pic:spPr>
+                    <a:xfrm>
+                      <a:off x="0" y="0"/>
+                      <a:ext cx="5577840" cy="5577840"/>
+                    </a:xfrm>
+                    <a:prstGeom prst="rect"/>
+                  </pic:spPr>
+                </pic:pic>
+              </a:graphicData>
+            </a:graphic>
+          </wp:inline>
+        </w:drawing>
+      </w:r>
+    </w:p>
+    <w:p>
+      <w:pPr>
+        <w:spacing w:after="160"/>
+        <w:jc w:val="center"/>
+      </w:pPr>
+      <w:r>
+        <w:rPr>
+          <w:i/>
+          <w:color w:val="595959"/>
+          <w:sz w:val="18"/>
+        </w:rPr>
+        <w:t>圖：完成 D3-S06 後可核對的雜草町示例；你的精確數值依所選企業為準</w:t>
+      </w:r>
+    </w:p>
+    <w:p>
+      <w:pPr>
+        <w:pStyle w:val="Heading2"/>
+      </w:pPr>
+      <w:r>
+        <w:t>D3-S07｜建立 95%、100%、108% 候選價格網格，避免過度外插</w:t>
+      </w:r>
+    </w:p>
+    <w:p>
+      <w:pPr>
+        <w:spacing w:after="120"/>
+      </w:pPr>
+      <w:r>
+        <w:rPr>
+          <w:b/>
+          <w:color w:val="0B5D69"/>
+        </w:rPr>
+        <w:t>這一步的目的：</w:t>
+      </w:r>
+      <w:r>
+        <w:t>以透明且接近歷史資料的三個價位比較預測銷量、營收與毛利。</w:t>
+      </w:r>
+    </w:p>
+    <w:p>
+      <w:pPr>
+        <w:shd w:fill="EFF8F7"/>
+        <w:pBdr>
+          <w:left w:val="single" w:sz="18" w:space="8" w:color="0B5D69"/>
+        </w:pBdr>
+        <w:spacing w:before="80" w:after="120"/>
+        <w:ind w:left="173" w:right="115"/>
+      </w:pPr>
+      <w:r>
+        <w:rPr>
+          <w:b/>
+          <w:color w:val="0B5D69"/>
+        </w:rPr>
+        <w:t>到哪裡操作：</w:t>
+      </w:r>
+      <w:r>
+        <w:t>Day 3 Notebook → 7. 建立候選價格網格（程式碼儲存格 20）</w:t>
+      </w:r>
+    </w:p>
+    <w:p>
+      <w:pPr>
+        <w:pStyle w:val="Heading3"/>
+      </w:pPr>
+      <w:r>
+        <w:t>照著做</w:t>
+      </w:r>
+    </w:p>
+    <w:p>
+      <w:pPr>
+        <w:numPr>
+          <w:ilvl w:val="0"/>
+          <w:numId w:val="36"/>
+        </w:numPr>
+      </w:pPr>
+      <w:r>
+        <w:t>閱讀 groupby('offer') 迴圈，確認每個商品取最新一列作其他條件基準，價格基準則使用 base_price 中位數。</w:t>
+      </w:r>
+    </w:p>
+    <w:p>
+      <w:pPr>
+        <w:numPr>
+          <w:ilvl w:val="0"/>
+          <w:numId w:val="36"/>
+        </w:numPr>
+      </w:pPr>
+      <w:r>
+        <w:t>辨認 price_factor 依序為 0.95、1.00、1.08；先把它們翻成低於基準 5%、基準、提高 8%。</w:t>
+      </w:r>
+    </w:p>
+    <w:p>
+      <w:pPr>
+        <w:numPr>
+          <w:ilvl w:val="0"/>
+          <w:numId w:val="36"/>
+        </w:numPr>
+      </w:pPr>
+      <w:r>
+        <w:t>執行模型預測後確認 predicted_units 非負，再核算 revenue=price×predicted_units 與 gross_profit=(price-unit_cost)×predicted_units。</w:t>
+      </w:r>
+    </w:p>
+    <w:p>
+      <w:pPr>
+        <w:numPr>
+          <w:ilvl w:val="0"/>
+          <w:numId w:val="36"/>
+        </w:numPr>
+      </w:pPr>
+      <w:r>
+        <w:t>每個商品應有三列候選；目前企業四項商品共 12 列。檢查價格是否仍接近歷史 min/max，不要直接加入 50% 或 200% 極端價。</w:t>
+      </w:r>
+    </w:p>
+    <w:p>
+      <w:pPr>
+        <w:numPr>
+          <w:ilvl w:val="0"/>
+          <w:numId w:val="36"/>
+        </w:numPr>
+      </w:pPr>
+      <w:r>
+        <w:t>選一商品比較三列：價格上升時預測銷量、營收與毛利是否同方向；找出營收與毛利排序不同的情況。</w:t>
+      </w:r>
+    </w:p>
+    <w:p>
+      <w:pPr>
+        <w:numPr>
+          <w:ilvl w:val="0"/>
+          <w:numId w:val="36"/>
+        </w:numPr>
+      </w:pPr>
+      <w:r>
+        <w:t>把方案差異與 MAE 比較；若預測銷量差小於典型誤差，不下唯一最佳結論。</w:t>
+      </w:r>
+    </w:p>
+    <w:p>
+      <w:pPr>
+        <w:numPr>
+          <w:ilvl w:val="0"/>
+          <w:numId w:val="36"/>
+        </w:numPr>
+      </w:pPr>
+      <w:r>
+        <w:t>在筆記寫明最新列中的 channel、segment、marketing_spend 會影響情境，候選比較並非純粹價格因果效果。</w:t>
+      </w:r>
+    </w:p>
+    <w:p>
+      <w:pPr>
+        <w:spacing w:after="120"/>
+      </w:pPr>
+      <w:r>
+        <w:rPr>
+          <w:b/>
+          <w:color w:val="0B5D69"/>
+        </w:rPr>
+        <w:t>要修改的參數：</w:t>
+      </w:r>
+      <w:r>
+        <w:t>保留 price_factor=[0.95,1.00,1.08] 作主線。延伸練習若修改，必須先檢查是否仍位於各商品歷史價格範圍。</w:t>
+      </w:r>
+    </w:p>
+    <w:p>
+      <w:pPr>
+        <w:spacing w:after="120"/>
+      </w:pPr>
+      <w:r>
+        <w:rPr>
+          <w:b/>
+          <w:color w:val="0B5D69"/>
+        </w:rPr>
+        <w:t>執行方式：</w:t>
+      </w:r>
+      <w:r>
+        <w:t>執行儲存格 20；若出現 NotFittedError，先重新執行模型儲存格 14。</w:t>
+      </w:r>
+    </w:p>
+    <w:p>
+      <w:pPr>
+        <w:shd w:fill="F4F6F9"/>
+        <w:pBdr>
+          <w:left w:val="single" w:sz="18" w:space="8" w:color="0B5D69"/>
+        </w:pBdr>
+        <w:spacing w:before="80" w:after="120"/>
+        <w:ind w:left="173" w:right="115"/>
+      </w:pPr>
+      <w:r>
+        <w:rPr>
+          <w:b/>
+          <w:color w:val="0B5D69"/>
+        </w:rPr>
+        <w:t>預期輸出／合理範圍：</w:t>
+      </w:r>
+      <w:r>
+        <w:t>每項商品應有 0.95、1.00、1.08 三個價格倍率候選，並列出候選價格、預測需求、預測營收與預測毛利。請先確認候選仍在可說明範圍內，精確值依所選企業為準。</w:t>
+      </w:r>
+    </w:p>
+    <w:p>
+      <w:pPr>
+        <w:spacing w:after="120"/>
+      </w:pPr>
+      <w:r>
+        <w:rPr>
+          <w:b/>
+          <w:color w:val="0B5D69"/>
+        </w:rPr>
+        <w:t>結果解讀句型：</w:t>
+      </w:r>
+      <w:r>
+        <w:t>完成句型：『在＿＿商品的三個候選中，價格由＿＿升至＿＿時，預測銷量＿＿，但毛利＿＿；差異相對 MAE 為＿＿，因此先＿＿。』</w:t>
+      </w:r>
+    </w:p>
+    <w:tbl>
+      <w:tblPr>
+        <w:tblStyle w:val="TableGrid"/>
+        <w:tblW w:type="dxa" w:w="9360"/>
+        <w:jc w:val="left"/>
+        <w:tblLayout w:type="fixed"/>
+        <w:tblLook w:firstColumn="1" w:firstRow="1" w:lastColumn="0" w:lastRow="0" w:noHBand="0" w:noVBand="1" w:val="04A0"/>
+        <w:tblInd w:w="120" w:type="dxa"/>
+      </w:tblPr>
+      <w:tblGrid>
+        <w:gridCol w:w="2700"/>
+        <w:gridCol w:w="6660"/>
+      </w:tblGrid>
+      <w:tr>
+        <w:trPr>
+          <w:cantSplit/>
+          <w:tblHeader w:val="true"/>
+        </w:trPr>
+        <w:tc>
+          <w:tcPr>
+            <w:tcW w:type="dxa" w:w="2700"/>
+            <w:shd w:fill="E8EEF5"/>
+            <w:vAlign w:val="center"/>
+            <w:tcMar>
+              <w:top w:w="80" w:type="dxa"/>
+              <w:start w:w="120" w:type="dxa"/>
+              <w:bottom w:w="80" w:type="dxa"/>
+              <w:end w:w="120" w:type="dxa"/>
+            </w:tcMar>
+          </w:tcPr>
+          <w:p>
+            <w:pPr>
+              <w:spacing w:after="0"/>
+              <w:jc w:val="center"/>
+            </w:pPr>
+            <w:r>
+              <w:rPr>
+                <w:rFonts w:ascii="Calibri" w:hAnsi="Calibri" w:eastAsia="Microsoft JhengHei"/>
+                <w:b/>
+                <w:sz w:val="18"/>
+              </w:rPr>
+              <w:t>看到的錯誤或異常</w:t>
+            </w:r>
+          </w:p>
+        </w:tc>
+        <w:tc>
+          <w:tcPr>
+            <w:tcW w:type="dxa" w:w="6660"/>
+            <w:shd w:fill="E8EEF5"/>
+            <w:vAlign w:val="center"/>
+            <w:tcMar>
+              <w:top w:w="80" w:type="dxa"/>
+              <w:start w:w="120" w:type="dxa"/>
+              <w:bottom w:w="80" w:type="dxa"/>
+              <w:end w:w="120" w:type="dxa"/>
+            </w:tcMar>
+          </w:tcPr>
+          <w:p>
+            <w:pPr>
+              <w:spacing w:after="0"/>
+              <w:jc w:val="center"/>
+            </w:pPr>
+            <w:r>
+              <w:rPr>
+                <w:rFonts w:ascii="Calibri" w:hAnsi="Calibri" w:eastAsia="Microsoft JhengHei"/>
+                <w:b/>
+                <w:sz w:val="18"/>
+              </w:rPr>
+              <w:t>處理方式</w:t>
+            </w:r>
+          </w:p>
+        </w:tc>
+      </w:tr>
+      <w:tr>
+        <w:trPr>
+          <w:cantSplit/>
+        </w:trPr>
+        <w:tc>
+          <w:tcPr>
+            <w:tcW w:type="dxa" w:w="2700"/>
+            <w:vAlign w:val="center"/>
+            <w:tcMar>
+              <w:top w:w="80" w:type="dxa"/>
+              <w:start w:w="120" w:type="dxa"/>
+              <w:bottom w:w="80" w:type="dxa"/>
+              <w:end w:w="120" w:type="dxa"/>
+            </w:tcMar>
+          </w:tcPr>
+          <w:p>
+            <w:pPr>
+              <w:spacing w:after="40" w:line="264" w:lineRule="auto"/>
+            </w:pPr>
+            <w:r>
+              <w:rPr>
+                <w:rFonts w:ascii="Calibri" w:hAnsi="Calibri" w:eastAsia="Microsoft JhengHei"/>
+                <w:sz w:val="17"/>
+              </w:rPr>
+              <w:t>每商品不是三列</w:t>
+            </w:r>
+          </w:p>
+        </w:tc>
+        <w:tc>
+          <w:tcPr>
+            <w:tcW w:type="dxa" w:w="6660"/>
+            <w:vAlign w:val="center"/>
+            <w:tcMar>
+              <w:top w:w="80" w:type="dxa"/>
+              <w:start w:w="120" w:type="dxa"/>
+              <w:bottom w:w="80" w:type="dxa"/>
+              <w:end w:w="120" w:type="dxa"/>
+            </w:tcMar>
+          </w:tcPr>
+          <w:p>
+            <w:pPr>
+              <w:spacing w:after="40" w:line="264" w:lineRule="auto"/>
+            </w:pPr>
+            <w:r>
+              <w:rPr>
+                <w:rFonts w:ascii="Calibri" w:hAnsi="Calibri" w:eastAsia="Microsoft JhengHei"/>
+                <w:sz w:val="17"/>
+              </w:rPr>
+              <w:t>可能原因：price_factor 迴圈縮排錯誤或 scenario_rows 未重新初始化</w:t>
+              <w:br/>
+              <w:t>處理方式：確認 scenario_rows=[] 在外層，append 位於內層 for price_factor，重新執行整格。</w:t>
+            </w:r>
+          </w:p>
+        </w:tc>
+      </w:tr>
+      <w:tr>
+        <w:trPr>
+          <w:cantSplit/>
+        </w:trPr>
+        <w:tc>
+          <w:tcPr>
+            <w:tcW w:type="dxa" w:w="2700"/>
+            <w:vAlign w:val="center"/>
+            <w:tcMar>
+              <w:top w:w="80" w:type="dxa"/>
+              <w:start w:w="120" w:type="dxa"/>
+              <w:bottom w:w="80" w:type="dxa"/>
+              <w:end w:w="120" w:type="dxa"/>
+            </w:tcMar>
+          </w:tcPr>
+          <w:p>
+            <w:pPr>
+              <w:spacing w:after="40" w:line="264" w:lineRule="auto"/>
+            </w:pPr>
+            <w:r>
+              <w:rPr>
+                <w:rFonts w:ascii="Calibri" w:hAnsi="Calibri" w:eastAsia="Microsoft JhengHei"/>
+                <w:sz w:val="17"/>
+              </w:rPr>
+              <w:t>候選價格遠離歷史區間</w:t>
+            </w:r>
+          </w:p>
+        </w:tc>
+        <w:tc>
+          <w:tcPr>
+            <w:tcW w:type="dxa" w:w="6660"/>
+            <w:vAlign w:val="center"/>
+            <w:tcMar>
+              <w:top w:w="80" w:type="dxa"/>
+              <w:start w:w="120" w:type="dxa"/>
+              <w:bottom w:w="80" w:type="dxa"/>
+              <w:end w:w="120" w:type="dxa"/>
+            </w:tcMar>
+          </w:tcPr>
+          <w:p>
+            <w:pPr>
+              <w:spacing w:after="40" w:line="264" w:lineRule="auto"/>
+            </w:pPr>
+            <w:r>
+              <w:rPr>
+                <w:rFonts w:ascii="Calibri" w:hAnsi="Calibri" w:eastAsia="Microsoft JhengHei"/>
+                <w:sz w:val="17"/>
+              </w:rPr>
+              <w:t>可能原因：把 factor 誤寫成 95、100、108 或使用錯誤基準欄</w:t>
+              <w:br/>
+              <w:t>處理方式：factor 應為小數 0.95、1.00、1.08，reference_price 使用 base_price median。</w:t>
+            </w:r>
+          </w:p>
+        </w:tc>
+      </w:tr>
+      <w:tr>
+        <w:trPr>
+          <w:cantSplit/>
+        </w:trPr>
+        <w:tc>
+          <w:tcPr>
+            <w:tcW w:type="dxa" w:w="2700"/>
+            <w:vAlign w:val="center"/>
+            <w:tcMar>
+              <w:top w:w="80" w:type="dxa"/>
+              <w:start w:w="120" w:type="dxa"/>
+              <w:bottom w:w="80" w:type="dxa"/>
+              <w:end w:w="120" w:type="dxa"/>
+            </w:tcMar>
+          </w:tcPr>
+          <w:p>
+            <w:pPr>
+              <w:spacing w:after="40" w:line="264" w:lineRule="auto"/>
+            </w:pPr>
+            <w:r>
+              <w:rPr>
+                <w:rFonts w:ascii="Calibri" w:hAnsi="Calibri" w:eastAsia="Microsoft JhengHei"/>
+                <w:sz w:val="17"/>
+              </w:rPr>
+              <w:t>預測三列完全相同</w:t>
+            </w:r>
+          </w:p>
+        </w:tc>
+        <w:tc>
+          <w:tcPr>
+            <w:tcW w:type="dxa" w:w="6660"/>
+            <w:vAlign w:val="center"/>
+            <w:tcMar>
+              <w:top w:w="80" w:type="dxa"/>
+              <w:start w:w="120" w:type="dxa"/>
+              <w:bottom w:w="80" w:type="dxa"/>
+              <w:end w:w="120" w:type="dxa"/>
+            </w:tcMar>
+          </w:tcPr>
+          <w:p>
+            <w:pPr>
+              <w:spacing w:after="40" w:line="264" w:lineRule="auto"/>
+            </w:pPr>
+            <w:r>
+              <w:rPr>
+                <w:rFonts w:ascii="Calibri" w:hAnsi="Calibri" w:eastAsia="Microsoft JhengHei"/>
+                <w:sz w:val="17"/>
+              </w:rPr>
+              <w:t>可能原因：scenario_df 的 price 沒有成功更新或模型特徵未含 price</w:t>
+              <w:br/>
+              <w:t>處理方式：列印 scenario_df[['offer','price']] 並確認 numeric_features 包含 price。</w:t>
+            </w:r>
+          </w:p>
+        </w:tc>
+      </w:tr>
+    </w:tbl>
+    <w:p/>
+    <w:p>
+      <w:pPr>
+        <w:shd w:fill="FFF8E8"/>
+        <w:pBdr>
+          <w:left w:val="single" w:sz="18" w:space="8" w:color="0B5D69"/>
+        </w:pBdr>
+        <w:spacing w:before="80" w:after="120"/>
+        <w:ind w:left="173" w:right="115"/>
+      </w:pPr>
+      <w:r>
+        <w:rPr>
+          <w:b/>
+          <w:color w:val="0B5D69"/>
+        </w:rPr>
+        <w:t>完成檢核：</w:t>
+      </w:r>
+      <w:r>
+        <w:t>若高價方案毛利只比基準高 500 元，但預測銷量差異小於 MAE，你應如何向主管表達？</w:t>
+      </w:r>
+    </w:p>
+    <w:p>
+      <w:pPr>
+        <w:pStyle w:val="Heading2"/>
+      </w:pPr>
+      <w:r>
+        <w:t>D3-S08｜展開三情境、計算損益平衡並找出方案翻盤點</w:t>
+      </w:r>
+    </w:p>
+    <w:p>
+      <w:pPr>
+        <w:spacing w:after="120"/>
+      </w:pPr>
+      <w:r>
+        <w:rPr>
+          <w:b/>
+          <w:color w:val="0B5D69"/>
+        </w:rPr>
+        <w:t>這一步的目的：</w:t>
+      </w:r>
+      <w:r>
+        <w:t>用透明需求／成本假設進行壓力測試，正確處理負單位貢獻與損益平衡。</w:t>
+      </w:r>
+    </w:p>
+    <w:p>
+      <w:pPr>
+        <w:shd w:fill="EFF8F7"/>
+        <w:pBdr>
+          <w:left w:val="single" w:sz="18" w:space="8" w:color="0B5D69"/>
+        </w:pBdr>
+        <w:spacing w:before="80" w:after="120"/>
+        <w:ind w:left="173" w:right="115"/>
+      </w:pPr>
+      <w:r>
+        <w:rPr>
+          <w:b/>
+          <w:color w:val="0B5D69"/>
+        </w:rPr>
+        <w:t>到哪裡操作：</w:t>
+      </w:r>
+      <w:r>
+        <w:t>Day 3 Notebook → 8. 建立三情境與損益平衡（程式碼儲存格 23）</w:t>
+      </w:r>
+    </w:p>
+    <w:p>
+      <w:pPr>
+        <w:pStyle w:val="Heading3"/>
+      </w:pPr>
+      <w:r>
+        <w:t>照著做</w:t>
+      </w:r>
+    </w:p>
+    <w:p>
+      <w:pPr>
+        <w:numPr>
+          <w:ilvl w:val="0"/>
+          <w:numId w:val="37"/>
+        </w:numPr>
+      </w:pPr>
+      <w:r>
+        <w:t>閱讀 scenario_settings：保守需求 0.80、成本 1.08；基準皆 1.00；樂觀需求 1.15、成本 0.98。</w:t>
+      </w:r>
+    </w:p>
+    <w:p>
+      <w:pPr>
+        <w:numPr>
+          <w:ilvl w:val="0"/>
+          <w:numId w:val="37"/>
+        </w:numPr>
+      </w:pPr>
+      <w:r>
+        <w:t>說明這些係數是透明假設，不是模型自行發現；把需求與成本來源寫入情境註記。</w:t>
+      </w:r>
+    </w:p>
+    <w:p>
+      <w:pPr>
+        <w:numPr>
+          <w:ilvl w:val="0"/>
+          <w:numId w:val="37"/>
+        </w:numPr>
+      </w:pPr>
+      <w:r>
+        <w:t>執行 cross merge，確認每個候選價展開三列；目前企業 12 個候選應成為 36 列。</w:t>
+      </w:r>
+    </w:p>
+    <w:p>
+      <w:pPr>
+        <w:numPr>
+          <w:ilvl w:val="0"/>
+          <w:numId w:val="37"/>
+        </w:numPr>
+      </w:pPr>
+      <w:r>
+        <w:t>逐欄核對 scenario_units、scenario_unit_cost、scenario_revenue、scenario_gross_profit 與 unit_contribution。</w:t>
+      </w:r>
+    </w:p>
+    <w:p>
+      <w:pPr>
+        <w:numPr>
+          <w:ilvl w:val="0"/>
+          <w:numId w:val="37"/>
+        </w:numPr>
+      </w:pPr>
+      <w:r>
+        <w:t>檢查 break_even_units=ceil(fixed_cost/unit_contribution)；若 unit_contribution≤0，結果必須是 NaN，不能硬算負損平。</w:t>
+      </w:r>
+    </w:p>
+    <w:p>
+      <w:pPr>
+        <w:numPr>
+          <w:ilvl w:val="0"/>
+          <w:numId w:val="37"/>
+        </w:numPr>
+      </w:pPr>
+      <w:r>
+        <w:t>選一商品製作 3價格×3情境九宮格，標出最低毛利、最高損平量及最容易翻盤的假設。</w:t>
+      </w:r>
+    </w:p>
+    <w:p>
+      <w:pPr>
+        <w:numPr>
+          <w:ilvl w:val="0"/>
+          <w:numId w:val="37"/>
+        </w:numPr>
+      </w:pPr>
+      <w:r>
+        <w:t>比較保守情境需求與損益平衡量；若 scenario_units 低於 break_even_units，寫明固定成本尚未回收。</w:t>
+      </w:r>
+    </w:p>
+    <w:p>
+      <w:pPr>
+        <w:spacing w:after="120"/>
+      </w:pPr>
+      <w:r>
+        <w:rPr>
+          <w:b/>
+          <w:color w:val="0B5D69"/>
+        </w:rPr>
+        <w:t>要修改的參數：</w:t>
+      </w:r>
+      <w:r>
+        <w:t>主線保留三情境係數。延伸時一次只改一組需求／成本假設，並在表格註明假設來源，不可悄悄改值。</w:t>
+      </w:r>
+    </w:p>
+    <w:p>
+      <w:pPr>
+        <w:spacing w:after="120"/>
+      </w:pPr>
+      <w:r>
+        <w:rPr>
+          <w:b/>
+          <w:color w:val="0B5D69"/>
+        </w:rPr>
+        <w:t>執行方式：</w:t>
+      </w:r>
+      <w:r>
+        <w:t>執行儲存格 23。確認 merge(how='cross') 可用；若 pandas 版本過舊，請通知講師，不自行改寫後跳過驗證。</w:t>
+      </w:r>
+    </w:p>
+    <w:p>
+      <w:pPr>
+        <w:shd w:fill="F4F6F9"/>
+        <w:pBdr>
+          <w:left w:val="single" w:sz="18" w:space="8" w:color="0B5D69"/>
+        </w:pBdr>
+        <w:spacing w:before="80" w:after="120"/>
+        <w:ind w:left="173" w:right="115"/>
+      </w:pPr>
+      <w:r>
+        <w:rPr>
+          <w:b/>
+          <w:color w:val="0B5D69"/>
+        </w:rPr>
+        <w:t>預期輸出／合理範圍：</w:t>
+      </w:r>
+      <w:r>
+        <w:t>3×3 情境表應比較三個價格倍率與保守、基準、樂觀情境，列出需求、營收、毛利及損平量。至少指出一項可能翻盤的假設，精確結果依所選企業為準。</w:t>
+      </w:r>
+    </w:p>
+    <w:p>
+      <w:pPr>
+        <w:spacing w:after="120"/>
+      </w:pPr>
+      <w:r>
+        <w:rPr>
+          <w:b/>
+          <w:color w:val="0B5D69"/>
+        </w:rPr>
+        <w:t>結果解讀句型：</w:t>
+      </w:r>
+      <w:r>
+        <w:t>完成句型：『＿＿價格在保守情境的需求為＿＿、損平量為＿＿，缺口為＿＿；最敏感的假設是＿＿，因此測試前要＿＿。』</w:t>
+      </w:r>
+    </w:p>
+    <w:tbl>
+      <w:tblPr>
+        <w:tblStyle w:val="TableGrid"/>
+        <w:tblW w:type="dxa" w:w="9360"/>
+        <w:jc w:val="left"/>
+        <w:tblLayout w:type="fixed"/>
+        <w:tblLook w:firstColumn="1" w:firstRow="1" w:lastColumn="0" w:lastRow="0" w:noHBand="0" w:noVBand="1" w:val="04A0"/>
+        <w:tblInd w:w="120" w:type="dxa"/>
+      </w:tblPr>
+      <w:tblGrid>
+        <w:gridCol w:w="2700"/>
+        <w:gridCol w:w="6660"/>
+      </w:tblGrid>
+      <w:tr>
+        <w:trPr>
+          <w:cantSplit/>
+          <w:tblHeader w:val="true"/>
+        </w:trPr>
+        <w:tc>
+          <w:tcPr>
+            <w:tcW w:type="dxa" w:w="2700"/>
+            <w:shd w:fill="E8EEF5"/>
+            <w:vAlign w:val="center"/>
+            <w:tcMar>
+              <w:top w:w="80" w:type="dxa"/>
+              <w:start w:w="120" w:type="dxa"/>
+              <w:bottom w:w="80" w:type="dxa"/>
+              <w:end w:w="120" w:type="dxa"/>
+            </w:tcMar>
+          </w:tcPr>
+          <w:p>
+            <w:pPr>
+              <w:spacing w:after="0"/>
+              <w:jc w:val="center"/>
+            </w:pPr>
+            <w:r>
+              <w:rPr>
+                <w:rFonts w:ascii="Calibri" w:hAnsi="Calibri" w:eastAsia="Microsoft JhengHei"/>
+                <w:b/>
+                <w:sz w:val="18"/>
+              </w:rPr>
+              <w:t>看到的錯誤或異常</w:t>
+            </w:r>
+          </w:p>
+        </w:tc>
+        <w:tc>
+          <w:tcPr>
+            <w:tcW w:type="dxa" w:w="6660"/>
+            <w:shd w:fill="E8EEF5"/>
+            <w:vAlign w:val="center"/>
+            <w:tcMar>
+              <w:top w:w="80" w:type="dxa"/>
+              <w:start w:w="120" w:type="dxa"/>
+              <w:bottom w:w="80" w:type="dxa"/>
+              <w:end w:w="120" w:type="dxa"/>
+            </w:tcMar>
+          </w:tcPr>
+          <w:p>
+            <w:pPr>
+              <w:spacing w:after="0"/>
+              <w:jc w:val="center"/>
+            </w:pPr>
+            <w:r>
+              <w:rPr>
+                <w:rFonts w:ascii="Calibri" w:hAnsi="Calibri" w:eastAsia="Microsoft JhengHei"/>
+                <w:b/>
+                <w:sz w:val="18"/>
+              </w:rPr>
+              <w:t>處理方式</w:t>
+            </w:r>
+          </w:p>
+        </w:tc>
+      </w:tr>
+      <w:tr>
+        <w:trPr>
+          <w:cantSplit/>
+        </w:trPr>
+        <w:tc>
+          <w:tcPr>
+            <w:tcW w:type="dxa" w:w="2700"/>
+            <w:vAlign w:val="center"/>
+            <w:tcMar>
+              <w:top w:w="80" w:type="dxa"/>
+              <w:start w:w="120" w:type="dxa"/>
+              <w:bottom w:w="80" w:type="dxa"/>
+              <w:end w:w="120" w:type="dxa"/>
+            </w:tcMar>
+          </w:tcPr>
+          <w:p>
+            <w:pPr>
+              <w:spacing w:after="40" w:line="264" w:lineRule="auto"/>
+            </w:pPr>
+            <w:r>
+              <w:rPr>
+                <w:rFonts w:ascii="Calibri" w:hAnsi="Calibri" w:eastAsia="Microsoft JhengHei"/>
+                <w:sz w:val="17"/>
+              </w:rPr>
+              <w:t>break_even_units 為負數</w:t>
+            </w:r>
+          </w:p>
+        </w:tc>
+        <w:tc>
+          <w:tcPr>
+            <w:tcW w:type="dxa" w:w="6660"/>
+            <w:vAlign w:val="center"/>
+            <w:tcMar>
+              <w:top w:w="80" w:type="dxa"/>
+              <w:start w:w="120" w:type="dxa"/>
+              <w:bottom w:w="80" w:type="dxa"/>
+              <w:end w:w="120" w:type="dxa"/>
+            </w:tcMar>
+          </w:tcPr>
+          <w:p>
+            <w:pPr>
+              <w:spacing w:after="40" w:line="264" w:lineRule="auto"/>
+            </w:pPr>
+            <w:r>
+              <w:rPr>
+                <w:rFonts w:ascii="Calibri" w:hAnsi="Calibri" w:eastAsia="Microsoft JhengHei"/>
+                <w:sz w:val="17"/>
+              </w:rPr>
+              <w:t>可能原因：未檢查單位貢獻是否為正或公式分母用錯</w:t>
+              <w:br/>
+              <w:t>處理方式：使用 np.where(unit_contribution&gt;0, ceil(fixed_cost/unit_contribution), np.nan)。</w:t>
+            </w:r>
+          </w:p>
+        </w:tc>
+      </w:tr>
+      <w:tr>
+        <w:trPr>
+          <w:cantSplit/>
+        </w:trPr>
+        <w:tc>
+          <w:tcPr>
+            <w:tcW w:type="dxa" w:w="2700"/>
+            <w:vAlign w:val="center"/>
+            <w:tcMar>
+              <w:top w:w="80" w:type="dxa"/>
+              <w:start w:w="120" w:type="dxa"/>
+              <w:bottom w:w="80" w:type="dxa"/>
+              <w:end w:w="120" w:type="dxa"/>
+            </w:tcMar>
+          </w:tcPr>
+          <w:p>
+            <w:pPr>
+              <w:spacing w:after="40" w:line="264" w:lineRule="auto"/>
+            </w:pPr>
+            <w:r>
+              <w:rPr>
+                <w:rFonts w:ascii="Calibri" w:hAnsi="Calibri" w:eastAsia="Microsoft JhengHei"/>
+                <w:sz w:val="17"/>
+              </w:rPr>
+              <w:t>每候選只有一列或九宮格不完整</w:t>
+            </w:r>
+          </w:p>
+        </w:tc>
+        <w:tc>
+          <w:tcPr>
+            <w:tcW w:type="dxa" w:w="6660"/>
+            <w:vAlign w:val="center"/>
+            <w:tcMar>
+              <w:top w:w="80" w:type="dxa"/>
+              <w:start w:w="120" w:type="dxa"/>
+              <w:bottom w:w="80" w:type="dxa"/>
+              <w:end w:w="120" w:type="dxa"/>
+            </w:tcMar>
+          </w:tcPr>
+          <w:p>
+            <w:pPr>
+              <w:spacing w:after="40" w:line="264" w:lineRule="auto"/>
+            </w:pPr>
+            <w:r>
+              <w:rPr>
+                <w:rFonts w:ascii="Calibri" w:hAnsi="Calibri" w:eastAsia="Microsoft JhengHei"/>
+                <w:sz w:val="17"/>
+              </w:rPr>
+              <w:t>可能原因：cross merge 未執行、scenario_settings 列數被改</w:t>
+              <w:br/>
+              <w:t>處理方式：確認 scenario_settings 有保守／基準／樂觀三列，expanded 行數是 scenario_df 的三倍。</w:t>
+            </w:r>
+          </w:p>
+        </w:tc>
+      </w:tr>
+      <w:tr>
+        <w:trPr>
+          <w:cantSplit/>
+        </w:trPr>
+        <w:tc>
+          <w:tcPr>
+            <w:tcW w:type="dxa" w:w="2700"/>
+            <w:vAlign w:val="center"/>
+            <w:tcMar>
+              <w:top w:w="80" w:type="dxa"/>
+              <w:start w:w="120" w:type="dxa"/>
+              <w:bottom w:w="80" w:type="dxa"/>
+              <w:end w:w="120" w:type="dxa"/>
+            </w:tcMar>
+          </w:tcPr>
+          <w:p>
+            <w:pPr>
+              <w:spacing w:after="40" w:line="264" w:lineRule="auto"/>
+            </w:pPr>
+            <w:r>
+              <w:rPr>
+                <w:rFonts w:ascii="Calibri" w:hAnsi="Calibri" w:eastAsia="Microsoft JhengHei"/>
+                <w:sz w:val="17"/>
+              </w:rPr>
+              <w:t>保守情境毛利反而最高</w:t>
+            </w:r>
+          </w:p>
+        </w:tc>
+        <w:tc>
+          <w:tcPr>
+            <w:tcW w:type="dxa" w:w="6660"/>
+            <w:vAlign w:val="center"/>
+            <w:tcMar>
+              <w:top w:w="80" w:type="dxa"/>
+              <w:start w:w="120" w:type="dxa"/>
+              <w:bottom w:w="80" w:type="dxa"/>
+              <w:end w:w="120" w:type="dxa"/>
+            </w:tcMar>
+          </w:tcPr>
+          <w:p>
+            <w:pPr>
+              <w:spacing w:after="40" w:line="264" w:lineRule="auto"/>
+            </w:pPr>
+            <w:r>
+              <w:rPr>
+                <w:rFonts w:ascii="Calibri" w:hAnsi="Calibri" w:eastAsia="Microsoft JhengHei"/>
+                <w:sz w:val="17"/>
+              </w:rPr>
+              <w:t>可能原因：demand_factor／cost_factor 寫反或情境標籤錯位</w:t>
+              <w:br/>
+              <w:t>處理方式：核對保守應為需求 0.80、成本 1.08，再逐式檢查 scenario_gross_profit。</w:t>
+            </w:r>
+          </w:p>
+        </w:tc>
+      </w:tr>
+    </w:tbl>
+    <w:p/>
+    <w:p>
+      <w:pPr>
+        <w:shd w:fill="FFF8E8"/>
+        <w:pBdr>
+          <w:left w:val="single" w:sz="18" w:space="8" w:color="0B5D69"/>
+        </w:pBdr>
+        <w:spacing w:before="80" w:after="120"/>
+        <w:ind w:left="173" w:right="115"/>
+      </w:pPr>
+      <w:r>
+        <w:rPr>
+          <w:b/>
+          <w:color w:val="0B5D69"/>
+        </w:rPr>
+        <w:t>完成檢核：</w:t>
+      </w:r>
+      <w:r>
+        <w:t>為什麼『保守情境仍有正毛利』不等於『已經損益平衡』？請用固定成本與損平量回答。</w:t>
+      </w:r>
+    </w:p>
+    <w:p>
+      <w:pPr>
+        <w:jc w:val="center"/>
+      </w:pPr>
+      <w:r>
+        <w:drawing>
+          <wp:inline xmlns:a="http://schemas.openxmlformats.org/drawingml/2006/main" xmlns:pic="http://schemas.openxmlformats.org/drawingml/2006/picture">
+            <wp:extent cx="5577840" cy="3267021"/>
+            <wp:docPr id="22" name="Picture 22" descr="雜草町示例：Day 3 D3-S08 的預期畫面示意" title="雜草町示例：Day 3 D3-S08 的預期畫面示意"/>
+            <wp:cNvGraphicFramePr>
+              <a:graphicFrameLocks noChangeAspect="1"/>
+            </wp:cNvGraphicFramePr>
+            <a:graphic>
+              <a:graphicData uri="http://schemas.openxmlformats.org/drawingml/2006/picture">
+                <pic:pic>
+                  <pic:nvPicPr>
+                    <pic:cNvPr id="0" name="D3-S08.png"/>
                     <pic:cNvPicPr/>
                   </pic:nvPicPr>
                   <pic:blipFill>
@@ -18343,1366 +19722,7 @@
           <w:color w:val="595959"/>
           <w:sz w:val="18"/>
         </w:rPr>
-        <w:t>圖：完成 D3-S05 後可核對的畫面或輸出</w:t>
-      </w:r>
-    </w:p>
-    <w:p>
-      <w:pPr>
-        <w:pStyle w:val="Heading2"/>
-      </w:pPr>
-      <w:r>
-        <w:t>D3-S06｜用 MAE、RMSE、R² 與預測圖判斷模型能不能支援試算</w:t>
-      </w:r>
-    </w:p>
-    <w:p>
-      <w:pPr>
-        <w:spacing w:after="120"/>
-      </w:pPr>
-      <w:r>
-        <w:rPr>
-          <w:b/>
-          <w:color w:val="0B5D69"/>
-        </w:rPr>
-        <w:t>這一步的目的：</w:t>
-      </w:r>
-      <w:r>
-        <w:t>以未見資料評估預測，將誤差翻譯成需求與決策風險，而非只追求高分。</w:t>
-      </w:r>
-    </w:p>
-    <w:p>
-      <w:pPr>
-        <w:shd w:fill="EFF8F7"/>
-        <w:pBdr>
-          <w:left w:val="single" w:sz="18" w:space="8" w:color="0B5D69"/>
-        </w:pBdr>
-        <w:spacing w:before="80" w:after="120"/>
-        <w:ind w:left="173" w:right="115"/>
-      </w:pPr>
-      <w:r>
-        <w:rPr>
-          <w:b/>
-          <w:color w:val="0B5D69"/>
-        </w:rPr>
-        <w:t>到哪裡操作：</w:t>
-      </w:r>
-      <w:r>
-        <w:t>Day 3 Notebook → 6. 評估預測表現與限制（程式碼儲存格 17）</w:t>
-      </w:r>
-    </w:p>
-    <w:p>
-      <w:pPr>
-        <w:pStyle w:val="Heading3"/>
-      </w:pPr>
-      <w:r>
-        <w:t>照著做</w:t>
-      </w:r>
-    </w:p>
-    <w:p>
-      <w:pPr>
-        <w:numPr>
-          <w:ilvl w:val="0"/>
-          <w:numId w:val="35"/>
-        </w:numPr>
-      </w:pPr>
-      <w:r>
-        <w:t>執行 pricing_metrics，記錄測試集 MAE、RMSE、R²；確認指標來自 test_df 的實際與 predicted_units。</w:t>
-      </w:r>
-    </w:p>
-    <w:p>
-      <w:pPr>
-        <w:numPr>
-          <w:ilvl w:val="0"/>
-          <w:numId w:val="35"/>
-        </w:numPr>
-      </w:pPr>
-      <w:r>
-        <w:t>用一句話解讀 MAE 的需求單位，例如平均相差約 2.94 個報名／銷售單位，而不是 2.94%。</w:t>
-      </w:r>
-    </w:p>
-    <w:p>
-      <w:pPr>
-        <w:numPr>
-          <w:ilvl w:val="0"/>
-          <w:numId w:val="35"/>
-        </w:numPr>
-      </w:pPr>
-      <w:r>
-        <w:t>比較 RMSE 與 MAE；若 RMSE 明顯較大，代表少數較大誤差受平方懲罰影響。</w:t>
-      </w:r>
-    </w:p>
-    <w:p>
-      <w:pPr>
-        <w:numPr>
-          <w:ilvl w:val="0"/>
-          <w:numId w:val="35"/>
-        </w:numPr>
-      </w:pPr>
-      <w:r>
-        <w:t>解讀 R² 只代表相對於測試變異的解釋表現；負值可能比以平均值預測更差，不能用來宣稱因果。</w:t>
-      </w:r>
-    </w:p>
-    <w:p>
-      <w:pPr>
-        <w:numPr>
-          <w:ilvl w:val="0"/>
-          <w:numId w:val="35"/>
-        </w:numPr>
-      </w:pPr>
-      <w:r>
-        <w:t>閱讀 Actual vs predicted 圖：虛線是理想 y=x，點在上方代表高估、下方代表低估；觀察是否有通路集中偏差。</w:t>
-      </w:r>
-    </w:p>
-    <w:p>
-      <w:pPr>
-        <w:numPr>
-          <w:ilvl w:val="0"/>
-          <w:numId w:val="35"/>
-        </w:numPr>
-      </w:pPr>
-      <w:r>
-        <w:t>把誤差轉成管理問題：若一次班級容量只有 12 人，MAE 3 人是否可接受？若是大量食品訂單，意義又如何？</w:t>
-      </w:r>
-    </w:p>
-    <w:p>
-      <w:pPr>
-        <w:numPr>
-          <w:ilvl w:val="0"/>
-          <w:numId w:val="35"/>
-        </w:numPr>
-      </w:pPr>
-      <w:r>
-        <w:t>寫出 go／caution／no-go 三級使用規則，說明模型可用於候選試算、不適合直接自動調價。</w:t>
-      </w:r>
-    </w:p>
-    <w:p>
-      <w:pPr>
-        <w:spacing w:after="120"/>
-      </w:pPr>
-      <w:r>
-        <w:rPr>
-          <w:b/>
-          <w:color w:val="0B5D69"/>
-        </w:rPr>
-        <w:t>要修改的參數：</w:t>
-      </w:r>
-      <w:r>
-        <w:t>本段不調參。先保留 baseline 指標；若延伸比較模型，必須使用驗證集或交叉驗證，不能反覆挑測試集最佳者。</w:t>
-      </w:r>
-    </w:p>
-    <w:p>
-      <w:pPr>
-        <w:spacing w:after="120"/>
-      </w:pPr>
-      <w:r>
-        <w:rPr>
-          <w:b/>
-          <w:color w:val="0B5D69"/>
-        </w:rPr>
-        <w:t>執行方式：</w:t>
-      </w:r>
-      <w:r>
-        <w:t>執行儲存格 17，確認圖形與限制文字都出現。</w:t>
-      </w:r>
-    </w:p>
-    <w:p>
-      <w:pPr>
-        <w:shd w:fill="F4F6F9"/>
-        <w:pBdr>
-          <w:left w:val="single" w:sz="18" w:space="8" w:color="0B5D69"/>
-        </w:pBdr>
-        <w:spacing w:before="80" w:after="120"/>
-        <w:ind w:left="173" w:right="115"/>
-      </w:pPr>
-      <w:r>
-        <w:rPr>
-          <w:b/>
-          <w:color w:val="0B5D69"/>
-        </w:rPr>
-        <w:t>預期輸出／合理範圍：</w:t>
-      </w:r>
-      <w:r>
-        <w:t>雜草町預設 MAE 約 2.936、RMSE 約 3.713、R² 約 0.592。其他企業不同；至少要能說明指標單位與圖中高估／低估方向。</w:t>
-      </w:r>
-    </w:p>
-    <w:p>
-      <w:pPr>
-        <w:spacing w:after="120"/>
-      </w:pPr>
-      <w:r>
-        <w:rPr>
-          <w:b/>
-          <w:color w:val="0B5D69"/>
-        </w:rPr>
-        <w:t>結果解讀句型：</w:t>
-      </w:r>
-      <w:r>
-        <w:t>完成句型：『模型在未見期間平均約差＿＿個需求單位，較大錯誤由 RMSE 顯示為＿＿；因此目前適合用於＿＿，不適合用於＿＿。』</w:t>
-      </w:r>
-    </w:p>
-    <w:tbl>
-      <w:tblPr>
-        <w:tblStyle w:val="TableGrid"/>
-        <w:tblW w:type="dxa" w:w="9360"/>
-        <w:jc w:val="left"/>
-        <w:tblLayout w:type="fixed"/>
-        <w:tblLook w:firstColumn="1" w:firstRow="1" w:lastColumn="0" w:lastRow="0" w:noHBand="0" w:noVBand="1" w:val="04A0"/>
-        <w:tblInd w:w="120" w:type="dxa"/>
-      </w:tblPr>
-      <w:tblGrid>
-        <w:gridCol w:w="2700"/>
-        <w:gridCol w:w="6660"/>
-      </w:tblGrid>
-      <w:tr>
-        <w:trPr>
-          <w:cantSplit/>
-          <w:tblHeader w:val="true"/>
-        </w:trPr>
-        <w:tc>
-          <w:tcPr>
-            <w:tcW w:type="dxa" w:w="2700"/>
-            <w:shd w:fill="E8EEF5"/>
-            <w:vAlign w:val="center"/>
-            <w:tcMar>
-              <w:top w:w="80" w:type="dxa"/>
-              <w:start w:w="120" w:type="dxa"/>
-              <w:bottom w:w="80" w:type="dxa"/>
-              <w:end w:w="120" w:type="dxa"/>
-            </w:tcMar>
-          </w:tcPr>
-          <w:p>
-            <w:pPr>
-              <w:spacing w:after="0"/>
-              <w:jc w:val="center"/>
-            </w:pPr>
-            <w:r>
-              <w:rPr>
-                <w:rFonts w:ascii="Calibri" w:hAnsi="Calibri" w:eastAsia="Microsoft JhengHei"/>
-                <w:b/>
-                <w:sz w:val="18"/>
-              </w:rPr>
-              <w:t>看到的錯誤或異常</w:t>
-            </w:r>
-          </w:p>
-        </w:tc>
-        <w:tc>
-          <w:tcPr>
-            <w:tcW w:type="dxa" w:w="6660"/>
-            <w:shd w:fill="E8EEF5"/>
-            <w:vAlign w:val="center"/>
-            <w:tcMar>
-              <w:top w:w="80" w:type="dxa"/>
-              <w:start w:w="120" w:type="dxa"/>
-              <w:bottom w:w="80" w:type="dxa"/>
-              <w:end w:w="120" w:type="dxa"/>
-            </w:tcMar>
-          </w:tcPr>
-          <w:p>
-            <w:pPr>
-              <w:spacing w:after="0"/>
-              <w:jc w:val="center"/>
-            </w:pPr>
-            <w:r>
-              <w:rPr>
-                <w:rFonts w:ascii="Calibri" w:hAnsi="Calibri" w:eastAsia="Microsoft JhengHei"/>
-                <w:b/>
-                <w:sz w:val="18"/>
-              </w:rPr>
-              <w:t>處理方式</w:t>
-            </w:r>
-          </w:p>
-        </w:tc>
-      </w:tr>
-      <w:tr>
-        <w:trPr>
-          <w:cantSplit/>
-        </w:trPr>
-        <w:tc>
-          <w:tcPr>
-            <w:tcW w:type="dxa" w:w="2700"/>
-            <w:vAlign w:val="center"/>
-            <w:tcMar>
-              <w:top w:w="80" w:type="dxa"/>
-              <w:start w:w="120" w:type="dxa"/>
-              <w:bottom w:w="80" w:type="dxa"/>
-              <w:end w:w="120" w:type="dxa"/>
-            </w:tcMar>
-          </w:tcPr>
-          <w:p>
-            <w:pPr>
-              <w:spacing w:after="40" w:line="264" w:lineRule="auto"/>
-            </w:pPr>
-            <w:r>
-              <w:rPr>
-                <w:rFonts w:ascii="Calibri" w:hAnsi="Calibri" w:eastAsia="Microsoft JhengHei"/>
-                <w:sz w:val="17"/>
-              </w:rPr>
-              <w:t>R² 為負就認為程式壞掉</w:t>
-            </w:r>
-          </w:p>
-        </w:tc>
-        <w:tc>
-          <w:tcPr>
-            <w:tcW w:type="dxa" w:w="6660"/>
-            <w:vAlign w:val="center"/>
-            <w:tcMar>
-              <w:top w:w="80" w:type="dxa"/>
-              <w:start w:w="120" w:type="dxa"/>
-              <w:bottom w:w="80" w:type="dxa"/>
-              <w:end w:w="120" w:type="dxa"/>
-            </w:tcMar>
-          </w:tcPr>
-          <w:p>
-            <w:pPr>
-              <w:spacing w:after="40" w:line="264" w:lineRule="auto"/>
-            </w:pPr>
-            <w:r>
-              <w:rPr>
-                <w:rFonts w:ascii="Calibri" w:hAnsi="Calibri" w:eastAsia="Microsoft JhengHei"/>
-                <w:sz w:val="17"/>
-              </w:rPr>
-              <w:t>可能原因：不了解測試 R² 可低於 0</w:t>
-              <w:br/>
-              <w:t>處理方式：比較簡單平均值 baseline，檢查資料漂移與遺漏特徵；負值是性能警訊，不是語法錯誤。</w:t>
-            </w:r>
-          </w:p>
-        </w:tc>
-      </w:tr>
-      <w:tr>
-        <w:trPr>
-          <w:cantSplit/>
-        </w:trPr>
-        <w:tc>
-          <w:tcPr>
-            <w:tcW w:type="dxa" w:w="2700"/>
-            <w:vAlign w:val="center"/>
-            <w:tcMar>
-              <w:top w:w="80" w:type="dxa"/>
-              <w:start w:w="120" w:type="dxa"/>
-              <w:bottom w:w="80" w:type="dxa"/>
-              <w:end w:w="120" w:type="dxa"/>
-            </w:tcMar>
-          </w:tcPr>
-          <w:p>
-            <w:pPr>
-              <w:spacing w:after="40" w:line="264" w:lineRule="auto"/>
-            </w:pPr>
-            <w:r>
-              <w:rPr>
-                <w:rFonts w:ascii="Calibri" w:hAnsi="Calibri" w:eastAsia="Microsoft JhengHei"/>
-                <w:sz w:val="17"/>
-              </w:rPr>
-              <w:t>MAE 被解讀成百分比</w:t>
-            </w:r>
-          </w:p>
-        </w:tc>
-        <w:tc>
-          <w:tcPr>
-            <w:tcW w:type="dxa" w:w="6660"/>
-            <w:vAlign w:val="center"/>
-            <w:tcMar>
-              <w:top w:w="80" w:type="dxa"/>
-              <w:start w:w="120" w:type="dxa"/>
-              <w:bottom w:w="80" w:type="dxa"/>
-              <w:end w:w="120" w:type="dxa"/>
-            </w:tcMar>
-          </w:tcPr>
-          <w:p>
-            <w:pPr>
-              <w:spacing w:after="40" w:line="264" w:lineRule="auto"/>
-            </w:pPr>
-            <w:r>
-              <w:rPr>
-                <w:rFonts w:ascii="Calibri" w:hAnsi="Calibri" w:eastAsia="Microsoft JhengHei"/>
-                <w:sz w:val="17"/>
-              </w:rPr>
-              <w:t>可能原因：混淆需求原始單位與相對誤差</w:t>
-              <w:br/>
-              <w:t>處理方式：查看 y=units_sold，MAE 與 y 同單位；若要百分比需另算 MAPE 並處理零值。</w:t>
-            </w:r>
-          </w:p>
-        </w:tc>
-      </w:tr>
-      <w:tr>
-        <w:trPr>
-          <w:cantSplit/>
-        </w:trPr>
-        <w:tc>
-          <w:tcPr>
-            <w:tcW w:type="dxa" w:w="2700"/>
-            <w:vAlign w:val="center"/>
-            <w:tcMar>
-              <w:top w:w="80" w:type="dxa"/>
-              <w:start w:w="120" w:type="dxa"/>
-              <w:bottom w:w="80" w:type="dxa"/>
-              <w:end w:w="120" w:type="dxa"/>
-            </w:tcMar>
-          </w:tcPr>
-          <w:p>
-            <w:pPr>
-              <w:spacing w:after="40" w:line="264" w:lineRule="auto"/>
-            </w:pPr>
-            <w:r>
-              <w:rPr>
-                <w:rFonts w:ascii="Calibri" w:hAnsi="Calibri" w:eastAsia="Microsoft JhengHei"/>
-                <w:sz w:val="17"/>
-              </w:rPr>
-              <w:t>圖上點全在虛線一側</w:t>
-            </w:r>
-          </w:p>
-        </w:tc>
-        <w:tc>
-          <w:tcPr>
-            <w:tcW w:type="dxa" w:w="6660"/>
-            <w:vAlign w:val="center"/>
-            <w:tcMar>
-              <w:top w:w="80" w:type="dxa"/>
-              <w:start w:w="120" w:type="dxa"/>
-              <w:bottom w:w="80" w:type="dxa"/>
-              <w:end w:w="120" w:type="dxa"/>
-            </w:tcMar>
-          </w:tcPr>
-          <w:p>
-            <w:pPr>
-              <w:spacing w:after="40" w:line="264" w:lineRule="auto"/>
-            </w:pPr>
-            <w:r>
-              <w:rPr>
-                <w:rFonts w:ascii="Calibri" w:hAnsi="Calibri" w:eastAsia="Microsoft JhengHei"/>
-                <w:sz w:val="17"/>
-              </w:rPr>
-              <w:t>可能原因：可能存在系統性高估／低估或座標欄位放反</w:t>
-              <w:br/>
-              <w:t>處理方式：先核對 x=actual、y=predicted，再分通路計算 residual 平均。</w:t>
-            </w:r>
-          </w:p>
-        </w:tc>
-      </w:tr>
-    </w:tbl>
-    <w:p/>
-    <w:p>
-      <w:pPr>
-        <w:shd w:fill="FFF8E8"/>
-        <w:pBdr>
-          <w:left w:val="single" w:sz="18" w:space="8" w:color="0B5D69"/>
-        </w:pBdr>
-        <w:spacing w:before="80" w:after="120"/>
-        <w:ind w:left="173" w:right="115"/>
-      </w:pPr>
-      <w:r>
-        <w:rPr>
-          <w:b/>
-          <w:color w:val="0B5D69"/>
-        </w:rPr>
-        <w:t>完成檢核：</w:t>
-      </w:r>
-      <w:r>
-        <w:t>同樣 MAE=3，對 10 人小班與 10,000 包食品的決策意義為何不同？這說明評估時還要知道什麼？</w:t>
-      </w:r>
-    </w:p>
-    <w:p>
-      <w:pPr>
-        <w:pStyle w:val="Heading2"/>
-      </w:pPr>
-      <w:r>
-        <w:t>D3-S07｜建立 95%、100%、108% 候選價格網格，避免過度外插</w:t>
-      </w:r>
-    </w:p>
-    <w:p>
-      <w:pPr>
-        <w:spacing w:after="120"/>
-      </w:pPr>
-      <w:r>
-        <w:rPr>
-          <w:b/>
-          <w:color w:val="0B5D69"/>
-        </w:rPr>
-        <w:t>這一步的目的：</w:t>
-      </w:r>
-      <w:r>
-        <w:t>以透明且接近歷史資料的三個價位比較預測銷量、營收與毛利。</w:t>
-      </w:r>
-    </w:p>
-    <w:p>
-      <w:pPr>
-        <w:shd w:fill="EFF8F7"/>
-        <w:pBdr>
-          <w:left w:val="single" w:sz="18" w:space="8" w:color="0B5D69"/>
-        </w:pBdr>
-        <w:spacing w:before="80" w:after="120"/>
-        <w:ind w:left="173" w:right="115"/>
-      </w:pPr>
-      <w:r>
-        <w:rPr>
-          <w:b/>
-          <w:color w:val="0B5D69"/>
-        </w:rPr>
-        <w:t>到哪裡操作：</w:t>
-      </w:r>
-      <w:r>
-        <w:t>Day 3 Notebook → 7. 建立候選價格網格（程式碼儲存格 20）</w:t>
-      </w:r>
-    </w:p>
-    <w:p>
-      <w:pPr>
-        <w:pStyle w:val="Heading3"/>
-      </w:pPr>
-      <w:r>
-        <w:t>照著做</w:t>
-      </w:r>
-    </w:p>
-    <w:p>
-      <w:pPr>
-        <w:numPr>
-          <w:ilvl w:val="0"/>
-          <w:numId w:val="36"/>
-        </w:numPr>
-      </w:pPr>
-      <w:r>
-        <w:t>閱讀 groupby('offer') 迴圈，確認每個商品取最新一列作其他條件基準，價格基準則使用 base_price 中位數。</w:t>
-      </w:r>
-    </w:p>
-    <w:p>
-      <w:pPr>
-        <w:numPr>
-          <w:ilvl w:val="0"/>
-          <w:numId w:val="36"/>
-        </w:numPr>
-      </w:pPr>
-      <w:r>
-        <w:t>辨認 price_factor 依序為 0.95、1.00、1.08；先把它們翻成低於基準 5%、基準、提高 8%。</w:t>
-      </w:r>
-    </w:p>
-    <w:p>
-      <w:pPr>
-        <w:numPr>
-          <w:ilvl w:val="0"/>
-          <w:numId w:val="36"/>
-        </w:numPr>
-      </w:pPr>
-      <w:r>
-        <w:t>執行模型預測後確認 predicted_units 非負，再核算 revenue=price×predicted_units 與 gross_profit=(price-unit_cost)×predicted_units。</w:t>
-      </w:r>
-    </w:p>
-    <w:p>
-      <w:pPr>
-        <w:numPr>
-          <w:ilvl w:val="0"/>
-          <w:numId w:val="36"/>
-        </w:numPr>
-      </w:pPr>
-      <w:r>
-        <w:t>每個商品應有三列候選；雜草町四商品共 12 列。檢查價格是否仍接近歷史 min/max，不要直接加入 50% 或 200% 極端價。</w:t>
-      </w:r>
-    </w:p>
-    <w:p>
-      <w:pPr>
-        <w:numPr>
-          <w:ilvl w:val="0"/>
-          <w:numId w:val="36"/>
-        </w:numPr>
-      </w:pPr>
-      <w:r>
-        <w:t>選一商品比較三列：價格上升時預測銷量、營收與毛利是否同方向；找出營收與毛利排序不同的情況。</w:t>
-      </w:r>
-    </w:p>
-    <w:p>
-      <w:pPr>
-        <w:numPr>
-          <w:ilvl w:val="0"/>
-          <w:numId w:val="36"/>
-        </w:numPr>
-      </w:pPr>
-      <w:r>
-        <w:t>把方案差異與 MAE 比較；若預測銷量差小於典型誤差，不下唯一最佳結論。</w:t>
-      </w:r>
-    </w:p>
-    <w:p>
-      <w:pPr>
-        <w:numPr>
-          <w:ilvl w:val="0"/>
-          <w:numId w:val="36"/>
-        </w:numPr>
-      </w:pPr>
-      <w:r>
-        <w:t>在筆記寫明最新列中的 channel、segment、marketing_spend 會影響情境，候選比較並非純粹價格因果效果。</w:t>
-      </w:r>
-    </w:p>
-    <w:p>
-      <w:pPr>
-        <w:spacing w:after="120"/>
-      </w:pPr>
-      <w:r>
-        <w:rPr>
-          <w:b/>
-          <w:color w:val="0B5D69"/>
-        </w:rPr>
-        <w:t>要修改的參數：</w:t>
-      </w:r>
-      <w:r>
-        <w:t>保留 price_factor=[0.95,1.00,1.08] 作主線。延伸練習若修改，必須先檢查是否仍位於各商品歷史價格範圍。</w:t>
-      </w:r>
-    </w:p>
-    <w:p>
-      <w:pPr>
-        <w:spacing w:after="120"/>
-      </w:pPr>
-      <w:r>
-        <w:rPr>
-          <w:b/>
-          <w:color w:val="0B5D69"/>
-        </w:rPr>
-        <w:t>執行方式：</w:t>
-      </w:r>
-      <w:r>
-        <w:t>執行儲存格 20；若出現 NotFittedError，先重新執行模型儲存格 14。</w:t>
-      </w:r>
-    </w:p>
-    <w:p>
-      <w:pPr>
-        <w:shd w:fill="F4F6F9"/>
-        <w:pBdr>
-          <w:left w:val="single" w:sz="18" w:space="8" w:color="0B5D69"/>
-        </w:pBdr>
-        <w:spacing w:before="80" w:after="120"/>
-        <w:ind w:left="173" w:right="115"/>
-      </w:pPr>
-      <w:r>
-        <w:rPr>
-          <w:b/>
-          <w:color w:val="0B5D69"/>
-        </w:rPr>
-        <w:t>預期輸出／合理範圍：</w:t>
-      </w:r>
-      <w:r>
-        <w:t>雜草町手捏陶候選約 1,026、1,080、1,166.4 元，預測銷量約 36.90、34.83、31.51；對應毛利約 23,014.88、23,601.10、24,072.78。</w:t>
-      </w:r>
-    </w:p>
-    <w:p>
-      <w:pPr>
-        <w:spacing w:after="120"/>
-      </w:pPr>
-      <w:r>
-        <w:rPr>
-          <w:b/>
-          <w:color w:val="0B5D69"/>
-        </w:rPr>
-        <w:t>結果解讀句型：</w:t>
-      </w:r>
-      <w:r>
-        <w:t>完成句型：『在＿＿商品的三個候選中，價格由＿＿升至＿＿時，預測銷量＿＿，但毛利＿＿；差異相對 MAE 為＿＿，因此先＿＿。』</w:t>
-      </w:r>
-    </w:p>
-    <w:tbl>
-      <w:tblPr>
-        <w:tblStyle w:val="TableGrid"/>
-        <w:tblW w:type="dxa" w:w="9360"/>
-        <w:jc w:val="left"/>
-        <w:tblLayout w:type="fixed"/>
-        <w:tblLook w:firstColumn="1" w:firstRow="1" w:lastColumn="0" w:lastRow="0" w:noHBand="0" w:noVBand="1" w:val="04A0"/>
-        <w:tblInd w:w="120" w:type="dxa"/>
-      </w:tblPr>
-      <w:tblGrid>
-        <w:gridCol w:w="2700"/>
-        <w:gridCol w:w="6660"/>
-      </w:tblGrid>
-      <w:tr>
-        <w:trPr>
-          <w:cantSplit/>
-          <w:tblHeader w:val="true"/>
-        </w:trPr>
-        <w:tc>
-          <w:tcPr>
-            <w:tcW w:type="dxa" w:w="2700"/>
-            <w:shd w:fill="E8EEF5"/>
-            <w:vAlign w:val="center"/>
-            <w:tcMar>
-              <w:top w:w="80" w:type="dxa"/>
-              <w:start w:w="120" w:type="dxa"/>
-              <w:bottom w:w="80" w:type="dxa"/>
-              <w:end w:w="120" w:type="dxa"/>
-            </w:tcMar>
-          </w:tcPr>
-          <w:p>
-            <w:pPr>
-              <w:spacing w:after="0"/>
-              <w:jc w:val="center"/>
-            </w:pPr>
-            <w:r>
-              <w:rPr>
-                <w:rFonts w:ascii="Calibri" w:hAnsi="Calibri" w:eastAsia="Microsoft JhengHei"/>
-                <w:b/>
-                <w:sz w:val="18"/>
-              </w:rPr>
-              <w:t>看到的錯誤或異常</w:t>
-            </w:r>
-          </w:p>
-        </w:tc>
-        <w:tc>
-          <w:tcPr>
-            <w:tcW w:type="dxa" w:w="6660"/>
-            <w:shd w:fill="E8EEF5"/>
-            <w:vAlign w:val="center"/>
-            <w:tcMar>
-              <w:top w:w="80" w:type="dxa"/>
-              <w:start w:w="120" w:type="dxa"/>
-              <w:bottom w:w="80" w:type="dxa"/>
-              <w:end w:w="120" w:type="dxa"/>
-            </w:tcMar>
-          </w:tcPr>
-          <w:p>
-            <w:pPr>
-              <w:spacing w:after="0"/>
-              <w:jc w:val="center"/>
-            </w:pPr>
-            <w:r>
-              <w:rPr>
-                <w:rFonts w:ascii="Calibri" w:hAnsi="Calibri" w:eastAsia="Microsoft JhengHei"/>
-                <w:b/>
-                <w:sz w:val="18"/>
-              </w:rPr>
-              <w:t>處理方式</w:t>
-            </w:r>
-          </w:p>
-        </w:tc>
-      </w:tr>
-      <w:tr>
-        <w:trPr>
-          <w:cantSplit/>
-        </w:trPr>
-        <w:tc>
-          <w:tcPr>
-            <w:tcW w:type="dxa" w:w="2700"/>
-            <w:vAlign w:val="center"/>
-            <w:tcMar>
-              <w:top w:w="80" w:type="dxa"/>
-              <w:start w:w="120" w:type="dxa"/>
-              <w:bottom w:w="80" w:type="dxa"/>
-              <w:end w:w="120" w:type="dxa"/>
-            </w:tcMar>
-          </w:tcPr>
-          <w:p>
-            <w:pPr>
-              <w:spacing w:after="40" w:line="264" w:lineRule="auto"/>
-            </w:pPr>
-            <w:r>
-              <w:rPr>
-                <w:rFonts w:ascii="Calibri" w:hAnsi="Calibri" w:eastAsia="Microsoft JhengHei"/>
-                <w:sz w:val="17"/>
-              </w:rPr>
-              <w:t>每商品不是三列</w:t>
-            </w:r>
-          </w:p>
-        </w:tc>
-        <w:tc>
-          <w:tcPr>
-            <w:tcW w:type="dxa" w:w="6660"/>
-            <w:vAlign w:val="center"/>
-            <w:tcMar>
-              <w:top w:w="80" w:type="dxa"/>
-              <w:start w:w="120" w:type="dxa"/>
-              <w:bottom w:w="80" w:type="dxa"/>
-              <w:end w:w="120" w:type="dxa"/>
-            </w:tcMar>
-          </w:tcPr>
-          <w:p>
-            <w:pPr>
-              <w:spacing w:after="40" w:line="264" w:lineRule="auto"/>
-            </w:pPr>
-            <w:r>
-              <w:rPr>
-                <w:rFonts w:ascii="Calibri" w:hAnsi="Calibri" w:eastAsia="Microsoft JhengHei"/>
-                <w:sz w:val="17"/>
-              </w:rPr>
-              <w:t>可能原因：price_factor 迴圈縮排錯誤或 scenario_rows 未重新初始化</w:t>
-              <w:br/>
-              <w:t>處理方式：確認 scenario_rows=[] 在外層，append 位於內層 for price_factor，重新執行整格。</w:t>
-            </w:r>
-          </w:p>
-        </w:tc>
-      </w:tr>
-      <w:tr>
-        <w:trPr>
-          <w:cantSplit/>
-        </w:trPr>
-        <w:tc>
-          <w:tcPr>
-            <w:tcW w:type="dxa" w:w="2700"/>
-            <w:vAlign w:val="center"/>
-            <w:tcMar>
-              <w:top w:w="80" w:type="dxa"/>
-              <w:start w:w="120" w:type="dxa"/>
-              <w:bottom w:w="80" w:type="dxa"/>
-              <w:end w:w="120" w:type="dxa"/>
-            </w:tcMar>
-          </w:tcPr>
-          <w:p>
-            <w:pPr>
-              <w:spacing w:after="40" w:line="264" w:lineRule="auto"/>
-            </w:pPr>
-            <w:r>
-              <w:rPr>
-                <w:rFonts w:ascii="Calibri" w:hAnsi="Calibri" w:eastAsia="Microsoft JhengHei"/>
-                <w:sz w:val="17"/>
-              </w:rPr>
-              <w:t>候選價格遠離歷史區間</w:t>
-            </w:r>
-          </w:p>
-        </w:tc>
-        <w:tc>
-          <w:tcPr>
-            <w:tcW w:type="dxa" w:w="6660"/>
-            <w:vAlign w:val="center"/>
-            <w:tcMar>
-              <w:top w:w="80" w:type="dxa"/>
-              <w:start w:w="120" w:type="dxa"/>
-              <w:bottom w:w="80" w:type="dxa"/>
-              <w:end w:w="120" w:type="dxa"/>
-            </w:tcMar>
-          </w:tcPr>
-          <w:p>
-            <w:pPr>
-              <w:spacing w:after="40" w:line="264" w:lineRule="auto"/>
-            </w:pPr>
-            <w:r>
-              <w:rPr>
-                <w:rFonts w:ascii="Calibri" w:hAnsi="Calibri" w:eastAsia="Microsoft JhengHei"/>
-                <w:sz w:val="17"/>
-              </w:rPr>
-              <w:t>可能原因：把 factor 誤寫成 95、100、108 或使用錯誤基準欄</w:t>
-              <w:br/>
-              <w:t>處理方式：factor 應為小數 0.95、1.00、1.08，reference_price 使用 base_price median。</w:t>
-            </w:r>
-          </w:p>
-        </w:tc>
-      </w:tr>
-      <w:tr>
-        <w:trPr>
-          <w:cantSplit/>
-        </w:trPr>
-        <w:tc>
-          <w:tcPr>
-            <w:tcW w:type="dxa" w:w="2700"/>
-            <w:vAlign w:val="center"/>
-            <w:tcMar>
-              <w:top w:w="80" w:type="dxa"/>
-              <w:start w:w="120" w:type="dxa"/>
-              <w:bottom w:w="80" w:type="dxa"/>
-              <w:end w:w="120" w:type="dxa"/>
-            </w:tcMar>
-          </w:tcPr>
-          <w:p>
-            <w:pPr>
-              <w:spacing w:after="40" w:line="264" w:lineRule="auto"/>
-            </w:pPr>
-            <w:r>
-              <w:rPr>
-                <w:rFonts w:ascii="Calibri" w:hAnsi="Calibri" w:eastAsia="Microsoft JhengHei"/>
-                <w:sz w:val="17"/>
-              </w:rPr>
-              <w:t>預測三列完全相同</w:t>
-            </w:r>
-          </w:p>
-        </w:tc>
-        <w:tc>
-          <w:tcPr>
-            <w:tcW w:type="dxa" w:w="6660"/>
-            <w:vAlign w:val="center"/>
-            <w:tcMar>
-              <w:top w:w="80" w:type="dxa"/>
-              <w:start w:w="120" w:type="dxa"/>
-              <w:bottom w:w="80" w:type="dxa"/>
-              <w:end w:w="120" w:type="dxa"/>
-            </w:tcMar>
-          </w:tcPr>
-          <w:p>
-            <w:pPr>
-              <w:spacing w:after="40" w:line="264" w:lineRule="auto"/>
-            </w:pPr>
-            <w:r>
-              <w:rPr>
-                <w:rFonts w:ascii="Calibri" w:hAnsi="Calibri" w:eastAsia="Microsoft JhengHei"/>
-                <w:sz w:val="17"/>
-              </w:rPr>
-              <w:t>可能原因：scenario_df 的 price 沒有成功更新或模型特徵未含 price</w:t>
-              <w:br/>
-              <w:t>處理方式：列印 scenario_df[['offer','price']] 並確認 numeric_features 包含 price。</w:t>
-            </w:r>
-          </w:p>
-        </w:tc>
-      </w:tr>
-    </w:tbl>
-    <w:p/>
-    <w:p>
-      <w:pPr>
-        <w:shd w:fill="FFF8E8"/>
-        <w:pBdr>
-          <w:left w:val="single" w:sz="18" w:space="8" w:color="0B5D69"/>
-        </w:pBdr>
-        <w:spacing w:before="80" w:after="120"/>
-        <w:ind w:left="173" w:right="115"/>
-      </w:pPr>
-      <w:r>
-        <w:rPr>
-          <w:b/>
-          <w:color w:val="0B5D69"/>
-        </w:rPr>
-        <w:t>完成檢核：</w:t>
-      </w:r>
-      <w:r>
-        <w:t>若高價方案毛利只比基準高 500 元，但預測銷量差異小於 MAE，你應如何向主管表達？</w:t>
-      </w:r>
-    </w:p>
-    <w:p>
-      <w:pPr>
-        <w:pStyle w:val="Heading2"/>
-      </w:pPr>
-      <w:r>
-        <w:t>D3-S08｜展開三情境、計算損益平衡並找出方案翻盤點</w:t>
-      </w:r>
-    </w:p>
-    <w:p>
-      <w:pPr>
-        <w:spacing w:after="120"/>
-      </w:pPr>
-      <w:r>
-        <w:rPr>
-          <w:b/>
-          <w:color w:val="0B5D69"/>
-        </w:rPr>
-        <w:t>這一步的目的：</w:t>
-      </w:r>
-      <w:r>
-        <w:t>用透明需求／成本假設進行壓力測試，正確處理負單位貢獻與損益平衡。</w:t>
-      </w:r>
-    </w:p>
-    <w:p>
-      <w:pPr>
-        <w:shd w:fill="EFF8F7"/>
-        <w:pBdr>
-          <w:left w:val="single" w:sz="18" w:space="8" w:color="0B5D69"/>
-        </w:pBdr>
-        <w:spacing w:before="80" w:after="120"/>
-        <w:ind w:left="173" w:right="115"/>
-      </w:pPr>
-      <w:r>
-        <w:rPr>
-          <w:b/>
-          <w:color w:val="0B5D69"/>
-        </w:rPr>
-        <w:t>到哪裡操作：</w:t>
-      </w:r>
-      <w:r>
-        <w:t>Day 3 Notebook → 8. 建立三情境與損益平衡（程式碼儲存格 23）</w:t>
-      </w:r>
-    </w:p>
-    <w:p>
-      <w:pPr>
-        <w:pStyle w:val="Heading3"/>
-      </w:pPr>
-      <w:r>
-        <w:t>照著做</w:t>
-      </w:r>
-    </w:p>
-    <w:p>
-      <w:pPr>
-        <w:numPr>
-          <w:ilvl w:val="0"/>
-          <w:numId w:val="37"/>
-        </w:numPr>
-      </w:pPr>
-      <w:r>
-        <w:t>閱讀 scenario_settings：保守需求 0.80、成本 1.08；基準皆 1.00；樂觀需求 1.15、成本 0.98。</w:t>
-      </w:r>
-    </w:p>
-    <w:p>
-      <w:pPr>
-        <w:numPr>
-          <w:ilvl w:val="0"/>
-          <w:numId w:val="37"/>
-        </w:numPr>
-      </w:pPr>
-      <w:r>
-        <w:t>說明這些係數是透明假設，不是模型自行發現；把需求與成本來源寫入情境註記。</w:t>
-      </w:r>
-    </w:p>
-    <w:p>
-      <w:pPr>
-        <w:numPr>
-          <w:ilvl w:val="0"/>
-          <w:numId w:val="37"/>
-        </w:numPr>
-      </w:pPr>
-      <w:r>
-        <w:t>執行 cross merge，確認每個候選價展開三列；雜草町 12 個候選應成為 36 列。</w:t>
-      </w:r>
-    </w:p>
-    <w:p>
-      <w:pPr>
-        <w:numPr>
-          <w:ilvl w:val="0"/>
-          <w:numId w:val="37"/>
-        </w:numPr>
-      </w:pPr>
-      <w:r>
-        <w:t>逐欄核對 scenario_units、scenario_unit_cost、scenario_revenue、scenario_gross_profit 與 unit_contribution。</w:t>
-      </w:r>
-    </w:p>
-    <w:p>
-      <w:pPr>
-        <w:numPr>
-          <w:ilvl w:val="0"/>
-          <w:numId w:val="37"/>
-        </w:numPr>
-      </w:pPr>
-      <w:r>
-        <w:t>檢查 break_even_units=ceil(fixed_cost/unit_contribution)；若 unit_contribution≤0，結果必須是 NaN，不能硬算負損平。</w:t>
-      </w:r>
-    </w:p>
-    <w:p>
-      <w:pPr>
-        <w:numPr>
-          <w:ilvl w:val="0"/>
-          <w:numId w:val="37"/>
-        </w:numPr>
-      </w:pPr>
-      <w:r>
-        <w:t>選一商品製作 3價格×3情境九宮格，標出最低毛利、最高損平量及最容易翻盤的假設。</w:t>
-      </w:r>
-    </w:p>
-    <w:p>
-      <w:pPr>
-        <w:numPr>
-          <w:ilvl w:val="0"/>
-          <w:numId w:val="37"/>
-        </w:numPr>
-      </w:pPr>
-      <w:r>
-        <w:t>比較保守情境需求與損益平衡量；若 scenario_units 低於 break_even_units，寫明固定成本尚未回收。</w:t>
-      </w:r>
-    </w:p>
-    <w:p>
-      <w:pPr>
-        <w:spacing w:after="120"/>
-      </w:pPr>
-      <w:r>
-        <w:rPr>
-          <w:b/>
-          <w:color w:val="0B5D69"/>
-        </w:rPr>
-        <w:t>要修改的參數：</w:t>
-      </w:r>
-      <w:r>
-        <w:t>主線保留三情境係數。延伸時一次只改一組需求／成本假設，並在表格註明假設來源，不可悄悄改值。</w:t>
-      </w:r>
-    </w:p>
-    <w:p>
-      <w:pPr>
-        <w:spacing w:after="120"/>
-      </w:pPr>
-      <w:r>
-        <w:rPr>
-          <w:b/>
-          <w:color w:val="0B5D69"/>
-        </w:rPr>
-        <w:t>執行方式：</w:t>
-      </w:r>
-      <w:r>
-        <w:t>執行儲存格 23。確認 merge(how='cross') 可用；若 pandas 版本過舊，請通知講師，不自行改寫後跳過驗證。</w:t>
-      </w:r>
-    </w:p>
-    <w:p>
-      <w:pPr>
-        <w:shd w:fill="F4F6F9"/>
-        <w:pBdr>
-          <w:left w:val="single" w:sz="18" w:space="8" w:color="0B5D69"/>
-        </w:pBdr>
-        <w:spacing w:before="80" w:after="120"/>
-        <w:ind w:left="173" w:right="115"/>
-      </w:pPr>
-      <w:r>
-        <w:rPr>
-          <w:b/>
-          <w:color w:val="0B5D69"/>
-        </w:rPr>
-        <w:t>預期輸出／合理範圍：</w:t>
-      </w:r>
-      <w:r>
-        <w:t>雜草町手捏陶 1,166.4 元保守情境約 25.21 單位、毛利 18,446.91、損平 37；預測需求低於損平，表示該期可能未回收固定成本。</w:t>
-      </w:r>
-    </w:p>
-    <w:p>
-      <w:pPr>
-        <w:spacing w:after="120"/>
-      </w:pPr>
-      <w:r>
-        <w:rPr>
-          <w:b/>
-          <w:color w:val="0B5D69"/>
-        </w:rPr>
-        <w:t>結果解讀句型：</w:t>
-      </w:r>
-      <w:r>
-        <w:t>完成句型：『＿＿價格在保守情境的需求為＿＿、損平量為＿＿，缺口為＿＿；最敏感的假設是＿＿，因此測試前要＿＿。』</w:t>
-      </w:r>
-    </w:p>
-    <w:tbl>
-      <w:tblPr>
-        <w:tblStyle w:val="TableGrid"/>
-        <w:tblW w:type="dxa" w:w="9360"/>
-        <w:jc w:val="left"/>
-        <w:tblLayout w:type="fixed"/>
-        <w:tblLook w:firstColumn="1" w:firstRow="1" w:lastColumn="0" w:lastRow="0" w:noHBand="0" w:noVBand="1" w:val="04A0"/>
-        <w:tblInd w:w="120" w:type="dxa"/>
-      </w:tblPr>
-      <w:tblGrid>
-        <w:gridCol w:w="2700"/>
-        <w:gridCol w:w="6660"/>
-      </w:tblGrid>
-      <w:tr>
-        <w:trPr>
-          <w:cantSplit/>
-          <w:tblHeader w:val="true"/>
-        </w:trPr>
-        <w:tc>
-          <w:tcPr>
-            <w:tcW w:type="dxa" w:w="2700"/>
-            <w:shd w:fill="E8EEF5"/>
-            <w:vAlign w:val="center"/>
-            <w:tcMar>
-              <w:top w:w="80" w:type="dxa"/>
-              <w:start w:w="120" w:type="dxa"/>
-              <w:bottom w:w="80" w:type="dxa"/>
-              <w:end w:w="120" w:type="dxa"/>
-            </w:tcMar>
-          </w:tcPr>
-          <w:p>
-            <w:pPr>
-              <w:spacing w:after="0"/>
-              <w:jc w:val="center"/>
-            </w:pPr>
-            <w:r>
-              <w:rPr>
-                <w:rFonts w:ascii="Calibri" w:hAnsi="Calibri" w:eastAsia="Microsoft JhengHei"/>
-                <w:b/>
-                <w:sz w:val="18"/>
-              </w:rPr>
-              <w:t>看到的錯誤或異常</w:t>
-            </w:r>
-          </w:p>
-        </w:tc>
-        <w:tc>
-          <w:tcPr>
-            <w:tcW w:type="dxa" w:w="6660"/>
-            <w:shd w:fill="E8EEF5"/>
-            <w:vAlign w:val="center"/>
-            <w:tcMar>
-              <w:top w:w="80" w:type="dxa"/>
-              <w:start w:w="120" w:type="dxa"/>
-              <w:bottom w:w="80" w:type="dxa"/>
-              <w:end w:w="120" w:type="dxa"/>
-            </w:tcMar>
-          </w:tcPr>
-          <w:p>
-            <w:pPr>
-              <w:spacing w:after="0"/>
-              <w:jc w:val="center"/>
-            </w:pPr>
-            <w:r>
-              <w:rPr>
-                <w:rFonts w:ascii="Calibri" w:hAnsi="Calibri" w:eastAsia="Microsoft JhengHei"/>
-                <w:b/>
-                <w:sz w:val="18"/>
-              </w:rPr>
-              <w:t>處理方式</w:t>
-            </w:r>
-          </w:p>
-        </w:tc>
-      </w:tr>
-      <w:tr>
-        <w:trPr>
-          <w:cantSplit/>
-        </w:trPr>
-        <w:tc>
-          <w:tcPr>
-            <w:tcW w:type="dxa" w:w="2700"/>
-            <w:vAlign w:val="center"/>
-            <w:tcMar>
-              <w:top w:w="80" w:type="dxa"/>
-              <w:start w:w="120" w:type="dxa"/>
-              <w:bottom w:w="80" w:type="dxa"/>
-              <w:end w:w="120" w:type="dxa"/>
-            </w:tcMar>
-          </w:tcPr>
-          <w:p>
-            <w:pPr>
-              <w:spacing w:after="40" w:line="264" w:lineRule="auto"/>
-            </w:pPr>
-            <w:r>
-              <w:rPr>
-                <w:rFonts w:ascii="Calibri" w:hAnsi="Calibri" w:eastAsia="Microsoft JhengHei"/>
-                <w:sz w:val="17"/>
-              </w:rPr>
-              <w:t>break_even_units 為負數</w:t>
-            </w:r>
-          </w:p>
-        </w:tc>
-        <w:tc>
-          <w:tcPr>
-            <w:tcW w:type="dxa" w:w="6660"/>
-            <w:vAlign w:val="center"/>
-            <w:tcMar>
-              <w:top w:w="80" w:type="dxa"/>
-              <w:start w:w="120" w:type="dxa"/>
-              <w:bottom w:w="80" w:type="dxa"/>
-              <w:end w:w="120" w:type="dxa"/>
-            </w:tcMar>
-          </w:tcPr>
-          <w:p>
-            <w:pPr>
-              <w:spacing w:after="40" w:line="264" w:lineRule="auto"/>
-            </w:pPr>
-            <w:r>
-              <w:rPr>
-                <w:rFonts w:ascii="Calibri" w:hAnsi="Calibri" w:eastAsia="Microsoft JhengHei"/>
-                <w:sz w:val="17"/>
-              </w:rPr>
-              <w:t>可能原因：未檢查單位貢獻是否為正或公式分母用錯</w:t>
-              <w:br/>
-              <w:t>處理方式：使用 np.where(unit_contribution&gt;0, ceil(fixed_cost/unit_contribution), np.nan)。</w:t>
-            </w:r>
-          </w:p>
-        </w:tc>
-      </w:tr>
-      <w:tr>
-        <w:trPr>
-          <w:cantSplit/>
-        </w:trPr>
-        <w:tc>
-          <w:tcPr>
-            <w:tcW w:type="dxa" w:w="2700"/>
-            <w:vAlign w:val="center"/>
-            <w:tcMar>
-              <w:top w:w="80" w:type="dxa"/>
-              <w:start w:w="120" w:type="dxa"/>
-              <w:bottom w:w="80" w:type="dxa"/>
-              <w:end w:w="120" w:type="dxa"/>
-            </w:tcMar>
-          </w:tcPr>
-          <w:p>
-            <w:pPr>
-              <w:spacing w:after="40" w:line="264" w:lineRule="auto"/>
-            </w:pPr>
-            <w:r>
-              <w:rPr>
-                <w:rFonts w:ascii="Calibri" w:hAnsi="Calibri" w:eastAsia="Microsoft JhengHei"/>
-                <w:sz w:val="17"/>
-              </w:rPr>
-              <w:t>每候選只有一列或九宮格不完整</w:t>
-            </w:r>
-          </w:p>
-        </w:tc>
-        <w:tc>
-          <w:tcPr>
-            <w:tcW w:type="dxa" w:w="6660"/>
-            <w:vAlign w:val="center"/>
-            <w:tcMar>
-              <w:top w:w="80" w:type="dxa"/>
-              <w:start w:w="120" w:type="dxa"/>
-              <w:bottom w:w="80" w:type="dxa"/>
-              <w:end w:w="120" w:type="dxa"/>
-            </w:tcMar>
-          </w:tcPr>
-          <w:p>
-            <w:pPr>
-              <w:spacing w:after="40" w:line="264" w:lineRule="auto"/>
-            </w:pPr>
-            <w:r>
-              <w:rPr>
-                <w:rFonts w:ascii="Calibri" w:hAnsi="Calibri" w:eastAsia="Microsoft JhengHei"/>
-                <w:sz w:val="17"/>
-              </w:rPr>
-              <w:t>可能原因：cross merge 未執行、scenario_settings 列數被改</w:t>
-              <w:br/>
-              <w:t>處理方式：確認 scenario_settings 有保守／基準／樂觀三列，expanded 行數是 scenario_df 的三倍。</w:t>
-            </w:r>
-          </w:p>
-        </w:tc>
-      </w:tr>
-      <w:tr>
-        <w:trPr>
-          <w:cantSplit/>
-        </w:trPr>
-        <w:tc>
-          <w:tcPr>
-            <w:tcW w:type="dxa" w:w="2700"/>
-            <w:vAlign w:val="center"/>
-            <w:tcMar>
-              <w:top w:w="80" w:type="dxa"/>
-              <w:start w:w="120" w:type="dxa"/>
-              <w:bottom w:w="80" w:type="dxa"/>
-              <w:end w:w="120" w:type="dxa"/>
-            </w:tcMar>
-          </w:tcPr>
-          <w:p>
-            <w:pPr>
-              <w:spacing w:after="40" w:line="264" w:lineRule="auto"/>
-            </w:pPr>
-            <w:r>
-              <w:rPr>
-                <w:rFonts w:ascii="Calibri" w:hAnsi="Calibri" w:eastAsia="Microsoft JhengHei"/>
-                <w:sz w:val="17"/>
-              </w:rPr>
-              <w:t>保守情境毛利反而最高</w:t>
-            </w:r>
-          </w:p>
-        </w:tc>
-        <w:tc>
-          <w:tcPr>
-            <w:tcW w:type="dxa" w:w="6660"/>
-            <w:vAlign w:val="center"/>
-            <w:tcMar>
-              <w:top w:w="80" w:type="dxa"/>
-              <w:start w:w="120" w:type="dxa"/>
-              <w:bottom w:w="80" w:type="dxa"/>
-              <w:end w:w="120" w:type="dxa"/>
-            </w:tcMar>
-          </w:tcPr>
-          <w:p>
-            <w:pPr>
-              <w:spacing w:after="40" w:line="264" w:lineRule="auto"/>
-            </w:pPr>
-            <w:r>
-              <w:rPr>
-                <w:rFonts w:ascii="Calibri" w:hAnsi="Calibri" w:eastAsia="Microsoft JhengHei"/>
-                <w:sz w:val="17"/>
-              </w:rPr>
-              <w:t>可能原因：demand_factor／cost_factor 寫反或情境標籤錯位</w:t>
-              <w:br/>
-              <w:t>處理方式：核對保守應為需求 0.80、成本 1.08，再逐式檢查 scenario_gross_profit。</w:t>
-            </w:r>
-          </w:p>
-        </w:tc>
-      </w:tr>
-    </w:tbl>
-    <w:p/>
-    <w:p>
-      <w:pPr>
-        <w:shd w:fill="FFF8E8"/>
-        <w:pBdr>
-          <w:left w:val="single" w:sz="18" w:space="8" w:color="0B5D69"/>
-        </w:pBdr>
-        <w:spacing w:before="80" w:after="120"/>
-        <w:ind w:left="173" w:right="115"/>
-      </w:pPr>
-      <w:r>
-        <w:rPr>
-          <w:b/>
-          <w:color w:val="0B5D69"/>
-        </w:rPr>
-        <w:t>完成檢核：</w:t>
-      </w:r>
-      <w:r>
-        <w:t>為什麼『保守情境仍有正毛利』不等於『已經損益平衡』？請用固定成本與損平量回答。</w:t>
+        <w:t>圖：完成 D3-S08 後可核對的雜草町示例；你的精確數值依所選企業為準</w:t>
       </w:r>
     </w:p>
     <w:p>
@@ -23106,8 +23126,8 @@
       <w:r>
         <w:drawing>
           <wp:inline xmlns:a="http://schemas.openxmlformats.org/drawingml/2006/main" xmlns:pic="http://schemas.openxmlformats.org/drawingml/2006/picture">
-            <wp:extent cx="5577840" cy="1809029"/>
-            <wp:docPr id="25" name="Picture 25" descr="Day 4 D4-S01 的預期畫面示意" title="Day 4 D4-S01 的預期畫面示意"/>
+            <wp:extent cx="5577840" cy="3267021"/>
+            <wp:docPr id="25" name="Picture 25" descr="雜草町示例：Day 4 D4-S01 的預期畫面示意" title="雜草町示例：Day 4 D4-S01 的預期畫面示意"/>
             <wp:cNvGraphicFramePr>
               <a:graphicFrameLocks noChangeAspect="1"/>
             </wp:cNvGraphicFramePr>
@@ -23115,7 +23135,7 @@
               <a:graphicData uri="http://schemas.openxmlformats.org/drawingml/2006/picture">
                 <pic:pic>
                   <pic:nvPicPr>
-                    <pic:cNvPr id="0" name="figure-01.png"/>
+                    <pic:cNvPr id="0" name="D4-S01.png"/>
                     <pic:cNvPicPr/>
                   </pic:nvPicPr>
                   <pic:blipFill>
@@ -23127,7 +23147,7 @@
                   <pic:spPr>
                     <a:xfrm>
                       <a:off x="0" y="0"/>
-                      <a:ext cx="5577840" cy="1809029"/>
+                      <a:ext cx="5577840" cy="3267021"/>
                     </a:xfrm>
                     <a:prstGeom prst="rect"/>
                   </pic:spPr>
@@ -23149,7 +23169,7 @@
           <w:color w:val="595959"/>
           <w:sz w:val="18"/>
         </w:rPr>
-        <w:t>圖：完成 D4-S01 後可核對的畫面或輸出</w:t>
+        <w:t>圖：完成 D4-S01 後可核對的雜草町示例；你的精確數值依所選企業為準</w:t>
       </w:r>
     </w:p>
     <w:p>
@@ -23316,7 +23336,7 @@
         <w:t>預期輸出／合理範圍：</w:t>
       </w:r>
       <w:r>
-        <w:t>預設雜草町企業資料筆數 1,500，logic_errors 為 0，company_df 只含雜草町。</w:t>
+        <w:t>企業資料應為 1,500 筆接觸事件，company 只有網站所選企業；漏斗邏輯矛盾數 logic_errors 應為 0。若不為 0，先停止並回查事件定義。</w:t>
       </w:r>
     </w:p>
     <w:p>
@@ -23541,59 +23561,6 @@
     </w:p>
     <w:p>
       <w:pPr>
-        <w:jc w:val="center"/>
-      </w:pPr>
-      <w:r>
-        <w:drawing>
-          <wp:inline xmlns:a="http://schemas.openxmlformats.org/drawingml/2006/main" xmlns:pic="http://schemas.openxmlformats.org/drawingml/2006/picture">
-            <wp:extent cx="5577840" cy="4320731"/>
-            <wp:docPr id="26" name="Picture 26" descr="Day 4 D4-S02 的預期畫面示意" title="Day 4 D4-S02 的預期畫面示意"/>
-            <wp:cNvGraphicFramePr>
-              <a:graphicFrameLocks noChangeAspect="1"/>
-            </wp:cNvGraphicFramePr>
-            <a:graphic>
-              <a:graphicData uri="http://schemas.openxmlformats.org/drawingml/2006/picture">
-                <pic:pic>
-                  <pic:nvPicPr>
-                    <pic:cNvPr id="0" name="figure-02.png"/>
-                    <pic:cNvPicPr/>
-                  </pic:nvPicPr>
-                  <pic:blipFill>
-                    <a:blip r:embed="rId34"/>
-                    <a:stretch>
-                      <a:fillRect/>
-                    </a:stretch>
-                  </pic:blipFill>
-                  <pic:spPr>
-                    <a:xfrm>
-                      <a:off x="0" y="0"/>
-                      <a:ext cx="5577840" cy="4320731"/>
-                    </a:xfrm>
-                    <a:prstGeom prst="rect"/>
-                  </pic:spPr>
-                </pic:pic>
-              </a:graphicData>
-            </a:graphic>
-          </wp:inline>
-        </w:drawing>
-      </w:r>
-    </w:p>
-    <w:p>
-      <w:pPr>
-        <w:spacing w:after="160"/>
-        <w:jc w:val="center"/>
-      </w:pPr>
-      <w:r>
-        <w:rPr>
-          <w:i/>
-          <w:color w:val="595959"/>
-          <w:sz w:val="18"/>
-        </w:rPr>
-        <w:t>圖：完成 D4-S02 後可核對的畫面或輸出</w:t>
-      </w:r>
-    </w:p>
-    <w:p>
-      <w:pPr>
         <w:pStyle w:val="Heading2"/>
       </w:pPr>
       <w:r>
@@ -23706,7 +23673,7 @@
         </w:numPr>
       </w:pPr>
       <w:r>
-        <w:t>對預設雜草町寫出 Email、LINE、Google、Meta、YouTube 至少三個規模與效率並列觀察。</w:t>
+        <w:t>針對目前企業的 Email、LINE、Google、Meta、YouTube，寫出至少三個規模與效率並列觀察；精確數值以專屬 Notebook 為準。</w:t>
       </w:r>
     </w:p>
     <w:p>
@@ -23756,7 +23723,7 @@
         <w:t>預期輸出／合理範圍：</w:t>
       </w:r>
       <w:r>
-        <w:t>預設雜草町有五列通路。Email CTR 約 0.127、CVR 約 0.045、ROAS 約 3.953、廣告後貢獻約 519.89；LINE 貢獻約 568.28；Meta 與 YouTube 貢獻為負。</w:t>
+        <w:t>通路 KPI 表應有 Email、LINE、Google、Meta、YouTube 五列，並顯示 CTR、CVR、CPA、ROAS 與廣告後貢獻。無轉換時 CPA 可為未定義；精確數值依企業為準。</w:t>
       </w:r>
     </w:p>
     <w:p>
@@ -23771,7 +23738,7 @@
         <w:t>結果解讀句型：</w:t>
       </w:r>
       <w:r>
-        <w:t>Email 的 ROAS 高但只有 1 次轉換；LINE 的廣告後貢獻較高；YouTube 在樣本中沒有轉換，因此 CPA 未定義而不是零。不能只以單一比率宣告勝負，需同時看規模、成本、毛利與不確定性。</w:t>
+        <w:t>不要只以一個比率宣告勝負；請同時看分母規模、轉換數、成本、毛利與廣告後貢獻。沒有轉換時 CPA 是未定義，不是零；歷史表現也不能直接證明廣告帶來增量。</w:t>
       </w:r>
     </w:p>
     <w:tbl>
@@ -23981,59 +23948,6 @@
     </w:p>
     <w:p>
       <w:pPr>
-        <w:jc w:val="center"/>
-      </w:pPr>
-      <w:r>
-        <w:drawing>
-          <wp:inline xmlns:a="http://schemas.openxmlformats.org/drawingml/2006/main" xmlns:pic="http://schemas.openxmlformats.org/drawingml/2006/picture">
-            <wp:extent cx="5577840" cy="3131419"/>
-            <wp:docPr id="27" name="Picture 27" descr="Day 4 D4-S03 的預期畫面示意" title="Day 4 D4-S03 的預期畫面示意"/>
-            <wp:cNvGraphicFramePr>
-              <a:graphicFrameLocks noChangeAspect="1"/>
-            </wp:cNvGraphicFramePr>
-            <a:graphic>
-              <a:graphicData uri="http://schemas.openxmlformats.org/drawingml/2006/picture">
-                <pic:pic>
-                  <pic:nvPicPr>
-                    <pic:cNvPr id="0" name="figure-03.png"/>
-                    <pic:cNvPicPr/>
-                  </pic:nvPicPr>
-                  <pic:blipFill>
-                    <a:blip r:embed="rId35"/>
-                    <a:stretch>
-                      <a:fillRect/>
-                    </a:stretch>
-                  </pic:blipFill>
-                  <pic:spPr>
-                    <a:xfrm>
-                      <a:off x="0" y="0"/>
-                      <a:ext cx="5577840" cy="3131419"/>
-                    </a:xfrm>
-                    <a:prstGeom prst="rect"/>
-                  </pic:spPr>
-                </pic:pic>
-              </a:graphicData>
-            </a:graphic>
-          </wp:inline>
-        </w:drawing>
-      </w:r>
-    </w:p>
-    <w:p>
-      <w:pPr>
-        <w:spacing w:after="160"/>
-        <w:jc w:val="center"/>
-      </w:pPr>
-      <w:r>
-        <w:rPr>
-          <w:i/>
-          <w:color w:val="595959"/>
-          <w:sz w:val="18"/>
-        </w:rPr>
-        <w:t>圖：完成 D4-S03 後可核對的畫面或輸出</w:t>
-      </w:r>
-    </w:p>
-    <w:p>
-      <w:pPr>
         <w:pStyle w:val="Heading2"/>
       </w:pPr>
       <w:r>
@@ -24196,7 +24110,7 @@
         <w:t>預期輸出／合理範圍：</w:t>
       </w:r>
       <w:r>
-        <w:t>預設雜草町漏斗總量為 1,500 次曝光、175 次點擊、120 次造訪、7 次轉換；右圖 LINE 與 Email 正貢獻，Meta 與 YouTube 負貢獻。</w:t>
+        <w:t>左圖應依曝光、點擊、造訪、轉換呈現逐層遞減的漏斗；右圖顯示五通路廣告後貢獻，可正可負。總量、轉換數與排序依所選企業專屬資料為準。</w:t>
       </w:r>
     </w:p>
     <w:p>
@@ -24211,7 +24125,7 @@
         <w:t>結果解讀句型：</w:t>
       </w:r>
       <w:r>
-        <w:t>最大絕對流失發生在曝光到點擊，但每層分母不同，仍需計算率。貢獻圖把收入毛利與廣告費放回金額尺度，可提醒企業部門高互動不等於正貢獻；它仍是歷史樣本描述。</w:t>
+        <w:t>先找出最大絕對流失，再用各層正確分母計算比率。貢獻圖把收入毛利與廣告費放回金額尺度，可避免把高互動誤當高獲利；目前仍只是虛擬歷史樣本描述。</w:t>
       </w:r>
     </w:p>
     <w:tbl>
@@ -24426,8 +24340,8 @@
       <w:r>
         <w:drawing>
           <wp:inline xmlns:a="http://schemas.openxmlformats.org/drawingml/2006/main" xmlns:pic="http://schemas.openxmlformats.org/drawingml/2006/picture">
-            <wp:extent cx="5577840" cy="3267021"/>
-            <wp:docPr id="28" name="Picture 28" descr="Day 4 D4-S04 的預期畫面示意" title="Day 4 D4-S04 的預期畫面示意"/>
+            <wp:extent cx="5577840" cy="1809029"/>
+            <wp:docPr id="26" name="Picture 26" descr="雜草町示例：Day 4 D4-S04 的預期畫面示意" title="雜草町示例：Day 4 D4-S04 的預期畫面示意"/>
             <wp:cNvGraphicFramePr>
               <a:graphicFrameLocks noChangeAspect="1"/>
             </wp:cNvGraphicFramePr>
@@ -24435,11 +24349,11 @@
               <a:graphicData uri="http://schemas.openxmlformats.org/drawingml/2006/picture">
                 <pic:pic>
                   <pic:nvPicPr>
-                    <pic:cNvPr id="0" name="figure-04.png"/>
+                    <pic:cNvPr id="0" name="D4-S04.png"/>
                     <pic:cNvPicPr/>
                   </pic:nvPicPr>
                   <pic:blipFill>
-                    <a:blip r:embed="rId36"/>
+                    <a:blip r:embed="rId34"/>
                     <a:stretch>
                       <a:fillRect/>
                     </a:stretch>
@@ -24447,7 +24361,7 @@
                   <pic:spPr>
                     <a:xfrm>
                       <a:off x="0" y="0"/>
-                      <a:ext cx="5577840" cy="3267021"/>
+                      <a:ext cx="5577840" cy="1809029"/>
                     </a:xfrm>
                     <a:prstGeom prst="rect"/>
                   </pic:spPr>
@@ -24469,7 +24383,7 @@
           <w:color w:val="595959"/>
           <w:sz w:val="18"/>
         </w:rPr>
-        <w:t>圖：完成 D4-S04 後可核對的畫面或輸出</w:t>
+        <w:t>圖：完成 D4-S04 後可核對的雜草町示例；你的精確數值依所選企業為準</w:t>
       </w:r>
     </w:p>
     <w:p>
@@ -24636,7 +24550,7 @@
         <w:t>預期輸出／合理範圍：</w:t>
       </w:r>
       <w:r>
-        <w:t>預設雜草町 X 為 1,500 列，訓練集 1,125、測試集 375；測試集中僅約 0.53% 為轉換，約 2 個正例。conversion_probability 介於 0 與 1。</w:t>
+        <w:t>X 應為 1,500 列，訓練集 1,125、測試集 375；conversion_probability 介於 0 與 1。請另外核對測試正例數，正例偏少時不得只看 accuracy。</w:t>
       </w:r>
     </w:p>
     <w:p>
@@ -24651,7 +24565,7 @@
         <w:t>結果解讀句型：</w:t>
       </w:r>
       <w:r>
-        <w:t>正例極少，accuracy 會被大量未轉換樣本支配，因此後續要看 precision、recall、混淆矩陣與 AUC。class_weight balanced 只是調整訓練損失，不會憑空增加真實轉換，也不能取代更多資料與穩健驗證。</w:t>
+        <w:t>正例少時，accuracy 會被大量未轉換樣本支配，因此後續要看 precision、recall、混淆矩陣與 AUC。class_weight 只調整訓練損失，不會增加真實轉換或取代更多資料。</w:t>
       </w:r>
     </w:p>
     <w:tbl>
@@ -24867,7 +24781,7 @@
         <w:drawing>
           <wp:inline xmlns:a="http://schemas.openxmlformats.org/drawingml/2006/main" xmlns:pic="http://schemas.openxmlformats.org/drawingml/2006/picture">
             <wp:extent cx="5577840" cy="3267021"/>
-            <wp:docPr id="29" name="Picture 29" descr="Day 4 D4-S05 的預期畫面示意" title="Day 4 D4-S05 的預期畫面示意"/>
+            <wp:docPr id="27" name="Picture 27" descr="雜草町示例：Day 4 D4-S05 的預期畫面示意" title="雜草町示例：Day 4 D4-S05 的預期畫面示意"/>
             <wp:cNvGraphicFramePr>
               <a:graphicFrameLocks noChangeAspect="1"/>
             </wp:cNvGraphicFramePr>
@@ -24875,11 +24789,11 @@
               <a:graphicData uri="http://schemas.openxmlformats.org/drawingml/2006/picture">
                 <pic:pic>
                   <pic:nvPicPr>
-                    <pic:cNvPr id="0" name="figure-05.png"/>
+                    <pic:cNvPr id="0" name="D4-S05.png"/>
                     <pic:cNvPicPr/>
                   </pic:nvPicPr>
                   <pic:blipFill>
-                    <a:blip r:embed="rId37"/>
+                    <a:blip r:embed="rId35"/>
                     <a:stretch>
                       <a:fillRect/>
                     </a:stretch>
@@ -24909,7 +24823,7 @@
           <w:color w:val="595959"/>
           <w:sz w:val="18"/>
         </w:rPr>
-        <w:t>圖：完成 D4-S05 後可核對的畫面或輸出</w:t>
+        <w:t>圖：完成 D4-S05 後可核對的雜草町示例；你的精確數值依所選企業為準</w:t>
       </w:r>
     </w:p>
     <w:p>
@@ -25004,7 +24918,7 @@
         </w:numPr>
       </w:pPr>
       <w:r>
-        <w:t>對預設雜草町核對混淆矩陣約為 [[356,17],[1,1]]。</w:t>
+        <w:t>核對目前企業的 2×2 混淆矩陣四格合計為 375；精確 TN、FP、FN、TP 以專屬 Notebook 為準。</w:t>
       </w:r>
     </w:p>
     <w:p>
@@ -25076,7 +24990,7 @@
         <w:t>預期輸出／合理範圍：</w:t>
       </w:r>
       <w:r>
-        <w:t>預設雜草町 threshold=0.50、precision 約 0.056、recall 0.500、ROC-AUC 約 0.958；混淆矩陣 TN=356、FP=17、FN=1、TP=1。</w:t>
+        <w:t>輸出預設門檻的 precision、recall、ROC-AUC 與 2×2 混淆矩陣，且 TN+FP+FN+TP 應等於 375。精確指標與錯誤數依所選企業為準。</w:t>
       </w:r>
     </w:p>
     <w:p>
@@ -25091,7 +25005,7 @@
         <w:t>結果解讀句型：</w:t>
       </w:r>
       <w:r>
-        <w:t>模型抓到測試集中 2 個轉換者的 1 個，但預測為正的 18 人中只有 1 人真的轉換。AUC 顯示排序能力可能不錯，卻不代表以 0.5 門檻投放就有效；正例太少也使指標非常不穩。</w:t>
+        <w:t>AUC 描述整體排序能力，precision 說明被模型挑中的名單有多少真的轉換，recall 說明真實轉換被找回多少。門檻是否可用還要回到 FP、FN 成本與名單容量。</w:t>
       </w:r>
     </w:p>
     <w:tbl>
@@ -25301,6 +25215,59 @@
     </w:p>
     <w:p>
       <w:pPr>
+        <w:jc w:val="center"/>
+      </w:pPr>
+      <w:r>
+        <w:drawing>
+          <wp:inline xmlns:a="http://schemas.openxmlformats.org/drawingml/2006/main" xmlns:pic="http://schemas.openxmlformats.org/drawingml/2006/picture">
+            <wp:extent cx="5577840" cy="4320731"/>
+            <wp:docPr id="28" name="Picture 28" descr="雜草町示例：Day 4 D4-S06 的預期畫面示意" title="雜草町示例：Day 4 D4-S06 的預期畫面示意"/>
+            <wp:cNvGraphicFramePr>
+              <a:graphicFrameLocks noChangeAspect="1"/>
+            </wp:cNvGraphicFramePr>
+            <a:graphic>
+              <a:graphicData uri="http://schemas.openxmlformats.org/drawingml/2006/picture">
+                <pic:pic>
+                  <pic:nvPicPr>
+                    <pic:cNvPr id="0" name="D4-S06.png"/>
+                    <pic:cNvPicPr/>
+                  </pic:nvPicPr>
+                  <pic:blipFill>
+                    <a:blip r:embed="rId36"/>
+                    <a:stretch>
+                      <a:fillRect/>
+                    </a:stretch>
+                  </pic:blipFill>
+                  <pic:spPr>
+                    <a:xfrm>
+                      <a:off x="0" y="0"/>
+                      <a:ext cx="5577840" cy="4320731"/>
+                    </a:xfrm>
+                    <a:prstGeom prst="rect"/>
+                  </pic:spPr>
+                </pic:pic>
+              </a:graphicData>
+            </a:graphic>
+          </wp:inline>
+        </w:drawing>
+      </w:r>
+    </w:p>
+    <w:p>
+      <w:pPr>
+        <w:spacing w:after="160"/>
+        <w:jc w:val="center"/>
+      </w:pPr>
+      <w:r>
+        <w:rPr>
+          <w:i/>
+          <w:color w:val="595959"/>
+          <w:sz w:val="18"/>
+        </w:rPr>
+        <w:t>圖：完成 D4-S06 後可核對的雜草町示例；你的精確數值依所選企業為準</w:t>
+      </w:r>
+    </w:p>
+    <w:p>
+      <w:pPr>
         <w:pStyle w:val="Heading2"/>
       </w:pPr>
       <w:r>
@@ -25391,7 +25358,7 @@
         </w:numPr>
       </w:pPr>
       <w:r>
-        <w:t>觀察門檻提高時被選中的人變少，預設雜草町 false_positive 由 23 降到 12。</w:t>
+        <w:t>觀察門檻提高時預測正例數與 false positive 如何改變；方向及精確數量以目前企業專屬 Notebook 為準。</w:t>
       </w:r>
     </w:p>
     <w:p>
@@ -25463,7 +25430,7 @@
         <w:t>預期輸出／合理範圍：</w:t>
       </w:r>
       <w:r>
-        <w:t>預設雜草町 0.25/0.50/0.70 的 precision 約 0.042/0.056/0.077；recall 皆 0.5；FP 約 23/17/12；FN 皆 1。</w:t>
+        <w:t>門檻表應比較 0.25、0.50、0.70 的 precision、recall、FP、FN 與預測正例數。門檻提高通常縮小名單，但各指標是否單調仍依專屬測試資料為準。</w:t>
       </w:r>
     </w:p>
     <w:p>
@@ -25478,7 +25445,7 @@
         <w:t>結果解讀句型：</w:t>
       </w:r>
       <w:r>
-        <w:t>提高門檻減少預測為正與 false positive，因此 precision 上升；但本測試集只有兩個正例，三個門檻剛好都抓到同一個正例。這只是離散小樣本結果，不能宣稱 0.7 永遠最佳。</w:t>
+        <w:t>門檻改變的是把誰判為正例，因此會形成 precision、recall 與名單量取捨。正例很少時，一筆個案就可能明顯改變百分比；不可把某個門檻當成所有企業的固定答案。</w:t>
       </w:r>
     </w:p>
     <w:tbl>
@@ -25688,6 +25655,59 @@
     </w:p>
     <w:p>
       <w:pPr>
+        <w:jc w:val="center"/>
+      </w:pPr>
+      <w:r>
+        <w:drawing>
+          <wp:inline xmlns:a="http://schemas.openxmlformats.org/drawingml/2006/main" xmlns:pic="http://schemas.openxmlformats.org/drawingml/2006/picture">
+            <wp:extent cx="5577840" cy="3131419"/>
+            <wp:docPr id="29" name="Picture 29" descr="雜草町示例：Day 4 D4-S07 的預期畫面示意" title="雜草町示例：Day 4 D4-S07 的預期畫面示意"/>
+            <wp:cNvGraphicFramePr>
+              <a:graphicFrameLocks noChangeAspect="1"/>
+            </wp:cNvGraphicFramePr>
+            <a:graphic>
+              <a:graphicData uri="http://schemas.openxmlformats.org/drawingml/2006/picture">
+                <pic:pic>
+                  <pic:nvPicPr>
+                    <pic:cNvPr id="0" name="D4-S07.png"/>
+                    <pic:cNvPicPr/>
+                  </pic:nvPicPr>
+                  <pic:blipFill>
+                    <a:blip r:embed="rId37"/>
+                    <a:stretch>
+                      <a:fillRect/>
+                    </a:stretch>
+                  </pic:blipFill>
+                  <pic:spPr>
+                    <a:xfrm>
+                      <a:off x="0" y="0"/>
+                      <a:ext cx="5577840" cy="3131419"/>
+                    </a:xfrm>
+                    <a:prstGeom prst="rect"/>
+                  </pic:spPr>
+                </pic:pic>
+              </a:graphicData>
+            </a:graphic>
+          </wp:inline>
+        </w:drawing>
+      </w:r>
+    </w:p>
+    <w:p>
+      <w:pPr>
+        <w:spacing w:after="160"/>
+        <w:jc w:val="center"/>
+      </w:pPr>
+      <w:r>
+        <w:rPr>
+          <w:i/>
+          <w:color w:val="595959"/>
+          <w:sz w:val="18"/>
+        </w:rPr>
+        <w:t>圖：完成 D4-S07 後可核對的雜草町示例；你的精確數值依所選企業為準</w:t>
+      </w:r>
+    </w:p>
+    <w:p>
+      <w:pPr>
         <w:pStyle w:val="Heading2"/>
       </w:pPr>
       <w:r>
@@ -25767,7 +25787,7 @@
         </w:numPr>
       </w:pPr>
       <w:r>
-        <w:t>核對三門檻各自的 estimated_error_cost，預設雜草町約為 2,290、1,810、1,410。</w:t>
+        <w:t>核對三個門檻各自的 estimated_error_cost，並標出目前成本假設下較低的候選；精確金額依企業專屬輸出為準。</w:t>
       </w:r>
     </w:p>
     <w:p>
@@ -25850,7 +25870,7 @@
         <w:t>預期輸出／合理範圍：</w:t>
       </w:r>
       <w:r>
-        <w:t>基準成本下 0.25 約 2,290、0.50 約 1,810、0.70 約 1,410，因此簡化成本最低門檻為 0.70。</w:t>
+        <w:t>成本表應以同一組 FP 與 FN 單位成本計算三個門檻的總錯誤成本，並標出成本較低的候選門檻。調整成本後結果可改變，請保留參數紀錄。</w:t>
       </w:r>
     </w:p>
     <w:p>
@@ -25865,7 +25885,7 @@
         <w:t>結果解讀句型：</w:t>
       </w:r>
       <w:r>
-        <w:t>0.70 勝出是因三門檻 FN 都為 1，而提高門檻降低 FP；若 FN 成本、名單價值、容量或資料切分改變，最佳門檻可能改變。成本模型是討論工具，不是客觀真理。</w:t>
+        <w:t>最佳門檻取決於 FP、FN 的錯誤成本、名單容量與資料切分，不是模型自動給出的客觀真理。請說明採用的成本假設，並至少測試一組替代情境。</w:t>
       </w:r>
     </w:p>
     <w:tbl>
@@ -26176,7 +26196,7 @@
         </w:numPr>
       </w:pPr>
       <w:r>
-        <w:t>對預設雜草町核對 Email 570,000、LINE 232,000、Google 82,000、Meta 58,000、YouTube 58,000。</w:t>
+        <w:t>核對目前企業五個通路的預算列，確認核心額度與探索額度合計恰為 1,000,000 元；各通路精確金額依專屬輸出為準。</w:t>
       </w:r>
     </w:p>
     <w:p>
@@ -26237,7 +26257,7 @@
         <w:t>預期輸出／合理範圍：</w:t>
       </w:r>
       <w:r>
-        <w:t>預設雜草町基準方案合計 1,000,000：Email 570,000、LINE 232,000、Google 82,000、Meta 58,000、YouTube 58,000。</w:t>
+        <w:t>預算表應有五個通路，核心配置與探索額度加總必須恰為 1,000,000 元。各通路配置會隨所選企業的貢獻分數改變，請核對總額守恆。</w:t>
       </w:r>
     </w:p>
     <w:p>
@@ -26252,7 +26272,7 @@
         <w:t>結果解讀句型：</w:t>
       </w:r>
       <w:r>
-        <w:t>方案把歷史正貢獻視為核心訊號，同時為每個通路保留探索額度，避免一次把未來學習關閉。這不是最佳化證明；效率可能隨預算擴大衰減，負值通路的最低分數與平均探索都是教學規則。</w:t>
+        <w:t>預算規則把歷史貢獻當成核心訊號，同時保留探索額度，避免一次關閉未來學習。這不是最佳化證明；效率可能隨預算擴大衰減，正式投放仍需 A/B test 與停止條件。</w:t>
       </w:r>
     </w:p>
     <w:tbl>
